--- a/6-过程管理/流程制度规范类文件/060103-服务报告管理制度-.docx
+++ b/6-过程管理/流程制度规范类文件/060103-服务报告管理制度-.docx
@@ -1,14 +1,13 @@
 
 <file path=word/document.xml><?xml version="1.0" encoding="utf-8"?>
-<w:document xmlns:wpc="http://schemas.microsoft.com/office/word/2010/wordprocessingCanvas" xmlns:mc="http://schemas.openxmlformats.org/markup-compatibility/2006" xmlns:o="urn:schemas-microsoft-com:office:office" xmlns:r="http://schemas.openxmlformats.org/officeDocument/2006/relationships" xmlns:m="http://schemas.openxmlformats.org/officeDocument/2006/math" xmlns:v="urn:schemas-microsoft-com:vml" xmlns:wp14="http://schemas.microsoft.com/office/word/2010/wordprocessingDrawing" xmlns:wp="http://schemas.openxmlformats.org/drawingml/2006/wordprocessingDrawing" xmlns:w10="urn:schemas-microsoft-com:office:word" xmlns:w="http://schemas.openxmlformats.org/wordprocessingml/2006/main" xmlns:w14="http://schemas.microsoft.com/office/word/2010/wordml" xmlns:w15="http://schemas.microsoft.com/office/word/2012/wordml" xmlns:wne="http://schemas.microsoft.com/office/word/2006/wordml" xmlns:wpg="http://schemas.microsoft.com/office/word/2010/wordprocessingGroup" xmlns:wpi="http://schemas.microsoft.com/office/word/2010/wordprocessingInk" xmlns:wps="http://schemas.microsoft.com/office/word/2010/wordprocessingShape" mc:Ignorable="w14 w15 wp14">
-  <!-- Generated by Aspose.Words for .NET 13.3.0.1 -->
+<w:document xmlns:wpc="http://schemas.microsoft.com/office/word/2010/wordprocessingCanvas" xmlns:mc="http://schemas.openxmlformats.org/markup-compatibility/2006" xmlns:o="urn:schemas-microsoft-com:office:office" xmlns:r="http://schemas.openxmlformats.org/officeDocument/2006/relationships" xmlns:m="http://schemas.openxmlformats.org/officeDocument/2006/math" xmlns:v="urn:schemas-microsoft-com:vml" xmlns:wp14="http://schemas.microsoft.com/office/word/2010/wordprocessingDrawing" xmlns:wp="http://schemas.openxmlformats.org/drawingml/2006/wordprocessingDrawing" xmlns:w="http://schemas.openxmlformats.org/wordprocessingml/2006/main" xmlns:w14="http://schemas.microsoft.com/office/word/2010/wordml" xmlns:w10="urn:schemas-microsoft-com:office:word" xmlns:w15="http://schemas.microsoft.com/office/word/2012/wordml" xmlns:wpg="http://schemas.microsoft.com/office/word/2010/wordprocessingGroup" xmlns:wpi="http://schemas.microsoft.com/office/word/2010/wordprocessingInk" xmlns:wne="http://schemas.microsoft.com/office/word/2006/wordml" xmlns:wps="http://schemas.microsoft.com/office/word/2010/wordprocessingShape" xmlns:wpsCustomData="http://www.wps.cn/officeDocument/2013/wpsCustomData" mc:Ignorable="w14 w15 wp14">
   <w:body>
     <w:p>
       <w:pPr>
         <w:spacing w:before="78" w:line="219" w:lineRule="auto"/>
         <w:ind w:left="25"/>
         <w:rPr>
-          <w:rFonts w:ascii="宋体" w:eastAsia="宋体" w:hAnsi="宋体" w:cs="宋体" w:hint="default"/>
+          <w:rFonts w:hint="default" w:ascii="宋体" w:hAnsi="宋体" w:eastAsia="宋体" w:cs="宋体"/>
           <w:sz w:val="24"/>
           <w:szCs w:val="24"/>
           <w:lang w:val="en-US" w:eastAsia="zh-CN"/>
@@ -16,7 +15,7 @@
       </w:pPr>
       <w:r>
         <w:rPr>
-          <w:rFonts w:ascii="宋体" w:eastAsia="宋体" w:hAnsi="宋体" w:cs="宋体"/>
+          <w:rFonts w:ascii="宋体" w:hAnsi="宋体" w:eastAsia="宋体" w:cs="宋体"/>
           <w:b/>
           <w:bCs/>
           <w:spacing w:val="-3"/>
@@ -27,7 +26,7 @@
       </w:r>
       <w:r>
         <w:rPr>
-          <w:rFonts w:ascii="宋体" w:eastAsia="宋体" w:hAnsi="宋体" w:cs="宋体" w:hint="eastAsia"/>
+          <w:rFonts w:hint="eastAsia" w:ascii="宋体" w:hAnsi="宋体" w:eastAsia="宋体" w:cs="宋体"/>
           <w:b/>
           <w:bCs/>
           <w:spacing w:val="-3"/>
@@ -39,7 +38,7 @@
       </w:r>
       <w:r>
         <w:rPr>
-          <w:rFonts w:ascii="宋体" w:eastAsia="宋体" w:hAnsi="宋体" w:cs="宋体"/>
+          <w:rFonts w:ascii="宋体" w:hAnsi="宋体" w:eastAsia="宋体" w:cs="宋体"/>
           <w:b/>
           <w:bCs/>
           <w:spacing w:val="-3"/>
@@ -50,7 +49,7 @@
       </w:r>
       <w:r>
         <w:rPr>
-          <w:rFonts w:ascii="宋体" w:eastAsia="宋体" w:hAnsi="宋体" w:cs="宋体" w:hint="eastAsia"/>
+          <w:rFonts w:hint="eastAsia" w:ascii="宋体" w:hAnsi="宋体" w:eastAsia="宋体" w:cs="宋体"/>
           <w:b/>
           <w:bCs/>
           <w:spacing w:val="-3"/>
@@ -80,14 +79,14 @@
         <w:ind w:left="23"/>
         <w:textAlignment w:val="auto"/>
         <w:rPr>
-          <w:rFonts w:ascii="宋体" w:eastAsia="宋体" w:hAnsi="宋体" w:cs="宋体"/>
+          <w:rFonts w:ascii="宋体" w:hAnsi="宋体" w:eastAsia="宋体" w:cs="宋体"/>
           <w:sz w:val="24"/>
           <w:szCs w:val="24"/>
         </w:rPr>
       </w:pPr>
       <w:r>
         <w:rPr>
-          <w:rFonts w:ascii="宋体" w:eastAsia="宋体" w:hAnsi="宋体" w:cs="宋体"/>
+          <w:rFonts w:ascii="宋体" w:hAnsi="宋体" w:eastAsia="宋体" w:cs="宋体"/>
           <w:b/>
           <w:bCs/>
           <w:spacing w:val="240"/>
@@ -99,7 +98,7 @@
       </w:r>
       <w:r>
         <w:rPr>
-          <w:rFonts w:ascii="宋体" w:eastAsia="宋体" w:hAnsi="宋体" w:cs="宋体"/>
+          <w:rFonts w:ascii="宋体" w:hAnsi="宋体" w:eastAsia="宋体" w:cs="宋体"/>
           <w:b/>
           <w:bCs/>
           <w:spacing w:val="0"/>
@@ -111,7 +110,7 @@
       </w:r>
       <w:r>
         <w:rPr>
-          <w:rFonts w:ascii="宋体" w:eastAsia="宋体" w:hAnsi="宋体" w:cs="宋体"/>
+          <w:rFonts w:ascii="宋体" w:hAnsi="宋体" w:eastAsia="宋体" w:cs="宋体"/>
           <w:b/>
           <w:bCs/>
           <w:spacing w:val="-5"/>
@@ -123,7 +122,7 @@
     </w:p>
     <w:p>
       <w:pPr>
-        <w:pStyle w:val="a"/>
+        <w:pStyle w:val="24"/>
         <w:bidi w:val="0"/>
       </w:pPr>
       <w:bookmarkStart w:id="0" w:name="_Toc14017"/>
@@ -138,7 +137,7 @@
     </w:p>
     <w:p>
       <w:pPr>
-        <w:pStyle w:val="a0"/>
+        <w:pStyle w:val="25"/>
         <w:bidi w:val="0"/>
         <w:rPr>
           <w:rFonts w:hint="default"/>
@@ -157,17 +156,18 @@
     </w:p>
     <w:tbl>
       <w:tblPr>
-        <w:tblStyle w:val="TableGrid"/>
+        <w:tblStyle w:val="21"/>
         <w:tblW w:w="0" w:type="auto"/>
         <w:tblInd w:w="2443" w:type="dxa"/>
         <w:tblBorders>
-          <w:top w:val="nil"/>
-          <w:left w:val="nil"/>
-          <w:bottom w:val="nil"/>
-          <w:right w:val="nil"/>
-          <w:insideH w:val="nil"/>
-          <w:insideV w:val="nil"/>
+          <w:top w:val="none" w:color="auto" w:sz="0" w:space="0"/>
+          <w:left w:val="none" w:color="auto" w:sz="0" w:space="0"/>
+          <w:bottom w:val="none" w:color="auto" w:sz="0" w:space="0"/>
+          <w:right w:val="none" w:color="auto" w:sz="0" w:space="0"/>
+          <w:insideH w:val="none" w:color="auto" w:sz="0" w:space="0"/>
+          <w:insideV w:val="none" w:color="auto" w:sz="0" w:space="0"/>
         </w:tblBorders>
+        <w:tblLayout w:type="autofit"/>
         <w:tblCellMar>
           <w:top w:w="0" w:type="dxa"/>
           <w:left w:w="108" w:type="dxa"/>
@@ -181,15 +181,13 @@
       </w:tblGrid>
       <w:tr>
         <w:tblPrEx>
-          <w:tblW w:w="0" w:type="auto"/>
-          <w:tblInd w:w="2443" w:type="dxa"/>
           <w:tblBorders>
-            <w:top w:val="nil"/>
-            <w:left w:val="nil"/>
-            <w:bottom w:val="nil"/>
-            <w:right w:val="nil"/>
-            <w:insideH w:val="nil"/>
-            <w:insideV w:val="nil"/>
+            <w:top w:val="none" w:color="auto" w:sz="0" w:space="0"/>
+            <w:left w:val="none" w:color="auto" w:sz="0" w:space="0"/>
+            <w:bottom w:val="none" w:color="auto" w:sz="0" w:space="0"/>
+            <w:right w:val="none" w:color="auto" w:sz="0" w:space="0"/>
+            <w:insideH w:val="none" w:color="auto" w:sz="0" w:space="0"/>
+            <w:insideV w:val="none" w:color="auto" w:sz="0" w:space="0"/>
           </w:tblBorders>
           <w:tblCellMar>
             <w:top w:w="0" w:type="dxa"/>
@@ -199,7 +197,7 @@
           </w:tblCellMar>
         </w:tblPrEx>
         <w:trPr>
-          <w:trHeight w:val="810"/>
+          <w:trHeight w:val="810" w:hRule="atLeast"/>
         </w:trPr>
         <w:tc>
           <w:tcPr>
@@ -230,7 +228,7 @@
             </w:r>
             <w:r>
               <w:rPr>
-                <w:rFonts w:asciiTheme="minorAscii" w:eastAsiaTheme="minorEastAsia" w:hAnsiTheme="minorAscii" w:hint="default"/>
+                <w:rFonts w:hint="default" w:asciiTheme="minorAscii" w:hAnsiTheme="minorAscii" w:eastAsiaTheme="minorEastAsia"/>
                 <w:spacing w:val="227"/>
                 <w:sz w:val="21"/>
                 <w:vertAlign w:val="baseline"/>
@@ -278,7 +276,7 @@
             </w:r>
             <w:r>
               <w:rPr>
-                <w:rFonts w:asciiTheme="minorAscii" w:eastAsiaTheme="minorEastAsia" w:hAnsiTheme="minorAscii" w:hint="eastAsia"/>
+                <w:rFonts w:hint="eastAsia" w:asciiTheme="minorAscii" w:hAnsiTheme="minorAscii" w:eastAsiaTheme="minorEastAsia"/>
                 <w:spacing w:val="227"/>
                 <w:sz w:val="21"/>
                 <w:vertAlign w:val="baseline"/>
@@ -300,8 +298,14 @@
       </w:tr>
       <w:tr>
         <w:tblPrEx>
-          <w:tblW w:w="0" w:type="auto"/>
-          <w:tblInd w:w="2443" w:type="dxa"/>
+          <w:tblBorders>
+            <w:top w:val="none" w:color="auto" w:sz="0" w:space="0"/>
+            <w:left w:val="none" w:color="auto" w:sz="0" w:space="0"/>
+            <w:bottom w:val="none" w:color="auto" w:sz="0" w:space="0"/>
+            <w:right w:val="none" w:color="auto" w:sz="0" w:space="0"/>
+            <w:insideH w:val="none" w:color="auto" w:sz="0" w:space="0"/>
+            <w:insideV w:val="none" w:color="auto" w:sz="0" w:space="0"/>
+          </w:tblBorders>
           <w:tblCellMar>
             <w:top w:w="0" w:type="dxa"/>
             <w:left w:w="108" w:type="dxa"/>
@@ -310,7 +314,7 @@
           </w:tblCellMar>
         </w:tblPrEx>
         <w:trPr>
-          <w:trHeight w:val="810"/>
+          <w:trHeight w:val="810" w:hRule="atLeast"/>
         </w:trPr>
         <w:tc>
           <w:tcPr>
@@ -327,7 +331,7 @@
               <w:overflowPunct/>
               <w:bidi w:val="0"/>
               <w:rPr>
-                <w:rFonts w:ascii="Arial" w:eastAsia="Arial" w:hAnsi="Arial" w:cs="Arial" w:hint="eastAsia"/>
+                <w:rFonts w:hint="eastAsia" w:ascii="Arial" w:hAnsi="Arial" w:eastAsia="Arial" w:cs="Arial"/>
                 <w:snapToGrid w:val="0"/>
                 <w:color w:val="000000"/>
                 <w:kern w:val="0"/>
@@ -347,7 +351,7 @@
             </w:r>
             <w:r>
               <w:rPr>
-                <w:rFonts w:asciiTheme="minorAscii" w:eastAsiaTheme="minorEastAsia" w:hAnsiTheme="minorAscii" w:hint="default"/>
+                <w:rFonts w:hint="default" w:asciiTheme="minorAscii" w:hAnsiTheme="minorAscii" w:eastAsiaTheme="minorEastAsia"/>
                 <w:spacing w:val="227"/>
                 <w:sz w:val="21"/>
                 <w:vertAlign w:val="baseline"/>
@@ -380,7 +384,7 @@
               <w:overflowPunct/>
               <w:bidi w:val="0"/>
               <w:rPr>
-                <w:rFonts w:ascii="Arial" w:eastAsia="Arial" w:hAnsi="Arial" w:cs="Arial" w:hint="eastAsia"/>
+                <w:rFonts w:hint="eastAsia" w:ascii="Arial" w:hAnsi="Arial" w:eastAsia="Arial" w:cs="Arial"/>
                 <w:snapToGrid w:val="0"/>
                 <w:color w:val="000000"/>
                 <w:kern w:val="0"/>
@@ -396,11 +400,21 @@
                 <w:vertAlign w:val="baseline"/>
                 <w:lang w:val="en-US" w:eastAsia="zh-CN"/>
               </w:rPr>
-              <w:t>编制时间</w:t>
+              <w:t>审核</w:t>
+            </w:r>
+            <w:bookmarkStart w:id="27" w:name="_GoBack"/>
+            <w:bookmarkEnd w:id="27"/>
+            <w:r>
+              <w:rPr>
+                <w:rFonts w:hint="eastAsia"/>
+                <w:vertAlign w:val="baseline"/>
+                <w:lang w:val="en-US" w:eastAsia="zh-CN"/>
+              </w:rPr>
+              <w:t>时间</w:t>
             </w:r>
             <w:r>
               <w:rPr>
-                <w:rFonts w:asciiTheme="minorAscii" w:eastAsiaTheme="minorEastAsia" w:hAnsiTheme="minorAscii" w:hint="eastAsia"/>
+                <w:rFonts w:hint="eastAsia" w:asciiTheme="minorAscii" w:hAnsiTheme="minorAscii" w:eastAsiaTheme="minorEastAsia"/>
                 <w:spacing w:val="227"/>
                 <w:sz w:val="21"/>
                 <w:vertAlign w:val="baseline"/>
@@ -422,8 +436,14 @@
       </w:tr>
       <w:tr>
         <w:tblPrEx>
-          <w:tblW w:w="0" w:type="auto"/>
-          <w:tblInd w:w="2443" w:type="dxa"/>
+          <w:tblBorders>
+            <w:top w:val="none" w:color="auto" w:sz="0" w:space="0"/>
+            <w:left w:val="none" w:color="auto" w:sz="0" w:space="0"/>
+            <w:bottom w:val="none" w:color="auto" w:sz="0" w:space="0"/>
+            <w:right w:val="none" w:color="auto" w:sz="0" w:space="0"/>
+            <w:insideH w:val="none" w:color="auto" w:sz="0" w:space="0"/>
+            <w:insideV w:val="none" w:color="auto" w:sz="0" w:space="0"/>
+          </w:tblBorders>
           <w:tblCellMar>
             <w:top w:w="0" w:type="dxa"/>
             <w:left w:w="108" w:type="dxa"/>
@@ -432,7 +452,7 @@
           </w:tblCellMar>
         </w:tblPrEx>
         <w:trPr>
-          <w:trHeight w:val="635"/>
+          <w:trHeight w:val="635" w:hRule="atLeast"/>
         </w:trPr>
         <w:tc>
           <w:tcPr>
@@ -463,7 +483,7 @@
             </w:r>
             <w:r>
               <w:rPr>
-                <w:rFonts w:asciiTheme="minorAscii" w:eastAsiaTheme="minorEastAsia" w:hAnsiTheme="minorAscii" w:hint="eastAsia"/>
+                <w:rFonts w:hint="eastAsia" w:asciiTheme="minorAscii" w:hAnsiTheme="minorAscii" w:eastAsiaTheme="minorEastAsia"/>
                 <w:spacing w:val="227"/>
                 <w:sz w:val="21"/>
                 <w:vertAlign w:val="baseline"/>
@@ -510,7 +530,7 @@
             </w:r>
             <w:r>
               <w:rPr>
-                <w:rFonts w:asciiTheme="minorAscii" w:eastAsiaTheme="minorEastAsia" w:hAnsiTheme="minorAscii" w:hint="eastAsia"/>
+                <w:rFonts w:hint="eastAsia" w:asciiTheme="minorAscii" w:hAnsiTheme="minorAscii" w:eastAsiaTheme="minorEastAsia"/>
                 <w:spacing w:val="227"/>
                 <w:sz w:val="21"/>
                 <w:vertAlign w:val="baseline"/>
@@ -541,14 +561,14 @@
         <w:spacing w:before="153" w:line="225" w:lineRule="auto"/>
         <w:ind w:left="3634"/>
         <w:rPr>
-          <w:rFonts w:ascii="宋体" w:eastAsia="宋体" w:hAnsi="宋体" w:cs="宋体"/>
+          <w:rFonts w:ascii="宋体" w:hAnsi="宋体" w:eastAsia="宋体" w:cs="宋体"/>
           <w:sz w:val="31"/>
           <w:szCs w:val="31"/>
         </w:rPr>
       </w:pPr>
       <w:r>
         <w:rPr>
-          <w:rFonts w:ascii="宋体" w:eastAsia="宋体" w:hAnsi="宋体" w:cs="宋体"/>
+          <w:rFonts w:ascii="宋体" w:hAnsi="宋体" w:eastAsia="宋体" w:cs="宋体"/>
           <w:b/>
           <w:bCs/>
           <w:spacing w:val="4"/>
@@ -560,16 +580,16 @@
     </w:p>
     <w:tbl>
       <w:tblPr>
-        <w:tblStyle w:val="TableNormal0"/>
+        <w:tblStyle w:val="26"/>
         <w:tblW w:w="8301" w:type="dxa"/>
         <w:tblInd w:w="2" w:type="dxa"/>
         <w:tblBorders>
-          <w:top w:val="single" w:sz="2" w:space="0" w:color="000000"/>
-          <w:left w:val="single" w:sz="2" w:space="0" w:color="000000"/>
-          <w:bottom w:val="single" w:sz="2" w:space="0" w:color="000000"/>
-          <w:right w:val="single" w:sz="2" w:space="0" w:color="000000"/>
-          <w:insideH w:val="single" w:sz="2" w:space="0" w:color="000000"/>
-          <w:insideV w:val="single" w:sz="2" w:space="0" w:color="000000"/>
+          <w:top w:val="single" w:color="000000" w:sz="2" w:space="0"/>
+          <w:left w:val="single" w:color="000000" w:sz="2" w:space="0"/>
+          <w:bottom w:val="single" w:color="000000" w:sz="2" w:space="0"/>
+          <w:right w:val="single" w:color="000000" w:sz="2" w:space="0"/>
+          <w:insideH w:val="single" w:color="000000" w:sz="2" w:space="0"/>
+          <w:insideV w:val="single" w:color="000000" w:sz="2" w:space="0"/>
         </w:tblBorders>
         <w:tblLayout w:type="fixed"/>
         <w:tblCellMar>
@@ -589,17 +609,14 @@
       </w:tblGrid>
       <w:tr>
         <w:tblPrEx>
-          <w:tblW w:w="8301" w:type="dxa"/>
-          <w:tblInd w:w="2" w:type="dxa"/>
           <w:tblBorders>
-            <w:top w:val="single" w:sz="2" w:space="0" w:color="000000"/>
-            <w:left w:val="single" w:sz="2" w:space="0" w:color="000000"/>
-            <w:bottom w:val="single" w:sz="2" w:space="0" w:color="000000"/>
-            <w:right w:val="single" w:sz="2" w:space="0" w:color="000000"/>
-            <w:insideH w:val="single" w:sz="2" w:space="0" w:color="000000"/>
-            <w:insideV w:val="single" w:sz="2" w:space="0" w:color="000000"/>
+            <w:top w:val="single" w:color="000000" w:sz="2" w:space="0"/>
+            <w:left w:val="single" w:color="000000" w:sz="2" w:space="0"/>
+            <w:bottom w:val="single" w:color="000000" w:sz="2" w:space="0"/>
+            <w:right w:val="single" w:color="000000" w:sz="2" w:space="0"/>
+            <w:insideH w:val="single" w:color="000000" w:sz="2" w:space="0"/>
+            <w:insideV w:val="single" w:color="000000" w:sz="2" w:space="0"/>
           </w:tblBorders>
-          <w:tblLayout w:type="fixed"/>
           <w:tblCellMar>
             <w:top w:w="0" w:type="dxa"/>
             <w:left w:w="0" w:type="dxa"/>
@@ -608,7 +625,7 @@
           </w:tblCellMar>
         </w:tblPrEx>
         <w:trPr>
-          <w:trHeight w:val="593"/>
+          <w:trHeight w:val="593" w:hRule="atLeast"/>
         </w:trPr>
         <w:tc>
           <w:tcPr>
@@ -619,14 +636,14 @@
               <w:spacing w:before="176" w:line="228" w:lineRule="auto"/>
               <w:ind w:left="607"/>
               <w:rPr>
-                <w:rFonts w:ascii="宋体" w:eastAsia="宋体" w:hAnsi="宋体" w:cs="宋体"/>
+                <w:rFonts w:ascii="宋体" w:hAnsi="宋体" w:eastAsia="宋体" w:cs="宋体"/>
                 <w:sz w:val="20"/>
                 <w:szCs w:val="20"/>
               </w:rPr>
             </w:pPr>
             <w:r>
               <w:rPr>
-                <w:rFonts w:ascii="宋体" w:eastAsia="宋体" w:hAnsi="宋体" w:cs="宋体"/>
+                <w:rFonts w:ascii="宋体" w:hAnsi="宋体" w:eastAsia="宋体" w:cs="宋体"/>
                 <w:spacing w:val="-14"/>
                 <w:sz w:val="20"/>
                 <w:szCs w:val="20"/>
@@ -644,14 +661,14 @@
               <w:spacing w:before="175" w:line="227" w:lineRule="auto"/>
               <w:ind w:left="253"/>
               <w:rPr>
-                <w:rFonts w:ascii="宋体" w:eastAsia="宋体" w:hAnsi="宋体" w:cs="宋体"/>
+                <w:rFonts w:ascii="宋体" w:hAnsi="宋体" w:eastAsia="宋体" w:cs="宋体"/>
                 <w:sz w:val="20"/>
                 <w:szCs w:val="20"/>
               </w:rPr>
             </w:pPr>
             <w:r>
               <w:rPr>
-                <w:rFonts w:ascii="宋体" w:eastAsia="宋体" w:hAnsi="宋体" w:cs="宋体"/>
+                <w:rFonts w:ascii="宋体" w:hAnsi="宋体" w:eastAsia="宋体" w:cs="宋体"/>
                 <w:spacing w:val="4"/>
                 <w:sz w:val="20"/>
                 <w:szCs w:val="20"/>
@@ -669,14 +686,14 @@
               <w:spacing w:before="175" w:line="228" w:lineRule="auto"/>
               <w:ind w:left="730"/>
               <w:rPr>
-                <w:rFonts w:ascii="宋体" w:eastAsia="宋体" w:hAnsi="宋体" w:cs="宋体"/>
+                <w:rFonts w:ascii="宋体" w:hAnsi="宋体" w:eastAsia="宋体" w:cs="宋体"/>
                 <w:sz w:val="20"/>
                 <w:szCs w:val="20"/>
               </w:rPr>
             </w:pPr>
             <w:r>
               <w:rPr>
-                <w:rFonts w:ascii="宋体" w:eastAsia="宋体" w:hAnsi="宋体" w:cs="宋体"/>
+                <w:rFonts w:ascii="宋体" w:hAnsi="宋体" w:eastAsia="宋体" w:cs="宋体"/>
                 <w:spacing w:val="7"/>
                 <w:sz w:val="20"/>
                 <w:szCs w:val="20"/>
@@ -694,14 +711,14 @@
               <w:spacing w:before="175" w:line="228" w:lineRule="auto"/>
               <w:ind w:left="310"/>
               <w:rPr>
-                <w:rFonts w:ascii="宋体" w:eastAsia="宋体" w:hAnsi="宋体" w:cs="宋体"/>
+                <w:rFonts w:ascii="宋体" w:hAnsi="宋体" w:eastAsia="宋体" w:cs="宋体"/>
                 <w:sz w:val="20"/>
                 <w:szCs w:val="20"/>
               </w:rPr>
             </w:pPr>
             <w:r>
               <w:rPr>
-                <w:rFonts w:ascii="宋体" w:eastAsia="宋体" w:hAnsi="宋体" w:cs="宋体"/>
+                <w:rFonts w:ascii="宋体" w:hAnsi="宋体" w:eastAsia="宋体" w:cs="宋体"/>
                 <w:spacing w:val="6"/>
                 <w:sz w:val="20"/>
                 <w:szCs w:val="20"/>
@@ -719,7 +736,7 @@
               <w:spacing w:before="175" w:line="228" w:lineRule="auto"/>
               <w:ind w:left="310"/>
               <w:rPr>
-                <w:rFonts w:ascii="宋体" w:eastAsia="宋体" w:hAnsi="宋体" w:cs="宋体" w:hint="eastAsia"/>
+                <w:rFonts w:hint="eastAsia" w:ascii="宋体" w:hAnsi="宋体" w:eastAsia="宋体" w:cs="宋体"/>
                 <w:spacing w:val="6"/>
                 <w:sz w:val="20"/>
                 <w:szCs w:val="20"/>
@@ -728,7 +745,7 @@
             </w:pPr>
             <w:r>
               <w:rPr>
-                <w:rFonts w:ascii="宋体" w:eastAsia="宋体" w:hAnsi="宋体" w:cs="宋体" w:hint="eastAsia"/>
+                <w:rFonts w:hint="eastAsia" w:ascii="宋体" w:hAnsi="宋体" w:eastAsia="宋体" w:cs="宋体"/>
                 <w:spacing w:val="6"/>
                 <w:sz w:val="20"/>
                 <w:szCs w:val="20"/>
@@ -747,14 +764,14 @@
               <w:spacing w:before="176" w:line="229" w:lineRule="auto"/>
               <w:ind w:left="311"/>
               <w:rPr>
-                <w:rFonts w:ascii="宋体" w:eastAsia="宋体" w:hAnsi="宋体" w:cs="宋体"/>
+                <w:rFonts w:ascii="宋体" w:hAnsi="宋体" w:eastAsia="宋体" w:cs="宋体"/>
                 <w:sz w:val="20"/>
                 <w:szCs w:val="20"/>
               </w:rPr>
             </w:pPr>
             <w:r>
               <w:rPr>
-                <w:rFonts w:ascii="宋体" w:eastAsia="宋体" w:hAnsi="宋体" w:cs="宋体"/>
+                <w:rFonts w:ascii="宋体" w:hAnsi="宋体" w:eastAsia="宋体" w:cs="宋体"/>
                 <w:spacing w:val="7"/>
                 <w:sz w:val="20"/>
                 <w:szCs w:val="20"/>
@@ -766,9 +783,14 @@
       </w:tr>
       <w:tr>
         <w:tblPrEx>
-          <w:tblW w:w="8301" w:type="dxa"/>
-          <w:tblInd w:w="2" w:type="dxa"/>
-          <w:tblLayout w:type="fixed"/>
+          <w:tblBorders>
+            <w:top w:val="single" w:color="000000" w:sz="2" w:space="0"/>
+            <w:left w:val="single" w:color="000000" w:sz="2" w:space="0"/>
+            <w:bottom w:val="single" w:color="000000" w:sz="2" w:space="0"/>
+            <w:right w:val="single" w:color="000000" w:sz="2" w:space="0"/>
+            <w:insideH w:val="single" w:color="000000" w:sz="2" w:space="0"/>
+            <w:insideV w:val="single" w:color="000000" w:sz="2" w:space="0"/>
+          </w:tblBorders>
           <w:tblCellMar>
             <w:top w:w="0" w:type="dxa"/>
             <w:left w:w="0" w:type="dxa"/>
@@ -777,7 +799,7 @@
           </w:tblCellMar>
         </w:tblPrEx>
         <w:trPr>
-          <w:trHeight w:val="556"/>
+          <w:trHeight w:val="556" w:hRule="atLeast"/>
         </w:trPr>
         <w:tc>
           <w:tcPr>
@@ -788,14 +810,14 @@
               <w:spacing w:before="173" w:line="267" w:lineRule="exact"/>
               <w:ind w:left="260"/>
               <w:rPr>
-                <w:rFonts w:ascii="宋体" w:eastAsia="宋体" w:hAnsi="宋体" w:cs="宋体"/>
+                <w:rFonts w:ascii="宋体" w:hAnsi="宋体" w:eastAsia="宋体" w:cs="宋体"/>
                 <w:sz w:val="20"/>
                 <w:szCs w:val="20"/>
               </w:rPr>
             </w:pPr>
             <w:r>
               <w:rPr>
-                <w:rFonts w:ascii="宋体" w:eastAsia="宋体" w:hAnsi="宋体" w:cs="宋体"/>
+                <w:rFonts w:ascii="宋体" w:hAnsi="宋体" w:eastAsia="宋体" w:cs="宋体"/>
                 <w:spacing w:val="3"/>
                 <w:position w:val="1"/>
                 <w:sz w:val="20"/>
@@ -814,14 +836,14 @@
               <w:spacing w:before="173" w:line="267" w:lineRule="exact"/>
               <w:ind w:left="248"/>
               <w:rPr>
-                <w:rFonts w:ascii="宋体" w:eastAsia="宋体" w:hAnsi="宋体" w:cs="宋体"/>
+                <w:rFonts w:ascii="宋体" w:hAnsi="宋体" w:eastAsia="宋体" w:cs="宋体"/>
                 <w:sz w:val="20"/>
                 <w:szCs w:val="20"/>
               </w:rPr>
             </w:pPr>
             <w:r>
               <w:rPr>
-                <w:rFonts w:ascii="宋体" w:eastAsia="宋体" w:hAnsi="宋体" w:cs="宋体"/>
+                <w:rFonts w:ascii="宋体" w:hAnsi="宋体" w:eastAsia="宋体" w:cs="宋体"/>
                 <w:spacing w:val="4"/>
                 <w:position w:val="1"/>
                 <w:sz w:val="20"/>
@@ -841,14 +863,14 @@
               <w:ind w:left="114"/>
               <w:jc w:val="center"/>
               <w:rPr>
-                <w:rFonts w:ascii="宋体" w:eastAsia="宋体" w:hAnsi="宋体" w:cs="宋体"/>
+                <w:rFonts w:ascii="宋体" w:hAnsi="宋体" w:eastAsia="宋体" w:cs="宋体"/>
                 <w:sz w:val="20"/>
                 <w:szCs w:val="20"/>
               </w:rPr>
             </w:pPr>
             <w:r>
               <w:rPr>
-                <w:rFonts w:ascii="宋体" w:eastAsia="宋体" w:hAnsi="宋体" w:cs="宋体"/>
+                <w:rFonts w:ascii="宋体" w:hAnsi="宋体" w:eastAsia="宋体" w:cs="宋体"/>
                 <w:spacing w:val="7"/>
                 <w:sz w:val="20"/>
                 <w:szCs w:val="20"/>
@@ -866,7 +888,7 @@
               <w:spacing w:before="172" w:line="228" w:lineRule="auto"/>
               <w:ind w:left="313"/>
               <w:rPr>
-                <w:rFonts w:ascii="宋体" w:eastAsia="宋体" w:hAnsi="宋体" w:cs="宋体" w:hint="eastAsia"/>
+                <w:rFonts w:hint="eastAsia" w:ascii="宋体" w:hAnsi="宋体" w:eastAsia="宋体" w:cs="宋体"/>
                 <w:sz w:val="20"/>
                 <w:szCs w:val="20"/>
                 <w:lang w:val="en-US" w:eastAsia="zh-CN"/>
@@ -874,7 +896,7 @@
             </w:pPr>
             <w:r>
               <w:rPr>
-                <w:rFonts w:ascii="宋体" w:hAnsi="宋体" w:cs="宋体" w:hint="eastAsia"/>
+                <w:rFonts w:hint="eastAsia" w:ascii="宋体" w:hAnsi="宋体" w:cs="宋体"/>
                 <w:sz w:val="20"/>
                 <w:szCs w:val="20"/>
                 <w:lang w:val="en-US" w:eastAsia="zh-CN"/>
@@ -892,7 +914,7 @@
               <w:spacing w:before="172" w:line="228" w:lineRule="auto"/>
               <w:ind w:left="313"/>
               <w:rPr>
-                <w:rFonts w:ascii="宋体" w:eastAsia="宋体" w:hAnsi="宋体" w:cs="宋体" w:hint="eastAsia"/>
+                <w:rFonts w:hint="eastAsia" w:ascii="宋体" w:hAnsi="宋体" w:eastAsia="宋体" w:cs="宋体"/>
                 <w:spacing w:val="5"/>
                 <w:sz w:val="20"/>
                 <w:szCs w:val="20"/>
@@ -916,14 +938,14 @@
               <w:spacing w:before="173" w:line="229" w:lineRule="auto"/>
               <w:ind w:left="314"/>
               <w:rPr>
-                <w:rFonts w:ascii="宋体" w:eastAsia="宋体" w:hAnsi="宋体" w:cs="宋体"/>
+                <w:rFonts w:ascii="宋体" w:hAnsi="宋体" w:eastAsia="宋体" w:cs="宋体"/>
                 <w:sz w:val="20"/>
                 <w:szCs w:val="20"/>
               </w:rPr>
             </w:pPr>
             <w:r>
               <w:rPr>
-                <w:rFonts w:ascii="宋体" w:eastAsia="宋体" w:hAnsi="宋体" w:cs="宋体" w:hint="eastAsia"/>
+                <w:rFonts w:hint="eastAsia" w:ascii="宋体" w:hAnsi="宋体" w:eastAsia="宋体" w:cs="宋体"/>
                 <w:spacing w:val="6"/>
                 <w:sz w:val="20"/>
                 <w:szCs w:val="20"/>
@@ -936,9 +958,14 @@
       </w:tr>
       <w:tr>
         <w:tblPrEx>
-          <w:tblW w:w="8301" w:type="dxa"/>
-          <w:tblInd w:w="2" w:type="dxa"/>
-          <w:tblLayout w:type="fixed"/>
+          <w:tblBorders>
+            <w:top w:val="single" w:color="000000" w:sz="2" w:space="0"/>
+            <w:left w:val="single" w:color="000000" w:sz="2" w:space="0"/>
+            <w:bottom w:val="single" w:color="000000" w:sz="2" w:space="0"/>
+            <w:right w:val="single" w:color="000000" w:sz="2" w:space="0"/>
+            <w:insideH w:val="single" w:color="000000" w:sz="2" w:space="0"/>
+            <w:insideV w:val="single" w:color="000000" w:sz="2" w:space="0"/>
+          </w:tblBorders>
           <w:tblCellMar>
             <w:top w:w="0" w:type="dxa"/>
             <w:left w:w="0" w:type="dxa"/>
@@ -947,7 +974,7 @@
           </w:tblCellMar>
         </w:tblPrEx>
         <w:trPr>
-          <w:trHeight w:val="556"/>
+          <w:trHeight w:val="556" w:hRule="atLeast"/>
         </w:trPr>
         <w:tc>
           <w:tcPr>
@@ -955,7 +982,7 @@
           </w:tcPr>
           <w:p>
             <w:pPr>
-              <w:pStyle w:val="TableText"/>
+              <w:pStyle w:val="27"/>
             </w:pPr>
           </w:p>
         </w:tc>
@@ -965,7 +992,7 @@
           </w:tcPr>
           <w:p>
             <w:pPr>
-              <w:pStyle w:val="TableText"/>
+              <w:pStyle w:val="27"/>
             </w:pPr>
           </w:p>
         </w:tc>
@@ -975,7 +1002,7 @@
           </w:tcPr>
           <w:p>
             <w:pPr>
-              <w:pStyle w:val="TableText"/>
+              <w:pStyle w:val="27"/>
             </w:pPr>
           </w:p>
         </w:tc>
@@ -1007,16 +1034,21 @@
           </w:tcPr>
           <w:p>
             <w:pPr>
-              <w:pStyle w:val="TableText"/>
+              <w:pStyle w:val="27"/>
             </w:pPr>
           </w:p>
         </w:tc>
       </w:tr>
       <w:tr>
         <w:tblPrEx>
-          <w:tblW w:w="8301" w:type="dxa"/>
-          <w:tblInd w:w="2" w:type="dxa"/>
-          <w:tblLayout w:type="fixed"/>
+          <w:tblBorders>
+            <w:top w:val="single" w:color="000000" w:sz="2" w:space="0"/>
+            <w:left w:val="single" w:color="000000" w:sz="2" w:space="0"/>
+            <w:bottom w:val="single" w:color="000000" w:sz="2" w:space="0"/>
+            <w:right w:val="single" w:color="000000" w:sz="2" w:space="0"/>
+            <w:insideH w:val="single" w:color="000000" w:sz="2" w:space="0"/>
+            <w:insideV w:val="single" w:color="000000" w:sz="2" w:space="0"/>
+          </w:tblBorders>
           <w:tblCellMar>
             <w:top w:w="0" w:type="dxa"/>
             <w:left w:w="0" w:type="dxa"/>
@@ -1025,7 +1057,7 @@
           </w:tblCellMar>
         </w:tblPrEx>
         <w:trPr>
-          <w:trHeight w:val="556"/>
+          <w:trHeight w:val="556" w:hRule="atLeast"/>
         </w:trPr>
         <w:tc>
           <w:tcPr>
@@ -1033,7 +1065,7 @@
           </w:tcPr>
           <w:p>
             <w:pPr>
-              <w:pStyle w:val="TableText"/>
+              <w:pStyle w:val="27"/>
             </w:pPr>
           </w:p>
         </w:tc>
@@ -1043,7 +1075,7 @@
           </w:tcPr>
           <w:p>
             <w:pPr>
-              <w:pStyle w:val="TableText"/>
+              <w:pStyle w:val="27"/>
             </w:pPr>
           </w:p>
         </w:tc>
@@ -1053,7 +1085,7 @@
           </w:tcPr>
           <w:p>
             <w:pPr>
-              <w:pStyle w:val="TableText"/>
+              <w:pStyle w:val="27"/>
             </w:pPr>
           </w:p>
         </w:tc>
@@ -1085,16 +1117,21 @@
           </w:tcPr>
           <w:p>
             <w:pPr>
-              <w:pStyle w:val="TableText"/>
+              <w:pStyle w:val="27"/>
             </w:pPr>
           </w:p>
         </w:tc>
       </w:tr>
       <w:tr>
         <w:tblPrEx>
-          <w:tblW w:w="8301" w:type="dxa"/>
-          <w:tblInd w:w="2" w:type="dxa"/>
-          <w:tblLayout w:type="fixed"/>
+          <w:tblBorders>
+            <w:top w:val="single" w:color="000000" w:sz="2" w:space="0"/>
+            <w:left w:val="single" w:color="000000" w:sz="2" w:space="0"/>
+            <w:bottom w:val="single" w:color="000000" w:sz="2" w:space="0"/>
+            <w:right w:val="single" w:color="000000" w:sz="2" w:space="0"/>
+            <w:insideH w:val="single" w:color="000000" w:sz="2" w:space="0"/>
+            <w:insideV w:val="single" w:color="000000" w:sz="2" w:space="0"/>
+          </w:tblBorders>
           <w:tblCellMar>
             <w:top w:w="0" w:type="dxa"/>
             <w:left w:w="0" w:type="dxa"/>
@@ -1103,7 +1140,7 @@
           </w:tblCellMar>
         </w:tblPrEx>
         <w:trPr>
-          <w:trHeight w:val="557"/>
+          <w:trHeight w:val="557" w:hRule="atLeast"/>
         </w:trPr>
         <w:tc>
           <w:tcPr>
@@ -1111,7 +1148,7 @@
           </w:tcPr>
           <w:p>
             <w:pPr>
-              <w:pStyle w:val="TableText"/>
+              <w:pStyle w:val="27"/>
             </w:pPr>
           </w:p>
         </w:tc>
@@ -1121,7 +1158,7 @@
           </w:tcPr>
           <w:p>
             <w:pPr>
-              <w:pStyle w:val="TableText"/>
+              <w:pStyle w:val="27"/>
             </w:pPr>
           </w:p>
         </w:tc>
@@ -1131,7 +1168,7 @@
           </w:tcPr>
           <w:p>
             <w:pPr>
-              <w:pStyle w:val="TableText"/>
+              <w:pStyle w:val="27"/>
             </w:pPr>
           </w:p>
         </w:tc>
@@ -1141,7 +1178,7 @@
           </w:tcPr>
           <w:p>
             <w:pPr>
-              <w:pStyle w:val="TableText"/>
+              <w:pStyle w:val="27"/>
             </w:pPr>
           </w:p>
         </w:tc>
@@ -1151,7 +1188,7 @@
           </w:tcPr>
           <w:p>
             <w:pPr>
-              <w:pStyle w:val="TableText"/>
+              <w:pStyle w:val="27"/>
             </w:pPr>
           </w:p>
         </w:tc>
@@ -1161,16 +1198,21 @@
           </w:tcPr>
           <w:p>
             <w:pPr>
-              <w:pStyle w:val="TableText"/>
+              <w:pStyle w:val="27"/>
             </w:pPr>
           </w:p>
         </w:tc>
       </w:tr>
       <w:tr>
         <w:tblPrEx>
-          <w:tblW w:w="8301" w:type="dxa"/>
-          <w:tblInd w:w="2" w:type="dxa"/>
-          <w:tblLayout w:type="fixed"/>
+          <w:tblBorders>
+            <w:top w:val="single" w:color="000000" w:sz="2" w:space="0"/>
+            <w:left w:val="single" w:color="000000" w:sz="2" w:space="0"/>
+            <w:bottom w:val="single" w:color="000000" w:sz="2" w:space="0"/>
+            <w:right w:val="single" w:color="000000" w:sz="2" w:space="0"/>
+            <w:insideH w:val="single" w:color="000000" w:sz="2" w:space="0"/>
+            <w:insideV w:val="single" w:color="000000" w:sz="2" w:space="0"/>
+          </w:tblBorders>
           <w:tblCellMar>
             <w:top w:w="0" w:type="dxa"/>
             <w:left w:w="0" w:type="dxa"/>
@@ -1179,7 +1221,7 @@
           </w:tblCellMar>
         </w:tblPrEx>
         <w:trPr>
-          <w:trHeight w:val="556"/>
+          <w:trHeight w:val="556" w:hRule="atLeast"/>
         </w:trPr>
         <w:tc>
           <w:tcPr>
@@ -1187,7 +1229,7 @@
           </w:tcPr>
           <w:p>
             <w:pPr>
-              <w:pStyle w:val="TableText"/>
+              <w:pStyle w:val="27"/>
             </w:pPr>
           </w:p>
         </w:tc>
@@ -1197,7 +1239,7 @@
           </w:tcPr>
           <w:p>
             <w:pPr>
-              <w:pStyle w:val="TableText"/>
+              <w:pStyle w:val="27"/>
             </w:pPr>
           </w:p>
         </w:tc>
@@ -1207,7 +1249,7 @@
           </w:tcPr>
           <w:p>
             <w:pPr>
-              <w:pStyle w:val="TableText"/>
+              <w:pStyle w:val="27"/>
             </w:pPr>
           </w:p>
         </w:tc>
@@ -1217,7 +1259,7 @@
           </w:tcPr>
           <w:p>
             <w:pPr>
-              <w:pStyle w:val="TableText"/>
+              <w:pStyle w:val="27"/>
             </w:pPr>
           </w:p>
         </w:tc>
@@ -1227,7 +1269,7 @@
           </w:tcPr>
           <w:p>
             <w:pPr>
-              <w:pStyle w:val="TableText"/>
+              <w:pStyle w:val="27"/>
             </w:pPr>
           </w:p>
         </w:tc>
@@ -1237,16 +1279,21 @@
           </w:tcPr>
           <w:p>
             <w:pPr>
-              <w:pStyle w:val="TableText"/>
+              <w:pStyle w:val="27"/>
             </w:pPr>
           </w:p>
         </w:tc>
       </w:tr>
       <w:tr>
         <w:tblPrEx>
-          <w:tblW w:w="8301" w:type="dxa"/>
-          <w:tblInd w:w="2" w:type="dxa"/>
-          <w:tblLayout w:type="fixed"/>
+          <w:tblBorders>
+            <w:top w:val="single" w:color="000000" w:sz="2" w:space="0"/>
+            <w:left w:val="single" w:color="000000" w:sz="2" w:space="0"/>
+            <w:bottom w:val="single" w:color="000000" w:sz="2" w:space="0"/>
+            <w:right w:val="single" w:color="000000" w:sz="2" w:space="0"/>
+            <w:insideH w:val="single" w:color="000000" w:sz="2" w:space="0"/>
+            <w:insideV w:val="single" w:color="000000" w:sz="2" w:space="0"/>
+          </w:tblBorders>
           <w:tblCellMar>
             <w:top w:w="0" w:type="dxa"/>
             <w:left w:w="0" w:type="dxa"/>
@@ -1255,7 +1302,7 @@
           </w:tblCellMar>
         </w:tblPrEx>
         <w:trPr>
-          <w:trHeight w:val="561"/>
+          <w:trHeight w:val="561" w:hRule="atLeast"/>
         </w:trPr>
         <w:tc>
           <w:tcPr>
@@ -1263,7 +1310,7 @@
           </w:tcPr>
           <w:p>
             <w:pPr>
-              <w:pStyle w:val="TableText"/>
+              <w:pStyle w:val="27"/>
             </w:pPr>
           </w:p>
         </w:tc>
@@ -1273,7 +1320,7 @@
           </w:tcPr>
           <w:p>
             <w:pPr>
-              <w:pStyle w:val="TableText"/>
+              <w:pStyle w:val="27"/>
             </w:pPr>
           </w:p>
         </w:tc>
@@ -1283,7 +1330,7 @@
           </w:tcPr>
           <w:p>
             <w:pPr>
-              <w:pStyle w:val="TableText"/>
+              <w:pStyle w:val="27"/>
             </w:pPr>
           </w:p>
         </w:tc>
@@ -1293,7 +1340,7 @@
           </w:tcPr>
           <w:p>
             <w:pPr>
-              <w:pStyle w:val="TableText"/>
+              <w:pStyle w:val="27"/>
             </w:pPr>
           </w:p>
         </w:tc>
@@ -1303,7 +1350,7 @@
           </w:tcPr>
           <w:p>
             <w:pPr>
-              <w:pStyle w:val="TableText"/>
+              <w:pStyle w:val="27"/>
             </w:pPr>
           </w:p>
         </w:tc>
@@ -1313,7 +1360,7 @@
           </w:tcPr>
           <w:p>
             <w:pPr>
-              <w:pStyle w:val="TableText"/>
+              <w:pStyle w:val="27"/>
             </w:pPr>
           </w:p>
         </w:tc>
@@ -1327,7 +1374,7 @@
     <w:sdt>
       <w:sdtPr>
         <w:rPr>
-          <w:rFonts w:ascii="宋体" w:eastAsia="宋体" w:hAnsi="宋体" w:cs="Arial"/>
+          <w:rFonts w:ascii="宋体" w:hAnsi="宋体" w:eastAsia="宋体" w:cs="Arial"/>
           <w:snapToGrid w:val="0"/>
           <w:color w:val="000000"/>
           <w:kern w:val="0"/>
@@ -1343,7 +1390,7 @@
       </w:sdtPr>
       <w:sdtEndPr>
         <w:rPr>
-          <w:rFonts w:ascii="宋体" w:eastAsia="宋体" w:hAnsi="宋体" w:cs="宋体" w:hint="eastAsia"/>
+          <w:rFonts w:hint="eastAsia" w:ascii="宋体" w:hAnsi="宋体" w:eastAsia="宋体" w:cs="宋体"/>
           <w:snapToGrid w:val="0"/>
           <w:color w:val="000000"/>
           <w:kern w:val="0"/>
@@ -1356,17 +1403,17 @@
         <w:p>
           <w:pPr>
             <w:spacing w:before="0" w:beforeLines="0" w:after="0" w:afterLines="0" w:line="240" w:lineRule="auto"/>
-            <w:ind w:left="0" w:right="0" w:firstLine="0" w:leftChars="0" w:rightChars="0" w:firstLineChars="0"/>
+            <w:ind w:left="0" w:leftChars="0" w:right="0" w:rightChars="0" w:firstLine="0" w:firstLineChars="0"/>
             <w:jc w:val="center"/>
             <w:rPr>
-              <w:rFonts w:ascii="宋体" w:eastAsia="宋体" w:hAnsi="宋体" w:cs="宋体" w:hint="eastAsia"/>
+              <w:rFonts w:hint="eastAsia" w:ascii="宋体" w:hAnsi="宋体" w:eastAsia="宋体" w:cs="宋体"/>
               <w:sz w:val="24"/>
               <w:szCs w:val="24"/>
             </w:rPr>
           </w:pPr>
           <w:r>
             <w:rPr>
-              <w:rFonts w:ascii="宋体" w:eastAsia="宋体" w:hAnsi="宋体" w:cs="宋体" w:hint="eastAsia"/>
+              <w:rFonts w:hint="eastAsia" w:ascii="宋体" w:hAnsi="宋体" w:eastAsia="宋体" w:cs="宋体"/>
               <w:sz w:val="24"/>
               <w:szCs w:val="24"/>
             </w:rPr>
@@ -1375,14 +1422,14 @@
         </w:p>
         <w:p>
           <w:pPr>
-            <w:pStyle w:val="TOC1"/>
+            <w:pStyle w:val="16"/>
             <w:tabs>
               <w:tab w:val="right" w:leader="dot" w:pos="8306"/>
             </w:tabs>
           </w:pPr>
           <w:r>
             <w:rPr>
-              <w:rFonts w:ascii="宋体" w:eastAsia="宋体" w:hAnsi="宋体" w:cs="宋体" w:hint="eastAsia"/>
+              <w:rFonts w:hint="eastAsia" w:ascii="宋体" w:hAnsi="宋体" w:eastAsia="宋体" w:cs="宋体"/>
               <w:sz w:val="24"/>
               <w:szCs w:val="24"/>
             </w:rPr>
@@ -1390,7 +1437,7 @@
           </w:r>
           <w:r>
             <w:rPr>
-              <w:rFonts w:ascii="宋体" w:eastAsia="宋体" w:hAnsi="宋体" w:cs="宋体" w:hint="eastAsia"/>
+              <w:rFonts w:hint="eastAsia" w:ascii="宋体" w:hAnsi="宋体" w:eastAsia="宋体" w:cs="宋体"/>
               <w:sz w:val="24"/>
               <w:szCs w:val="24"/>
             </w:rPr>
@@ -1398,7 +1445,7 @@
           </w:r>
           <w:r>
             <w:rPr>
-              <w:rFonts w:ascii="宋体" w:eastAsia="宋体" w:hAnsi="宋体" w:cs="宋体" w:hint="eastAsia"/>
+              <w:rFonts w:hint="eastAsia" w:ascii="宋体" w:hAnsi="宋体" w:eastAsia="宋体" w:cs="宋体"/>
               <w:sz w:val="24"/>
               <w:szCs w:val="24"/>
             </w:rPr>
@@ -1406,21 +1453,21 @@
           </w:r>
           <w:r>
             <w:rPr>
-              <w:rFonts w:ascii="宋体" w:eastAsia="宋体" w:hAnsi="宋体" w:cs="宋体" w:hint="eastAsia"/>
+              <w:rFonts w:hint="eastAsia" w:ascii="宋体" w:hAnsi="宋体" w:eastAsia="宋体" w:cs="宋体"/>
               <w:szCs w:val="24"/>
             </w:rPr>
             <w:fldChar w:fldCharType="begin"/>
           </w:r>
           <w:r>
             <w:rPr>
-              <w:rFonts w:ascii="宋体" w:eastAsia="宋体" w:hAnsi="宋体" w:cs="宋体" w:hint="eastAsia"/>
+              <w:rFonts w:hint="eastAsia" w:ascii="宋体" w:hAnsi="宋体" w:eastAsia="宋体" w:cs="宋体"/>
               <w:szCs w:val="24"/>
             </w:rPr>
             <w:instrText xml:space="preserve"> HYPERLINK \l _Toc14017 </w:instrText>
           </w:r>
           <w:r>
             <w:rPr>
-              <w:rFonts w:ascii="宋体" w:eastAsia="宋体" w:hAnsi="宋体" w:cs="宋体" w:hint="eastAsia"/>
+              <w:rFonts w:hint="eastAsia" w:ascii="宋体" w:hAnsi="宋体" w:eastAsia="宋体" w:cs="宋体"/>
               <w:szCs w:val="24"/>
             </w:rPr>
             <w:fldChar w:fldCharType="separate"/>
@@ -1452,7 +1499,7 @@
           </w:r>
           <w:r>
             <w:rPr>
-              <w:rFonts w:ascii="宋体" w:eastAsia="宋体" w:hAnsi="宋体" w:cs="宋体" w:hint="eastAsia"/>
+              <w:rFonts w:hint="eastAsia" w:ascii="宋体" w:hAnsi="宋体" w:eastAsia="宋体" w:cs="宋体"/>
               <w:szCs w:val="24"/>
             </w:rPr>
             <w:fldChar w:fldCharType="end"/>
@@ -1460,28 +1507,28 @@
         </w:p>
         <w:p>
           <w:pPr>
-            <w:pStyle w:val="TOC1"/>
+            <w:pStyle w:val="16"/>
             <w:tabs>
               <w:tab w:val="right" w:leader="dot" w:pos="8306"/>
             </w:tabs>
           </w:pPr>
           <w:r>
             <w:rPr>
-              <w:rFonts w:ascii="宋体" w:eastAsia="宋体" w:hAnsi="宋体" w:cs="宋体" w:hint="eastAsia"/>
+              <w:rFonts w:hint="eastAsia" w:ascii="宋体" w:hAnsi="宋体" w:eastAsia="宋体" w:cs="宋体"/>
               <w:szCs w:val="24"/>
             </w:rPr>
             <w:fldChar w:fldCharType="begin"/>
           </w:r>
           <w:r>
             <w:rPr>
-              <w:rFonts w:ascii="宋体" w:eastAsia="宋体" w:hAnsi="宋体" w:cs="宋体" w:hint="eastAsia"/>
+              <w:rFonts w:hint="eastAsia" w:ascii="宋体" w:hAnsi="宋体" w:eastAsia="宋体" w:cs="宋体"/>
               <w:szCs w:val="24"/>
             </w:rPr>
             <w:instrText xml:space="preserve"> HYPERLINK \l _Toc11629 </w:instrText>
           </w:r>
           <w:r>
             <w:rPr>
-              <w:rFonts w:ascii="宋体" w:eastAsia="宋体" w:hAnsi="宋体" w:cs="宋体" w:hint="eastAsia"/>
+              <w:rFonts w:hint="eastAsia" w:ascii="宋体" w:hAnsi="宋体" w:eastAsia="宋体" w:cs="宋体"/>
               <w:szCs w:val="24"/>
             </w:rPr>
             <w:fldChar w:fldCharType="separate"/>
@@ -1513,7 +1560,7 @@
           </w:r>
           <w:r>
             <w:rPr>
-              <w:rFonts w:ascii="宋体" w:eastAsia="宋体" w:hAnsi="宋体" w:cs="宋体" w:hint="eastAsia"/>
+              <w:rFonts w:hint="eastAsia" w:ascii="宋体" w:hAnsi="宋体" w:eastAsia="宋体" w:cs="宋体"/>
               <w:szCs w:val="24"/>
             </w:rPr>
             <w:fldChar w:fldCharType="end"/>
@@ -1521,28 +1568,28 @@
         </w:p>
         <w:p>
           <w:pPr>
-            <w:pStyle w:val="TOC1"/>
+            <w:pStyle w:val="16"/>
             <w:tabs>
               <w:tab w:val="right" w:leader="dot" w:pos="8306"/>
             </w:tabs>
           </w:pPr>
           <w:r>
             <w:rPr>
-              <w:rFonts w:ascii="宋体" w:eastAsia="宋体" w:hAnsi="宋体" w:cs="宋体" w:hint="eastAsia"/>
+              <w:rFonts w:hint="eastAsia" w:ascii="宋体" w:hAnsi="宋体" w:eastAsia="宋体" w:cs="宋体"/>
               <w:szCs w:val="24"/>
             </w:rPr>
             <w:fldChar w:fldCharType="begin"/>
           </w:r>
           <w:r>
             <w:rPr>
-              <w:rFonts w:ascii="宋体" w:eastAsia="宋体" w:hAnsi="宋体" w:cs="宋体" w:hint="eastAsia"/>
+              <w:rFonts w:hint="eastAsia" w:ascii="宋体" w:hAnsi="宋体" w:eastAsia="宋体" w:cs="宋体"/>
               <w:szCs w:val="24"/>
             </w:rPr>
             <w:instrText xml:space="preserve"> HYPERLINK \l _Toc28243 </w:instrText>
           </w:r>
           <w:r>
             <w:rPr>
-              <w:rFonts w:ascii="宋体" w:eastAsia="宋体" w:hAnsi="宋体" w:cs="宋体" w:hint="eastAsia"/>
+              <w:rFonts w:hint="eastAsia" w:ascii="宋体" w:hAnsi="宋体" w:eastAsia="宋体" w:cs="宋体"/>
               <w:szCs w:val="24"/>
             </w:rPr>
             <w:fldChar w:fldCharType="separate"/>
@@ -1576,7 +1623,7 @@
           </w:r>
           <w:r>
             <w:rPr>
-              <w:rFonts w:ascii="宋体" w:eastAsia="宋体" w:hAnsi="宋体" w:cs="宋体" w:hint="eastAsia"/>
+              <w:rFonts w:hint="eastAsia" w:ascii="宋体" w:hAnsi="宋体" w:eastAsia="宋体" w:cs="宋体"/>
               <w:szCs w:val="24"/>
             </w:rPr>
             <w:fldChar w:fldCharType="end"/>
@@ -1584,28 +1631,28 @@
         </w:p>
         <w:p>
           <w:pPr>
-            <w:pStyle w:val="TOC1"/>
+            <w:pStyle w:val="16"/>
             <w:tabs>
               <w:tab w:val="right" w:leader="dot" w:pos="8306"/>
             </w:tabs>
           </w:pPr>
           <w:r>
             <w:rPr>
-              <w:rFonts w:ascii="宋体" w:eastAsia="宋体" w:hAnsi="宋体" w:cs="宋体" w:hint="eastAsia"/>
+              <w:rFonts w:hint="eastAsia" w:ascii="宋体" w:hAnsi="宋体" w:eastAsia="宋体" w:cs="宋体"/>
               <w:szCs w:val="24"/>
             </w:rPr>
             <w:fldChar w:fldCharType="begin"/>
           </w:r>
           <w:r>
             <w:rPr>
-              <w:rFonts w:ascii="宋体" w:eastAsia="宋体" w:hAnsi="宋体" w:cs="宋体" w:hint="eastAsia"/>
+              <w:rFonts w:hint="eastAsia" w:ascii="宋体" w:hAnsi="宋体" w:eastAsia="宋体" w:cs="宋体"/>
               <w:szCs w:val="24"/>
             </w:rPr>
             <w:instrText xml:space="preserve"> HYPERLINK \l _Toc29842 </w:instrText>
           </w:r>
           <w:r>
             <w:rPr>
-              <w:rFonts w:ascii="宋体" w:eastAsia="宋体" w:hAnsi="宋体" w:cs="宋体" w:hint="eastAsia"/>
+              <w:rFonts w:hint="eastAsia" w:ascii="宋体" w:hAnsi="宋体" w:eastAsia="宋体" w:cs="宋体"/>
               <w:szCs w:val="24"/>
             </w:rPr>
             <w:fldChar w:fldCharType="separate"/>
@@ -1644,7 +1691,7 @@
           </w:r>
           <w:r>
             <w:rPr>
-              <w:rFonts w:ascii="宋体" w:eastAsia="宋体" w:hAnsi="宋体" w:cs="宋体" w:hint="eastAsia"/>
+              <w:rFonts w:hint="eastAsia" w:ascii="宋体" w:hAnsi="宋体" w:eastAsia="宋体" w:cs="宋体"/>
               <w:szCs w:val="24"/>
             </w:rPr>
             <w:fldChar w:fldCharType="end"/>
@@ -1652,28 +1699,28 @@
         </w:p>
         <w:p>
           <w:pPr>
-            <w:pStyle w:val="TOC2"/>
+            <w:pStyle w:val="17"/>
             <w:tabs>
               <w:tab w:val="right" w:leader="dot" w:pos="8306"/>
             </w:tabs>
           </w:pPr>
           <w:r>
             <w:rPr>
-              <w:rFonts w:ascii="宋体" w:eastAsia="宋体" w:hAnsi="宋体" w:cs="宋体" w:hint="eastAsia"/>
+              <w:rFonts w:hint="eastAsia" w:ascii="宋体" w:hAnsi="宋体" w:eastAsia="宋体" w:cs="宋体"/>
               <w:szCs w:val="24"/>
             </w:rPr>
             <w:fldChar w:fldCharType="begin"/>
           </w:r>
           <w:r>
             <w:rPr>
-              <w:rFonts w:ascii="宋体" w:eastAsia="宋体" w:hAnsi="宋体" w:cs="宋体" w:hint="eastAsia"/>
+              <w:rFonts w:hint="eastAsia" w:ascii="宋体" w:hAnsi="宋体" w:eastAsia="宋体" w:cs="宋体"/>
               <w:szCs w:val="24"/>
             </w:rPr>
             <w:instrText xml:space="preserve"> HYPERLINK \l _Toc8177 </w:instrText>
           </w:r>
           <w:r>
             <w:rPr>
-              <w:rFonts w:ascii="宋体" w:eastAsia="宋体" w:hAnsi="宋体" w:cs="宋体" w:hint="eastAsia"/>
+              <w:rFonts w:hint="eastAsia" w:ascii="宋体" w:hAnsi="宋体" w:eastAsia="宋体" w:cs="宋体"/>
               <w:szCs w:val="24"/>
             </w:rPr>
             <w:fldChar w:fldCharType="separate"/>
@@ -1712,7 +1759,7 @@
           </w:r>
           <w:r>
             <w:rPr>
-              <w:rFonts w:ascii="宋体" w:eastAsia="宋体" w:hAnsi="宋体" w:cs="宋体" w:hint="eastAsia"/>
+              <w:rFonts w:hint="eastAsia" w:ascii="宋体" w:hAnsi="宋体" w:eastAsia="宋体" w:cs="宋体"/>
               <w:szCs w:val="24"/>
             </w:rPr>
             <w:fldChar w:fldCharType="end"/>
@@ -1720,28 +1767,28 @@
         </w:p>
         <w:p>
           <w:pPr>
-            <w:pStyle w:val="TOC1"/>
+            <w:pStyle w:val="16"/>
             <w:tabs>
               <w:tab w:val="right" w:leader="dot" w:pos="8306"/>
             </w:tabs>
           </w:pPr>
           <w:r>
             <w:rPr>
-              <w:rFonts w:ascii="宋体" w:eastAsia="宋体" w:hAnsi="宋体" w:cs="宋体" w:hint="eastAsia"/>
+              <w:rFonts w:hint="eastAsia" w:ascii="宋体" w:hAnsi="宋体" w:eastAsia="宋体" w:cs="宋体"/>
               <w:szCs w:val="24"/>
             </w:rPr>
             <w:fldChar w:fldCharType="begin"/>
           </w:r>
           <w:r>
             <w:rPr>
-              <w:rFonts w:ascii="宋体" w:eastAsia="宋体" w:hAnsi="宋体" w:cs="宋体" w:hint="eastAsia"/>
+              <w:rFonts w:hint="eastAsia" w:ascii="宋体" w:hAnsi="宋体" w:eastAsia="宋体" w:cs="宋体"/>
               <w:szCs w:val="24"/>
             </w:rPr>
             <w:instrText xml:space="preserve"> HYPERLINK \l _Toc22705 </w:instrText>
           </w:r>
           <w:r>
             <w:rPr>
-              <w:rFonts w:ascii="宋体" w:eastAsia="宋体" w:hAnsi="宋体" w:cs="宋体" w:hint="eastAsia"/>
+              <w:rFonts w:hint="eastAsia" w:ascii="宋体" w:hAnsi="宋体" w:eastAsia="宋体" w:cs="宋体"/>
               <w:szCs w:val="24"/>
             </w:rPr>
             <w:fldChar w:fldCharType="separate"/>
@@ -1782,7 +1829,7 @@
           </w:r>
           <w:r>
             <w:rPr>
-              <w:rFonts w:ascii="宋体" w:eastAsia="宋体" w:hAnsi="宋体" w:cs="宋体" w:hint="eastAsia"/>
+              <w:rFonts w:hint="eastAsia" w:ascii="宋体" w:hAnsi="宋体" w:eastAsia="宋体" w:cs="宋体"/>
               <w:szCs w:val="24"/>
             </w:rPr>
             <w:fldChar w:fldCharType="end"/>
@@ -1790,28 +1837,28 @@
         </w:p>
         <w:p>
           <w:pPr>
-            <w:pStyle w:val="TOC1"/>
+            <w:pStyle w:val="16"/>
             <w:tabs>
               <w:tab w:val="right" w:leader="dot" w:pos="8306"/>
             </w:tabs>
           </w:pPr>
           <w:r>
             <w:rPr>
-              <w:rFonts w:ascii="宋体" w:eastAsia="宋体" w:hAnsi="宋体" w:cs="宋体" w:hint="eastAsia"/>
+              <w:rFonts w:hint="eastAsia" w:ascii="宋体" w:hAnsi="宋体" w:eastAsia="宋体" w:cs="宋体"/>
               <w:szCs w:val="24"/>
             </w:rPr>
             <w:fldChar w:fldCharType="begin"/>
           </w:r>
           <w:r>
             <w:rPr>
-              <w:rFonts w:ascii="宋体" w:eastAsia="宋体" w:hAnsi="宋体" w:cs="宋体" w:hint="eastAsia"/>
+              <w:rFonts w:hint="eastAsia" w:ascii="宋体" w:hAnsi="宋体" w:eastAsia="宋体" w:cs="宋体"/>
               <w:szCs w:val="24"/>
             </w:rPr>
             <w:instrText xml:space="preserve"> HYPERLINK \l _Toc24136 </w:instrText>
           </w:r>
           <w:r>
             <w:rPr>
-              <w:rFonts w:ascii="宋体" w:eastAsia="宋体" w:hAnsi="宋体" w:cs="宋体" w:hint="eastAsia"/>
+              <w:rFonts w:hint="eastAsia" w:ascii="宋体" w:hAnsi="宋体" w:eastAsia="宋体" w:cs="宋体"/>
               <w:szCs w:val="24"/>
             </w:rPr>
             <w:fldChar w:fldCharType="separate"/>
@@ -1850,7 +1897,7 @@
           </w:r>
           <w:r>
             <w:rPr>
-              <w:rFonts w:ascii="宋体" w:eastAsia="宋体" w:hAnsi="宋体" w:cs="宋体" w:hint="eastAsia"/>
+              <w:rFonts w:hint="eastAsia" w:ascii="宋体" w:hAnsi="宋体" w:eastAsia="宋体" w:cs="宋体"/>
               <w:szCs w:val="24"/>
             </w:rPr>
             <w:fldChar w:fldCharType="end"/>
@@ -1858,28 +1905,28 @@
         </w:p>
         <w:p>
           <w:pPr>
-            <w:pStyle w:val="TOC2"/>
+            <w:pStyle w:val="17"/>
             <w:tabs>
               <w:tab w:val="right" w:leader="dot" w:pos="8306"/>
             </w:tabs>
           </w:pPr>
           <w:r>
             <w:rPr>
-              <w:rFonts w:ascii="宋体" w:eastAsia="宋体" w:hAnsi="宋体" w:cs="宋体" w:hint="eastAsia"/>
+              <w:rFonts w:hint="eastAsia" w:ascii="宋体" w:hAnsi="宋体" w:eastAsia="宋体" w:cs="宋体"/>
               <w:szCs w:val="24"/>
             </w:rPr>
             <w:fldChar w:fldCharType="begin"/>
           </w:r>
           <w:r>
             <w:rPr>
-              <w:rFonts w:ascii="宋体" w:eastAsia="宋体" w:hAnsi="宋体" w:cs="宋体" w:hint="eastAsia"/>
+              <w:rFonts w:hint="eastAsia" w:ascii="宋体" w:hAnsi="宋体" w:eastAsia="宋体" w:cs="宋体"/>
               <w:szCs w:val="24"/>
             </w:rPr>
             <w:instrText xml:space="preserve"> HYPERLINK \l _Toc23724 </w:instrText>
           </w:r>
           <w:r>
             <w:rPr>
-              <w:rFonts w:ascii="宋体" w:eastAsia="宋体" w:hAnsi="宋体" w:cs="宋体" w:hint="eastAsia"/>
+              <w:rFonts w:hint="eastAsia" w:ascii="宋体" w:hAnsi="宋体" w:eastAsia="宋体" w:cs="宋体"/>
               <w:szCs w:val="24"/>
             </w:rPr>
             <w:fldChar w:fldCharType="separate"/>
@@ -1918,7 +1965,7 @@
           </w:r>
           <w:r>
             <w:rPr>
-              <w:rFonts w:ascii="宋体" w:eastAsia="宋体" w:hAnsi="宋体" w:cs="宋体" w:hint="eastAsia"/>
+              <w:rFonts w:hint="eastAsia" w:ascii="宋体" w:hAnsi="宋体" w:eastAsia="宋体" w:cs="宋体"/>
               <w:szCs w:val="24"/>
             </w:rPr>
             <w:fldChar w:fldCharType="end"/>
@@ -1926,28 +1973,28 @@
         </w:p>
         <w:p>
           <w:pPr>
-            <w:pStyle w:val="TOC1"/>
+            <w:pStyle w:val="16"/>
             <w:tabs>
               <w:tab w:val="right" w:leader="dot" w:pos="8306"/>
             </w:tabs>
           </w:pPr>
           <w:r>
             <w:rPr>
-              <w:rFonts w:ascii="宋体" w:eastAsia="宋体" w:hAnsi="宋体" w:cs="宋体" w:hint="eastAsia"/>
+              <w:rFonts w:hint="eastAsia" w:ascii="宋体" w:hAnsi="宋体" w:eastAsia="宋体" w:cs="宋体"/>
               <w:szCs w:val="24"/>
             </w:rPr>
             <w:fldChar w:fldCharType="begin"/>
           </w:r>
           <w:r>
             <w:rPr>
-              <w:rFonts w:ascii="宋体" w:eastAsia="宋体" w:hAnsi="宋体" w:cs="宋体" w:hint="eastAsia"/>
+              <w:rFonts w:hint="eastAsia" w:ascii="宋体" w:hAnsi="宋体" w:eastAsia="宋体" w:cs="宋体"/>
               <w:szCs w:val="24"/>
             </w:rPr>
             <w:instrText xml:space="preserve"> HYPERLINK \l _Toc6136 </w:instrText>
           </w:r>
           <w:r>
             <w:rPr>
-              <w:rFonts w:ascii="宋体" w:eastAsia="宋体" w:hAnsi="宋体" w:cs="宋体" w:hint="eastAsia"/>
+              <w:rFonts w:hint="eastAsia" w:ascii="宋体" w:hAnsi="宋体" w:eastAsia="宋体" w:cs="宋体"/>
               <w:szCs w:val="24"/>
             </w:rPr>
             <w:fldChar w:fldCharType="separate"/>
@@ -1986,7 +2033,7 @@
           </w:r>
           <w:r>
             <w:rPr>
-              <w:rFonts w:ascii="宋体" w:eastAsia="宋体" w:hAnsi="宋体" w:cs="宋体" w:hint="eastAsia"/>
+              <w:rFonts w:hint="eastAsia" w:ascii="宋体" w:hAnsi="宋体" w:eastAsia="宋体" w:cs="宋体"/>
               <w:szCs w:val="24"/>
             </w:rPr>
             <w:fldChar w:fldCharType="end"/>
@@ -1994,28 +2041,28 @@
         </w:p>
         <w:p>
           <w:pPr>
-            <w:pStyle w:val="TOC2"/>
+            <w:pStyle w:val="17"/>
             <w:tabs>
               <w:tab w:val="right" w:leader="dot" w:pos="8306"/>
             </w:tabs>
           </w:pPr>
           <w:r>
             <w:rPr>
-              <w:rFonts w:ascii="宋体" w:eastAsia="宋体" w:hAnsi="宋体" w:cs="宋体" w:hint="eastAsia"/>
+              <w:rFonts w:hint="eastAsia" w:ascii="宋体" w:hAnsi="宋体" w:eastAsia="宋体" w:cs="宋体"/>
               <w:szCs w:val="24"/>
             </w:rPr>
             <w:fldChar w:fldCharType="begin"/>
           </w:r>
           <w:r>
             <w:rPr>
-              <w:rFonts w:ascii="宋体" w:eastAsia="宋体" w:hAnsi="宋体" w:cs="宋体" w:hint="eastAsia"/>
+              <w:rFonts w:hint="eastAsia" w:ascii="宋体" w:hAnsi="宋体" w:eastAsia="宋体" w:cs="宋体"/>
               <w:szCs w:val="24"/>
             </w:rPr>
             <w:instrText xml:space="preserve"> HYPERLINK \l _Toc22238 </w:instrText>
           </w:r>
           <w:r>
             <w:rPr>
-              <w:rFonts w:ascii="宋体" w:eastAsia="宋体" w:hAnsi="宋体" w:cs="宋体" w:hint="eastAsia"/>
+              <w:rFonts w:hint="eastAsia" w:ascii="宋体" w:hAnsi="宋体" w:eastAsia="宋体" w:cs="宋体"/>
               <w:szCs w:val="24"/>
             </w:rPr>
             <w:fldChar w:fldCharType="separate"/>
@@ -2054,7 +2101,7 @@
           </w:r>
           <w:r>
             <w:rPr>
-              <w:rFonts w:ascii="宋体" w:eastAsia="宋体" w:hAnsi="宋体" w:cs="宋体" w:hint="eastAsia"/>
+              <w:rFonts w:hint="eastAsia" w:ascii="宋体" w:hAnsi="宋体" w:eastAsia="宋体" w:cs="宋体"/>
               <w:szCs w:val="24"/>
             </w:rPr>
             <w:fldChar w:fldCharType="end"/>
@@ -2062,28 +2109,28 @@
         </w:p>
         <w:p>
           <w:pPr>
-            <w:pStyle w:val="TOC3"/>
+            <w:pStyle w:val="13"/>
             <w:tabs>
               <w:tab w:val="right" w:leader="dot" w:pos="8306"/>
             </w:tabs>
           </w:pPr>
           <w:r>
             <w:rPr>
-              <w:rFonts w:ascii="宋体" w:eastAsia="宋体" w:hAnsi="宋体" w:cs="宋体" w:hint="eastAsia"/>
+              <w:rFonts w:hint="eastAsia" w:ascii="宋体" w:hAnsi="宋体" w:eastAsia="宋体" w:cs="宋体"/>
               <w:szCs w:val="24"/>
             </w:rPr>
             <w:fldChar w:fldCharType="begin"/>
           </w:r>
           <w:r>
             <w:rPr>
-              <w:rFonts w:ascii="宋体" w:eastAsia="宋体" w:hAnsi="宋体" w:cs="宋体" w:hint="eastAsia"/>
+              <w:rFonts w:hint="eastAsia" w:ascii="宋体" w:hAnsi="宋体" w:eastAsia="宋体" w:cs="宋体"/>
               <w:szCs w:val="24"/>
             </w:rPr>
             <w:instrText xml:space="preserve"> HYPERLINK \l _Toc19262 </w:instrText>
           </w:r>
           <w:r>
             <w:rPr>
-              <w:rFonts w:ascii="宋体" w:eastAsia="宋体" w:hAnsi="宋体" w:cs="宋体" w:hint="eastAsia"/>
+              <w:rFonts w:hint="eastAsia" w:ascii="宋体" w:hAnsi="宋体" w:eastAsia="宋体" w:cs="宋体"/>
               <w:szCs w:val="24"/>
             </w:rPr>
             <w:fldChar w:fldCharType="separate"/>
@@ -2115,7 +2162,7 @@
           </w:r>
           <w:r>
             <w:rPr>
-              <w:rFonts w:ascii="宋体" w:eastAsia="宋体" w:hAnsi="宋体" w:cs="宋体" w:hint="eastAsia"/>
+              <w:rFonts w:hint="eastAsia" w:ascii="宋体" w:hAnsi="宋体" w:eastAsia="宋体" w:cs="宋体"/>
               <w:szCs w:val="24"/>
             </w:rPr>
             <w:fldChar w:fldCharType="end"/>
@@ -2123,28 +2170,28 @@
         </w:p>
         <w:p>
           <w:pPr>
-            <w:pStyle w:val="TOC3"/>
+            <w:pStyle w:val="13"/>
             <w:tabs>
               <w:tab w:val="right" w:leader="dot" w:pos="8306"/>
             </w:tabs>
           </w:pPr>
           <w:r>
             <w:rPr>
-              <w:rFonts w:ascii="宋体" w:eastAsia="宋体" w:hAnsi="宋体" w:cs="宋体" w:hint="eastAsia"/>
+              <w:rFonts w:hint="eastAsia" w:ascii="宋体" w:hAnsi="宋体" w:eastAsia="宋体" w:cs="宋体"/>
               <w:szCs w:val="24"/>
             </w:rPr>
             <w:fldChar w:fldCharType="begin"/>
           </w:r>
           <w:r>
             <w:rPr>
-              <w:rFonts w:ascii="宋体" w:eastAsia="宋体" w:hAnsi="宋体" w:cs="宋体" w:hint="eastAsia"/>
+              <w:rFonts w:hint="eastAsia" w:ascii="宋体" w:hAnsi="宋体" w:eastAsia="宋体" w:cs="宋体"/>
               <w:szCs w:val="24"/>
             </w:rPr>
             <w:instrText xml:space="preserve"> HYPERLINK \l _Toc4249 </w:instrText>
           </w:r>
           <w:r>
             <w:rPr>
-              <w:rFonts w:ascii="宋体" w:eastAsia="宋体" w:hAnsi="宋体" w:cs="宋体" w:hint="eastAsia"/>
+              <w:rFonts w:hint="eastAsia" w:ascii="宋体" w:hAnsi="宋体" w:eastAsia="宋体" w:cs="宋体"/>
               <w:szCs w:val="24"/>
             </w:rPr>
             <w:fldChar w:fldCharType="separate"/>
@@ -2176,7 +2223,7 @@
           </w:r>
           <w:r>
             <w:rPr>
-              <w:rFonts w:ascii="宋体" w:eastAsia="宋体" w:hAnsi="宋体" w:cs="宋体" w:hint="eastAsia"/>
+              <w:rFonts w:hint="eastAsia" w:ascii="宋体" w:hAnsi="宋体" w:eastAsia="宋体" w:cs="宋体"/>
               <w:szCs w:val="24"/>
             </w:rPr>
             <w:fldChar w:fldCharType="end"/>
@@ -2184,28 +2231,28 @@
         </w:p>
         <w:p>
           <w:pPr>
-            <w:pStyle w:val="TOC3"/>
+            <w:pStyle w:val="13"/>
             <w:tabs>
               <w:tab w:val="right" w:leader="dot" w:pos="8306"/>
             </w:tabs>
           </w:pPr>
           <w:r>
             <w:rPr>
-              <w:rFonts w:ascii="宋体" w:eastAsia="宋体" w:hAnsi="宋体" w:cs="宋体" w:hint="eastAsia"/>
+              <w:rFonts w:hint="eastAsia" w:ascii="宋体" w:hAnsi="宋体" w:eastAsia="宋体" w:cs="宋体"/>
               <w:szCs w:val="24"/>
             </w:rPr>
             <w:fldChar w:fldCharType="begin"/>
           </w:r>
           <w:r>
             <w:rPr>
-              <w:rFonts w:ascii="宋体" w:eastAsia="宋体" w:hAnsi="宋体" w:cs="宋体" w:hint="eastAsia"/>
+              <w:rFonts w:hint="eastAsia" w:ascii="宋体" w:hAnsi="宋体" w:eastAsia="宋体" w:cs="宋体"/>
               <w:szCs w:val="24"/>
             </w:rPr>
             <w:instrText xml:space="preserve"> HYPERLINK \l _Toc30727 </w:instrText>
           </w:r>
           <w:r>
             <w:rPr>
-              <w:rFonts w:ascii="宋体" w:eastAsia="宋体" w:hAnsi="宋体" w:cs="宋体" w:hint="eastAsia"/>
+              <w:rFonts w:hint="eastAsia" w:ascii="宋体" w:hAnsi="宋体" w:eastAsia="宋体" w:cs="宋体"/>
               <w:szCs w:val="24"/>
             </w:rPr>
             <w:fldChar w:fldCharType="separate"/>
@@ -2237,7 +2284,7 @@
           </w:r>
           <w:r>
             <w:rPr>
-              <w:rFonts w:ascii="宋体" w:eastAsia="宋体" w:hAnsi="宋体" w:cs="宋体" w:hint="eastAsia"/>
+              <w:rFonts w:hint="eastAsia" w:ascii="宋体" w:hAnsi="宋体" w:eastAsia="宋体" w:cs="宋体"/>
               <w:szCs w:val="24"/>
             </w:rPr>
             <w:fldChar w:fldCharType="end"/>
@@ -2245,28 +2292,28 @@
         </w:p>
         <w:p>
           <w:pPr>
-            <w:pStyle w:val="TOC3"/>
+            <w:pStyle w:val="13"/>
             <w:tabs>
               <w:tab w:val="right" w:leader="dot" w:pos="8306"/>
             </w:tabs>
           </w:pPr>
           <w:r>
             <w:rPr>
-              <w:rFonts w:ascii="宋体" w:eastAsia="宋体" w:hAnsi="宋体" w:cs="宋体" w:hint="eastAsia"/>
+              <w:rFonts w:hint="eastAsia" w:ascii="宋体" w:hAnsi="宋体" w:eastAsia="宋体" w:cs="宋体"/>
               <w:szCs w:val="24"/>
             </w:rPr>
             <w:fldChar w:fldCharType="begin"/>
           </w:r>
           <w:r>
             <w:rPr>
-              <w:rFonts w:ascii="宋体" w:eastAsia="宋体" w:hAnsi="宋体" w:cs="宋体" w:hint="eastAsia"/>
+              <w:rFonts w:hint="eastAsia" w:ascii="宋体" w:hAnsi="宋体" w:eastAsia="宋体" w:cs="宋体"/>
               <w:szCs w:val="24"/>
             </w:rPr>
             <w:instrText xml:space="preserve"> HYPERLINK \l _Toc32367 </w:instrText>
           </w:r>
           <w:r>
             <w:rPr>
-              <w:rFonts w:ascii="宋体" w:eastAsia="宋体" w:hAnsi="宋体" w:cs="宋体" w:hint="eastAsia"/>
+              <w:rFonts w:hint="eastAsia" w:ascii="宋体" w:hAnsi="宋体" w:eastAsia="宋体" w:cs="宋体"/>
               <w:szCs w:val="24"/>
             </w:rPr>
             <w:fldChar w:fldCharType="separate"/>
@@ -2298,7 +2345,7 @@
           </w:r>
           <w:r>
             <w:rPr>
-              <w:rFonts w:ascii="宋体" w:eastAsia="宋体" w:hAnsi="宋体" w:cs="宋体" w:hint="eastAsia"/>
+              <w:rFonts w:hint="eastAsia" w:ascii="宋体" w:hAnsi="宋体" w:eastAsia="宋体" w:cs="宋体"/>
               <w:szCs w:val="24"/>
             </w:rPr>
             <w:fldChar w:fldCharType="end"/>
@@ -2306,28 +2353,28 @@
         </w:p>
         <w:p>
           <w:pPr>
-            <w:pStyle w:val="TOC3"/>
+            <w:pStyle w:val="13"/>
             <w:tabs>
               <w:tab w:val="right" w:leader="dot" w:pos="8306"/>
             </w:tabs>
           </w:pPr>
           <w:r>
             <w:rPr>
-              <w:rFonts w:ascii="宋体" w:eastAsia="宋体" w:hAnsi="宋体" w:cs="宋体" w:hint="eastAsia"/>
+              <w:rFonts w:hint="eastAsia" w:ascii="宋体" w:hAnsi="宋体" w:eastAsia="宋体" w:cs="宋体"/>
               <w:szCs w:val="24"/>
             </w:rPr>
             <w:fldChar w:fldCharType="begin"/>
           </w:r>
           <w:r>
             <w:rPr>
-              <w:rFonts w:ascii="宋体" w:eastAsia="宋体" w:hAnsi="宋体" w:cs="宋体" w:hint="eastAsia"/>
+              <w:rFonts w:hint="eastAsia" w:ascii="宋体" w:hAnsi="宋体" w:eastAsia="宋体" w:cs="宋体"/>
               <w:szCs w:val="24"/>
             </w:rPr>
             <w:instrText xml:space="preserve"> HYPERLINK \l _Toc19344 </w:instrText>
           </w:r>
           <w:r>
             <w:rPr>
-              <w:rFonts w:ascii="宋体" w:eastAsia="宋体" w:hAnsi="宋体" w:cs="宋体" w:hint="eastAsia"/>
+              <w:rFonts w:hint="eastAsia" w:ascii="宋体" w:hAnsi="宋体" w:eastAsia="宋体" w:cs="宋体"/>
               <w:szCs w:val="24"/>
             </w:rPr>
             <w:fldChar w:fldCharType="separate"/>
@@ -2359,7 +2406,7 @@
           </w:r>
           <w:r>
             <w:rPr>
-              <w:rFonts w:ascii="宋体" w:eastAsia="宋体" w:hAnsi="宋体" w:cs="宋体" w:hint="eastAsia"/>
+              <w:rFonts w:hint="eastAsia" w:ascii="宋体" w:hAnsi="宋体" w:eastAsia="宋体" w:cs="宋体"/>
               <w:szCs w:val="24"/>
             </w:rPr>
             <w:fldChar w:fldCharType="end"/>
@@ -2367,28 +2414,28 @@
         </w:p>
         <w:p>
           <w:pPr>
-            <w:pStyle w:val="TOC3"/>
+            <w:pStyle w:val="13"/>
             <w:tabs>
               <w:tab w:val="right" w:leader="dot" w:pos="8306"/>
             </w:tabs>
           </w:pPr>
           <w:r>
             <w:rPr>
-              <w:rFonts w:ascii="宋体" w:eastAsia="宋体" w:hAnsi="宋体" w:cs="宋体" w:hint="eastAsia"/>
+              <w:rFonts w:hint="eastAsia" w:ascii="宋体" w:hAnsi="宋体" w:eastAsia="宋体" w:cs="宋体"/>
               <w:szCs w:val="24"/>
             </w:rPr>
             <w:fldChar w:fldCharType="begin"/>
           </w:r>
           <w:r>
             <w:rPr>
-              <w:rFonts w:ascii="宋体" w:eastAsia="宋体" w:hAnsi="宋体" w:cs="宋体" w:hint="eastAsia"/>
+              <w:rFonts w:hint="eastAsia" w:ascii="宋体" w:hAnsi="宋体" w:eastAsia="宋体" w:cs="宋体"/>
               <w:szCs w:val="24"/>
             </w:rPr>
             <w:instrText xml:space="preserve"> HYPERLINK \l _Toc16342 </w:instrText>
           </w:r>
           <w:r>
             <w:rPr>
-              <w:rFonts w:ascii="宋体" w:eastAsia="宋体" w:hAnsi="宋体" w:cs="宋体" w:hint="eastAsia"/>
+              <w:rFonts w:hint="eastAsia" w:ascii="宋体" w:hAnsi="宋体" w:eastAsia="宋体" w:cs="宋体"/>
               <w:szCs w:val="24"/>
             </w:rPr>
             <w:fldChar w:fldCharType="separate"/>
@@ -2420,7 +2467,7 @@
           </w:r>
           <w:r>
             <w:rPr>
-              <w:rFonts w:ascii="宋体" w:eastAsia="宋体" w:hAnsi="宋体" w:cs="宋体" w:hint="eastAsia"/>
+              <w:rFonts w:hint="eastAsia" w:ascii="宋体" w:hAnsi="宋体" w:eastAsia="宋体" w:cs="宋体"/>
               <w:szCs w:val="24"/>
             </w:rPr>
             <w:fldChar w:fldCharType="end"/>
@@ -2428,28 +2475,28 @@
         </w:p>
         <w:p>
           <w:pPr>
-            <w:pStyle w:val="TOC3"/>
+            <w:pStyle w:val="13"/>
             <w:tabs>
               <w:tab w:val="right" w:leader="dot" w:pos="8306"/>
             </w:tabs>
           </w:pPr>
           <w:r>
             <w:rPr>
-              <w:rFonts w:ascii="宋体" w:eastAsia="宋体" w:hAnsi="宋体" w:cs="宋体" w:hint="eastAsia"/>
+              <w:rFonts w:hint="eastAsia" w:ascii="宋体" w:hAnsi="宋体" w:eastAsia="宋体" w:cs="宋体"/>
               <w:szCs w:val="24"/>
             </w:rPr>
             <w:fldChar w:fldCharType="begin"/>
           </w:r>
           <w:r>
             <w:rPr>
-              <w:rFonts w:ascii="宋体" w:eastAsia="宋体" w:hAnsi="宋体" w:cs="宋体" w:hint="eastAsia"/>
+              <w:rFonts w:hint="eastAsia" w:ascii="宋体" w:hAnsi="宋体" w:eastAsia="宋体" w:cs="宋体"/>
               <w:szCs w:val="24"/>
             </w:rPr>
             <w:instrText xml:space="preserve"> HYPERLINK \l _Toc6645 </w:instrText>
           </w:r>
           <w:r>
             <w:rPr>
-              <w:rFonts w:ascii="宋体" w:eastAsia="宋体" w:hAnsi="宋体" w:cs="宋体" w:hint="eastAsia"/>
+              <w:rFonts w:hint="eastAsia" w:ascii="宋体" w:hAnsi="宋体" w:eastAsia="宋体" w:cs="宋体"/>
               <w:szCs w:val="24"/>
             </w:rPr>
             <w:fldChar w:fldCharType="separate"/>
@@ -2481,7 +2528,7 @@
           </w:r>
           <w:r>
             <w:rPr>
-              <w:rFonts w:ascii="宋体" w:eastAsia="宋体" w:hAnsi="宋体" w:cs="宋体" w:hint="eastAsia"/>
+              <w:rFonts w:hint="eastAsia" w:ascii="宋体" w:hAnsi="宋体" w:eastAsia="宋体" w:cs="宋体"/>
               <w:szCs w:val="24"/>
             </w:rPr>
             <w:fldChar w:fldCharType="end"/>
@@ -2489,28 +2536,28 @@
         </w:p>
         <w:p>
           <w:pPr>
-            <w:pStyle w:val="TOC3"/>
+            <w:pStyle w:val="13"/>
             <w:tabs>
               <w:tab w:val="right" w:leader="dot" w:pos="8306"/>
             </w:tabs>
           </w:pPr>
           <w:r>
             <w:rPr>
-              <w:rFonts w:ascii="宋体" w:eastAsia="宋体" w:hAnsi="宋体" w:cs="宋体" w:hint="eastAsia"/>
+              <w:rFonts w:hint="eastAsia" w:ascii="宋体" w:hAnsi="宋体" w:eastAsia="宋体" w:cs="宋体"/>
               <w:szCs w:val="24"/>
             </w:rPr>
             <w:fldChar w:fldCharType="begin"/>
           </w:r>
           <w:r>
             <w:rPr>
-              <w:rFonts w:ascii="宋体" w:eastAsia="宋体" w:hAnsi="宋体" w:cs="宋体" w:hint="eastAsia"/>
+              <w:rFonts w:hint="eastAsia" w:ascii="宋体" w:hAnsi="宋体" w:eastAsia="宋体" w:cs="宋体"/>
               <w:szCs w:val="24"/>
             </w:rPr>
             <w:instrText xml:space="preserve"> HYPERLINK \l _Toc18672 </w:instrText>
           </w:r>
           <w:r>
             <w:rPr>
-              <w:rFonts w:ascii="宋体" w:eastAsia="宋体" w:hAnsi="宋体" w:cs="宋体" w:hint="eastAsia"/>
+              <w:rFonts w:hint="eastAsia" w:ascii="宋体" w:hAnsi="宋体" w:eastAsia="宋体" w:cs="宋体"/>
               <w:szCs w:val="24"/>
             </w:rPr>
             <w:fldChar w:fldCharType="separate"/>
@@ -2542,7 +2589,7 @@
           </w:r>
           <w:r>
             <w:rPr>
-              <w:rFonts w:ascii="宋体" w:eastAsia="宋体" w:hAnsi="宋体" w:cs="宋体" w:hint="eastAsia"/>
+              <w:rFonts w:hint="eastAsia" w:ascii="宋体" w:hAnsi="宋体" w:eastAsia="宋体" w:cs="宋体"/>
               <w:szCs w:val="24"/>
             </w:rPr>
             <w:fldChar w:fldCharType="end"/>
@@ -2550,28 +2597,28 @@
         </w:p>
         <w:p>
           <w:pPr>
-            <w:pStyle w:val="TOC2"/>
+            <w:pStyle w:val="17"/>
             <w:tabs>
               <w:tab w:val="right" w:leader="dot" w:pos="8306"/>
             </w:tabs>
           </w:pPr>
           <w:r>
             <w:rPr>
-              <w:rFonts w:ascii="宋体" w:eastAsia="宋体" w:hAnsi="宋体" w:cs="宋体" w:hint="eastAsia"/>
+              <w:rFonts w:hint="eastAsia" w:ascii="宋体" w:hAnsi="宋体" w:eastAsia="宋体" w:cs="宋体"/>
               <w:szCs w:val="24"/>
             </w:rPr>
             <w:fldChar w:fldCharType="begin"/>
           </w:r>
           <w:r>
             <w:rPr>
-              <w:rFonts w:ascii="宋体" w:eastAsia="宋体" w:hAnsi="宋体" w:cs="宋体" w:hint="eastAsia"/>
+              <w:rFonts w:hint="eastAsia" w:ascii="宋体" w:hAnsi="宋体" w:eastAsia="宋体" w:cs="宋体"/>
               <w:szCs w:val="24"/>
             </w:rPr>
             <w:instrText xml:space="preserve"> HYPERLINK \l _Toc7528 </w:instrText>
           </w:r>
           <w:r>
             <w:rPr>
-              <w:rFonts w:ascii="宋体" w:eastAsia="宋体" w:hAnsi="宋体" w:cs="宋体" w:hint="eastAsia"/>
+              <w:rFonts w:hint="eastAsia" w:ascii="宋体" w:hAnsi="宋体" w:eastAsia="宋体" w:cs="宋体"/>
               <w:szCs w:val="24"/>
             </w:rPr>
             <w:fldChar w:fldCharType="separate"/>
@@ -2610,7 +2657,7 @@
           </w:r>
           <w:r>
             <w:rPr>
-              <w:rFonts w:ascii="宋体" w:eastAsia="宋体" w:hAnsi="宋体" w:cs="宋体" w:hint="eastAsia"/>
+              <w:rFonts w:hint="eastAsia" w:ascii="宋体" w:hAnsi="宋体" w:eastAsia="宋体" w:cs="宋体"/>
               <w:szCs w:val="24"/>
             </w:rPr>
             <w:fldChar w:fldCharType="end"/>
@@ -2618,42 +2665,42 @@
         </w:p>
         <w:p>
           <w:pPr>
-            <w:pStyle w:val="TOC1"/>
+            <w:pStyle w:val="16"/>
             <w:tabs>
               <w:tab w:val="right" w:leader="dot" w:pos="8306"/>
             </w:tabs>
           </w:pPr>
           <w:r>
             <w:rPr>
-              <w:rFonts w:ascii="宋体" w:eastAsia="宋体" w:hAnsi="宋体" w:cs="宋体" w:hint="eastAsia"/>
+              <w:rFonts w:hint="eastAsia" w:ascii="宋体" w:hAnsi="宋体" w:eastAsia="宋体" w:cs="宋体"/>
               <w:szCs w:val="24"/>
             </w:rPr>
             <w:fldChar w:fldCharType="begin"/>
           </w:r>
           <w:r>
             <w:rPr>
-              <w:rFonts w:ascii="宋体" w:eastAsia="宋体" w:hAnsi="宋体" w:cs="宋体" w:hint="eastAsia"/>
+              <w:rFonts w:hint="eastAsia" w:ascii="宋体" w:hAnsi="宋体" w:eastAsia="宋体" w:cs="宋体"/>
               <w:szCs w:val="24"/>
             </w:rPr>
             <w:instrText xml:space="preserve"> HYPERLINK \l _Toc28533 </w:instrText>
           </w:r>
           <w:r>
             <w:rPr>
-              <w:rFonts w:ascii="宋体" w:eastAsia="宋体" w:hAnsi="宋体" w:cs="宋体" w:hint="eastAsia"/>
+              <w:rFonts w:hint="eastAsia" w:ascii="宋体" w:hAnsi="宋体" w:eastAsia="宋体" w:cs="宋体"/>
               <w:szCs w:val="24"/>
             </w:rPr>
             <w:fldChar w:fldCharType="separate"/>
           </w:r>
           <w:r>
             <w:rPr>
-              <w:rFonts w:eastAsia="宋体" w:hint="default"/>
+              <w:rFonts w:hint="default" w:eastAsia="宋体"/>
               <w:lang w:val="en-US" w:eastAsia="zh-CN"/>
             </w:rPr>
             <w:t xml:space="preserve">6. </w:t>
           </w:r>
           <w:r>
             <w:rPr>
-              <w:rFonts w:eastAsia="宋体" w:hint="eastAsia"/>
+              <w:rFonts w:hint="eastAsia" w:eastAsia="宋体"/>
               <w:lang w:val="en-US" w:eastAsia="zh-CN"/>
             </w:rPr>
             <w:t>附则</w:t>
@@ -2678,7 +2725,7 @@
           </w:r>
           <w:r>
             <w:rPr>
-              <w:rFonts w:ascii="宋体" w:eastAsia="宋体" w:hAnsi="宋体" w:cs="宋体" w:hint="eastAsia"/>
+              <w:rFonts w:hint="eastAsia" w:ascii="宋体" w:hAnsi="宋体" w:eastAsia="宋体" w:cs="宋体"/>
               <w:szCs w:val="24"/>
             </w:rPr>
             <w:fldChar w:fldCharType="end"/>
@@ -2686,28 +2733,28 @@
         </w:p>
         <w:p>
           <w:pPr>
-            <w:pStyle w:val="TOC1"/>
+            <w:pStyle w:val="16"/>
             <w:tabs>
               <w:tab w:val="right" w:leader="dot" w:pos="8306"/>
             </w:tabs>
           </w:pPr>
           <w:r>
             <w:rPr>
-              <w:rFonts w:ascii="宋体" w:eastAsia="宋体" w:hAnsi="宋体" w:cs="宋体" w:hint="eastAsia"/>
+              <w:rFonts w:hint="eastAsia" w:ascii="宋体" w:hAnsi="宋体" w:eastAsia="宋体" w:cs="宋体"/>
               <w:szCs w:val="24"/>
             </w:rPr>
             <w:fldChar w:fldCharType="begin"/>
           </w:r>
           <w:r>
             <w:rPr>
-              <w:rFonts w:ascii="宋体" w:eastAsia="宋体" w:hAnsi="宋体" w:cs="宋体" w:hint="eastAsia"/>
+              <w:rFonts w:hint="eastAsia" w:ascii="宋体" w:hAnsi="宋体" w:eastAsia="宋体" w:cs="宋体"/>
               <w:szCs w:val="24"/>
             </w:rPr>
             <w:instrText xml:space="preserve"> HYPERLINK \l _Toc28642 </w:instrText>
           </w:r>
           <w:r>
             <w:rPr>
-              <w:rFonts w:ascii="宋体" w:eastAsia="宋体" w:hAnsi="宋体" w:cs="宋体" w:hint="eastAsia"/>
+              <w:rFonts w:hint="eastAsia" w:ascii="宋体" w:hAnsi="宋体" w:eastAsia="宋体" w:cs="宋体"/>
               <w:szCs w:val="24"/>
             </w:rPr>
             <w:fldChar w:fldCharType="separate"/>
@@ -2746,7 +2793,7 @@
           </w:r>
           <w:r>
             <w:rPr>
-              <w:rFonts w:ascii="宋体" w:eastAsia="宋体" w:hAnsi="宋体" w:cs="宋体" w:hint="eastAsia"/>
+              <w:rFonts w:hint="eastAsia" w:ascii="宋体" w:hAnsi="宋体" w:eastAsia="宋体" w:cs="宋体"/>
               <w:szCs w:val="24"/>
             </w:rPr>
             <w:fldChar w:fldCharType="end"/>
@@ -2754,28 +2801,28 @@
         </w:p>
         <w:p>
           <w:pPr>
-            <w:pStyle w:val="TOC1"/>
+            <w:pStyle w:val="16"/>
             <w:tabs>
               <w:tab w:val="right" w:leader="dot" w:pos="8306"/>
             </w:tabs>
           </w:pPr>
           <w:r>
             <w:rPr>
-              <w:rFonts w:ascii="宋体" w:eastAsia="宋体" w:hAnsi="宋体" w:cs="宋体" w:hint="eastAsia"/>
+              <w:rFonts w:hint="eastAsia" w:ascii="宋体" w:hAnsi="宋体" w:eastAsia="宋体" w:cs="宋体"/>
               <w:szCs w:val="24"/>
             </w:rPr>
             <w:fldChar w:fldCharType="begin"/>
           </w:r>
           <w:r>
             <w:rPr>
-              <w:rFonts w:ascii="宋体" w:eastAsia="宋体" w:hAnsi="宋体" w:cs="宋体" w:hint="eastAsia"/>
+              <w:rFonts w:hint="eastAsia" w:ascii="宋体" w:hAnsi="宋体" w:eastAsia="宋体" w:cs="宋体"/>
               <w:szCs w:val="24"/>
             </w:rPr>
             <w:instrText xml:space="preserve"> HYPERLINK \l _Toc7187 </w:instrText>
           </w:r>
           <w:r>
             <w:rPr>
-              <w:rFonts w:ascii="宋体" w:eastAsia="宋体" w:hAnsi="宋体" w:cs="宋体" w:hint="eastAsia"/>
+              <w:rFonts w:hint="eastAsia" w:ascii="宋体" w:hAnsi="宋体" w:eastAsia="宋体" w:cs="宋体"/>
               <w:szCs w:val="24"/>
             </w:rPr>
             <w:fldChar w:fldCharType="separate"/>
@@ -2814,7 +2861,7 @@
           </w:r>
           <w:r>
             <w:rPr>
-              <w:rFonts w:ascii="宋体" w:eastAsia="宋体" w:hAnsi="宋体" w:cs="宋体" w:hint="eastAsia"/>
+              <w:rFonts w:hint="eastAsia" w:ascii="宋体" w:hAnsi="宋体" w:eastAsia="宋体" w:cs="宋体"/>
               <w:szCs w:val="24"/>
             </w:rPr>
             <w:fldChar w:fldCharType="end"/>
@@ -2824,7 +2871,7 @@
           <w:pPr>
             <w:bidi w:val="0"/>
             <w:rPr>
-              <w:rFonts w:ascii="宋体" w:eastAsia="宋体" w:hAnsi="宋体" w:cs="宋体" w:hint="eastAsia"/>
+              <w:rFonts w:hint="eastAsia" w:ascii="宋体" w:hAnsi="宋体" w:eastAsia="宋体" w:cs="宋体"/>
               <w:snapToGrid w:val="0"/>
               <w:color w:val="000000"/>
               <w:kern w:val="0"/>
@@ -2835,7 +2882,7 @@
           </w:pPr>
           <w:r>
             <w:rPr>
-              <w:rFonts w:ascii="宋体" w:eastAsia="宋体" w:hAnsi="宋体" w:cs="宋体" w:hint="eastAsia"/>
+              <w:rFonts w:hint="eastAsia" w:ascii="宋体" w:hAnsi="宋体" w:eastAsia="宋体" w:cs="宋体"/>
               <w:szCs w:val="24"/>
             </w:rPr>
             <w:fldChar w:fldCharType="end"/>
@@ -2846,7 +2893,7 @@
     <w:p>
       <w:pPr>
         <w:rPr>
-          <w:rFonts w:ascii="Arial" w:eastAsia="Arial" w:hAnsi="Arial" w:cs="Arial"/>
+          <w:rFonts w:ascii="Arial" w:hAnsi="Arial" w:eastAsia="Arial" w:cs="Arial"/>
           <w:snapToGrid w:val="0"/>
           <w:color w:val="000000"/>
           <w:kern w:val="0"/>
@@ -2857,7 +2904,7 @@
       </w:pPr>
       <w:r>
         <w:rPr>
-          <w:rFonts w:ascii="Arial" w:eastAsia="Arial" w:hAnsi="Arial" w:cs="Arial"/>
+          <w:rFonts w:ascii="Arial" w:hAnsi="Arial" w:eastAsia="Arial" w:cs="Arial"/>
           <w:snapToGrid w:val="0"/>
           <w:color w:val="000000"/>
           <w:kern w:val="0"/>
@@ -2870,7 +2917,7 @@
     </w:p>
     <w:p>
       <w:pPr>
-        <w:pStyle w:val="1"/>
+        <w:pStyle w:val="28"/>
         <w:bidi w:val="0"/>
       </w:pPr>
       <w:bookmarkStart w:id="2" w:name="_Toc28243"/>
@@ -2881,7 +2928,7 @@
     </w:p>
     <w:p>
       <w:pPr>
-        <w:pStyle w:val="a1"/>
+        <w:pStyle w:val="29"/>
         <w:bidi w:val="0"/>
         <w:rPr>
           <w:rFonts w:hint="default"/>
@@ -2918,7 +2965,7 @@
     </w:p>
     <w:p>
       <w:pPr>
-        <w:pStyle w:val="1"/>
+        <w:pStyle w:val="28"/>
         <w:bidi w:val="0"/>
         <w:rPr>
           <w:rFonts w:hint="eastAsia"/>
@@ -2937,13 +2984,13 @@
     </w:p>
     <w:p>
       <w:pPr>
-        <w:pStyle w:val="a1"/>
+        <w:pStyle w:val="29"/>
         <w:numPr>
           <w:ilvl w:val="0"/>
           <w:numId w:val="2"/>
         </w:numPr>
         <w:bidi w:val="0"/>
-        <w:ind w:left="425" w:hanging="425" w:leftChars="0" w:firstLineChars="0"/>
+        <w:ind w:left="425" w:leftChars="0" w:hanging="425" w:firstLineChars="0"/>
         <w:rPr>
           <w:rFonts w:hint="eastAsia"/>
           <w:lang w:val="en-US" w:eastAsia="zh-CN"/>
@@ -2959,7 +3006,7 @@
     </w:p>
     <w:p>
       <w:pPr>
-        <w:pStyle w:val="a1"/>
+        <w:pStyle w:val="29"/>
         <w:bidi w:val="0"/>
         <w:rPr>
           <w:rFonts w:hint="eastAsia"/>
@@ -2976,13 +3023,13 @@
     </w:p>
     <w:p>
       <w:pPr>
-        <w:pStyle w:val="a1"/>
+        <w:pStyle w:val="29"/>
         <w:numPr>
           <w:ilvl w:val="0"/>
           <w:numId w:val="2"/>
         </w:numPr>
         <w:bidi w:val="0"/>
-        <w:ind w:left="425" w:hanging="425" w:leftChars="0" w:firstLineChars="0"/>
+        <w:ind w:left="425" w:leftChars="0" w:hanging="425" w:firstLineChars="0"/>
         <w:rPr>
           <w:rFonts w:hint="eastAsia"/>
           <w:lang w:val="en-US" w:eastAsia="zh-CN"/>
@@ -2998,7 +3045,7 @@
     </w:p>
     <w:p>
       <w:pPr>
-        <w:pStyle w:val="a1"/>
+        <w:pStyle w:val="29"/>
         <w:bidi w:val="0"/>
         <w:rPr>
           <w:rFonts w:hint="eastAsia"/>
@@ -3015,13 +3062,13 @@
     </w:p>
     <w:p>
       <w:pPr>
-        <w:pStyle w:val="a1"/>
+        <w:pStyle w:val="29"/>
         <w:numPr>
           <w:ilvl w:val="0"/>
           <w:numId w:val="2"/>
         </w:numPr>
         <w:bidi w:val="0"/>
-        <w:ind w:left="425" w:hanging="425" w:leftChars="0" w:firstLineChars="0"/>
+        <w:ind w:left="425" w:leftChars="0" w:hanging="425" w:firstLineChars="0"/>
         <w:rPr>
           <w:rFonts w:hint="eastAsia"/>
           <w:lang w:val="en-US" w:eastAsia="zh-CN"/>
@@ -3037,7 +3084,7 @@
     </w:p>
     <w:p>
       <w:pPr>
-        <w:pStyle w:val="a1"/>
+        <w:pStyle w:val="29"/>
         <w:bidi w:val="0"/>
         <w:rPr>
           <w:rFonts w:hint="eastAsia"/>
@@ -3054,13 +3101,13 @@
     </w:p>
     <w:p>
       <w:pPr>
-        <w:pStyle w:val="a1"/>
+        <w:pStyle w:val="29"/>
         <w:numPr>
           <w:ilvl w:val="0"/>
           <w:numId w:val="2"/>
         </w:numPr>
         <w:bidi w:val="0"/>
-        <w:ind w:left="425" w:hanging="425" w:leftChars="0" w:firstLineChars="0"/>
+        <w:ind w:left="425" w:leftChars="0" w:hanging="425" w:firstLineChars="0"/>
         <w:rPr>
           <w:rFonts w:hint="eastAsia"/>
           <w:lang w:val="en-US" w:eastAsia="zh-CN"/>
@@ -3076,7 +3123,7 @@
     </w:p>
     <w:p>
       <w:pPr>
-        <w:pStyle w:val="a1"/>
+        <w:pStyle w:val="29"/>
         <w:bidi w:val="0"/>
         <w:rPr>
           <w:rFonts w:hint="eastAsia"/>
@@ -3093,7 +3140,7 @@
     </w:p>
     <w:p>
       <w:pPr>
-        <w:pStyle w:val="2"/>
+        <w:pStyle w:val="30"/>
         <w:bidi w:val="0"/>
         <w:rPr>
           <w:rFonts w:hint="default"/>
@@ -3112,13 +3159,13 @@
     </w:p>
     <w:p>
       <w:pPr>
-        <w:pStyle w:val="a3"/>
+        <w:pStyle w:val="39"/>
         <w:numPr>
           <w:ilvl w:val="0"/>
           <w:numId w:val="3"/>
         </w:numPr>
         <w:bidi w:val="0"/>
-        <w:ind w:left="425" w:hanging="425" w:leftChars="0" w:firstLineChars="0"/>
+        <w:ind w:left="425" w:leftChars="0" w:hanging="425" w:firstLineChars="0"/>
       </w:pPr>
       <w:r>
         <w:t>服务报告</w:t>
@@ -3126,7 +3173,7 @@
     </w:p>
     <w:p>
       <w:pPr>
-        <w:pStyle w:val="a3"/>
+        <w:pStyle w:val="39"/>
         <w:bidi w:val="0"/>
       </w:pPr>
       <w:r>
@@ -3135,13 +3182,13 @@
     </w:p>
     <w:p>
       <w:pPr>
-        <w:pStyle w:val="a3"/>
+        <w:pStyle w:val="39"/>
         <w:numPr>
           <w:ilvl w:val="0"/>
           <w:numId w:val="4"/>
         </w:numPr>
         <w:bidi w:val="0"/>
-        <w:ind w:left="845" w:hanging="425" w:leftChars="0" w:firstLineChars="0"/>
+        <w:ind w:left="845" w:leftChars="0" w:hanging="425" w:firstLineChars="0"/>
       </w:pPr>
       <w:r>
         <w:t>反应性报告，即报告已经发生了的客服现状；</w:t>
@@ -3149,13 +3196,13 @@
     </w:p>
     <w:p>
       <w:pPr>
-        <w:pStyle w:val="a3"/>
+        <w:pStyle w:val="39"/>
         <w:numPr>
           <w:ilvl w:val="0"/>
           <w:numId w:val="4"/>
         </w:numPr>
         <w:bidi w:val="0"/>
-        <w:ind w:left="845" w:hanging="425" w:leftChars="0" w:firstLineChars="0"/>
+        <w:ind w:left="845" w:leftChars="0" w:hanging="425" w:firstLineChars="0"/>
       </w:pPr>
       <w:r>
         <w:t>前置性报告，即对重要事故进行预警， 由此保障可以提前采取预防性措施（如即将发生的违反SLA的行为）；</w:t>
@@ -3163,13 +3210,13 @@
     </w:p>
     <w:p>
       <w:pPr>
-        <w:pStyle w:val="a3"/>
+        <w:pStyle w:val="39"/>
         <w:numPr>
           <w:ilvl w:val="0"/>
           <w:numId w:val="4"/>
         </w:numPr>
         <w:bidi w:val="0"/>
-        <w:ind w:left="845" w:hanging="425" w:leftChars="0" w:firstLineChars="0"/>
+        <w:ind w:left="845" w:leftChars="0" w:hanging="425" w:firstLineChars="0"/>
       </w:pPr>
       <w:r>
         <w:t>预先计划报告，即报告计划的活动</w:t>
@@ -3177,13 +3224,13 @@
     </w:p>
     <w:p>
       <w:pPr>
-        <w:pStyle w:val="a3"/>
+        <w:pStyle w:val="39"/>
         <w:numPr>
           <w:ilvl w:val="0"/>
           <w:numId w:val="3"/>
         </w:numPr>
         <w:bidi w:val="0"/>
-        <w:ind w:left="425" w:hanging="425" w:leftChars="0" w:firstLineChars="0"/>
+        <w:ind w:left="425" w:leftChars="0" w:hanging="425" w:firstLineChars="0"/>
       </w:pPr>
       <w:r>
         <w:t>反应性报告</w:t>
@@ -3191,13 +3238,13 @@
     </w:p>
     <w:p>
       <w:pPr>
-        <w:pStyle w:val="a3"/>
+        <w:pStyle w:val="39"/>
         <w:numPr>
           <w:ilvl w:val="0"/>
           <w:numId w:val="5"/>
         </w:numPr>
         <w:bidi w:val="0"/>
-        <w:ind w:left="845" w:hanging="425" w:leftChars="0" w:firstLineChars="0"/>
+        <w:ind w:left="845" w:leftChars="0" w:hanging="425" w:firstLineChars="0"/>
       </w:pPr>
       <w:r>
         <w:t>与服务等级目标相比较的业绩，如：消耗量报告和成绩；</w:t>
@@ -3205,13 +3252,13 @@
     </w:p>
     <w:p>
       <w:pPr>
-        <w:pStyle w:val="a3"/>
+        <w:pStyle w:val="39"/>
         <w:numPr>
           <w:ilvl w:val="0"/>
           <w:numId w:val="5"/>
         </w:numPr>
         <w:bidi w:val="0"/>
-        <w:ind w:left="845" w:hanging="425" w:leftChars="0" w:firstLineChars="0"/>
+        <w:ind w:left="845" w:leftChars="0" w:hanging="425" w:firstLineChars="0"/>
       </w:pPr>
       <w:r>
         <w:t>与标准的不符合及发生的问题，如违反服务级别协议及安全违规；</w:t>
@@ -3219,13 +3266,13 @@
     </w:p>
     <w:p>
       <w:pPr>
-        <w:pStyle w:val="a3"/>
+        <w:pStyle w:val="39"/>
         <w:numPr>
           <w:ilvl w:val="0"/>
           <w:numId w:val="5"/>
         </w:numPr>
         <w:bidi w:val="0"/>
-        <w:ind w:left="845" w:hanging="425" w:leftChars="0" w:firstLineChars="0"/>
+        <w:ind w:left="845" w:leftChars="0" w:hanging="425" w:firstLineChars="0"/>
       </w:pPr>
       <w:r>
         <w:t>工作量特性和能力信息，如：事故、 问题、变更和任务、分类、地点、顾客、趋势、优先级和服务请求的数量；</w:t>
@@ -3233,13 +3280,13 @@
     </w:p>
     <w:p>
       <w:pPr>
-        <w:pStyle w:val="a3"/>
+        <w:pStyle w:val="39"/>
         <w:numPr>
           <w:ilvl w:val="0"/>
           <w:numId w:val="5"/>
         </w:numPr>
         <w:bidi w:val="0"/>
-        <w:ind w:left="845" w:hanging="425" w:leftChars="0" w:firstLineChars="0"/>
+        <w:ind w:left="845" w:leftChars="0" w:hanging="425" w:firstLineChars="0"/>
       </w:pPr>
       <w:r>
         <w:t>重大事件后的报告，如：变更和发布；</w:t>
@@ -3247,13 +3294,13 @@
     </w:p>
     <w:p>
       <w:pPr>
-        <w:pStyle w:val="a3"/>
+        <w:pStyle w:val="39"/>
         <w:numPr>
           <w:ilvl w:val="0"/>
           <w:numId w:val="5"/>
         </w:numPr>
         <w:bidi w:val="0"/>
-        <w:ind w:left="845" w:hanging="425" w:leftChars="0" w:firstLineChars="0"/>
+        <w:ind w:left="845" w:leftChars="0" w:hanging="425" w:firstLineChars="0"/>
       </w:pPr>
       <w:r>
         <w:t>包括每一</w:t>
@@ -3271,13 +3318,13 @@
     </w:p>
     <w:p>
       <w:pPr>
-        <w:pStyle w:val="a3"/>
+        <w:pStyle w:val="39"/>
         <w:numPr>
           <w:ilvl w:val="0"/>
           <w:numId w:val="3"/>
         </w:numPr>
         <w:bidi w:val="0"/>
-        <w:ind w:left="425" w:hanging="425" w:leftChars="0" w:firstLineChars="0"/>
+        <w:ind w:left="425" w:leftChars="0" w:hanging="425" w:firstLineChars="0"/>
       </w:pPr>
       <w:r>
         <w:t>前置性报告</w:t>
@@ -3285,13 +3332,13 @@
     </w:p>
     <w:p>
       <w:pPr>
-        <w:pStyle w:val="a3"/>
+        <w:pStyle w:val="39"/>
         <w:numPr>
           <w:ilvl w:val="0"/>
           <w:numId w:val="6"/>
         </w:numPr>
         <w:bidi w:val="0"/>
-        <w:ind w:left="845" w:hanging="425" w:leftChars="0" w:firstLineChars="0"/>
+        <w:ind w:left="845" w:leftChars="0" w:hanging="425" w:firstLineChars="0"/>
       </w:pPr>
       <w:r>
         <w:t>阶段性的趋势信息（如：天、周、月、阶段）；</w:t>
@@ -3299,13 +3346,13 @@
     </w:p>
     <w:p>
       <w:pPr>
-        <w:pStyle w:val="a3"/>
+        <w:pStyle w:val="39"/>
         <w:numPr>
           <w:ilvl w:val="0"/>
           <w:numId w:val="6"/>
         </w:numPr>
         <w:bidi w:val="0"/>
-        <w:ind w:left="845" w:hanging="425" w:leftChars="0" w:firstLineChars="0"/>
+        <w:ind w:left="845" w:leftChars="0" w:hanging="425" w:firstLineChars="0"/>
       </w:pPr>
       <w:r>
         <w:t>不可靠的基础设施组件。</w:t>
@@ -3313,13 +3360,13 @@
     </w:p>
     <w:p>
       <w:pPr>
-        <w:pStyle w:val="a3"/>
+        <w:pStyle w:val="39"/>
         <w:numPr>
           <w:ilvl w:val="0"/>
           <w:numId w:val="3"/>
         </w:numPr>
         <w:bidi w:val="0"/>
-        <w:ind w:left="425" w:hanging="425" w:leftChars="0" w:firstLineChars="0"/>
+        <w:ind w:left="425" w:leftChars="0" w:hanging="425" w:firstLineChars="0"/>
       </w:pPr>
       <w:r>
         <w:t>预先计划报告</w:t>
@@ -3327,10 +3374,10 @@
     </w:p>
     <w:p>
       <w:pPr>
-        <w:pStyle w:val="a3"/>
-        <w:bidi w:val="0"/>
-        <w:rPr>
-          <w:rFonts w:ascii="宋体" w:eastAsia="宋体" w:hAnsi="宋体" w:cs="宋体" w:hint="default"/>
+        <w:pStyle w:val="39"/>
+        <w:bidi w:val="0"/>
+        <w:rPr>
+          <w:rFonts w:hint="default" w:ascii="宋体" w:hAnsi="宋体" w:eastAsia="宋体" w:cs="宋体"/>
           <w:spacing w:val="7"/>
           <w:szCs w:val="20"/>
           <w:lang w:val="en-US" w:eastAsia="zh-CN"/>
@@ -3342,7 +3389,7 @@
     </w:p>
     <w:p>
       <w:pPr>
-        <w:pStyle w:val="1"/>
+        <w:pStyle w:val="28"/>
         <w:bidi w:val="0"/>
       </w:pPr>
       <w:bookmarkStart w:id="5" w:name="_Toc22705"/>
@@ -3360,7 +3407,7 @@
     </w:p>
     <w:p>
       <w:pPr>
-        <w:pStyle w:val="a1"/>
+        <w:pStyle w:val="29"/>
         <w:bidi w:val="0"/>
       </w:pPr>
       <w:r>
@@ -3376,7 +3423,7 @@
     </w:p>
     <w:p>
       <w:pPr>
-        <w:pStyle w:val="1"/>
+        <w:pStyle w:val="28"/>
         <w:bidi w:val="0"/>
         <w:rPr>
           <w:rFonts w:hint="eastAsia"/>
@@ -3395,7 +3442,7 @@
     </w:p>
     <w:p>
       <w:pPr>
-        <w:pStyle w:val="2"/>
+        <w:pStyle w:val="30"/>
         <w:bidi w:val="0"/>
         <w:rPr>
           <w:rFonts w:hint="default"/>
@@ -3414,13 +3461,13 @@
     </w:p>
     <w:p>
       <w:pPr>
-        <w:pStyle w:val="a1"/>
+        <w:pStyle w:val="29"/>
         <w:numPr>
           <w:ilvl w:val="0"/>
           <w:numId w:val="7"/>
         </w:numPr>
         <w:bidi w:val="0"/>
-        <w:ind w:left="425" w:hanging="425" w:leftChars="0" w:firstLineChars="0"/>
+        <w:ind w:left="425" w:leftChars="0" w:hanging="425" w:firstLineChars="0"/>
       </w:pPr>
       <w:r>
         <w:rPr>
@@ -3442,13 +3489,13 @@
     </w:p>
     <w:p>
       <w:pPr>
-        <w:pStyle w:val="a1"/>
+        <w:pStyle w:val="29"/>
         <w:numPr>
           <w:ilvl w:val="0"/>
           <w:numId w:val="7"/>
         </w:numPr>
         <w:bidi w:val="0"/>
-        <w:ind w:left="425" w:hanging="425" w:leftChars="0" w:firstLineChars="0"/>
+        <w:ind w:left="425" w:leftChars="0" w:hanging="425" w:firstLineChars="0"/>
       </w:pPr>
       <w:r>
         <w:rPr>
@@ -3470,13 +3517,13 @@
     </w:p>
     <w:p>
       <w:pPr>
-        <w:pStyle w:val="a1"/>
+        <w:pStyle w:val="29"/>
         <w:numPr>
           <w:ilvl w:val="0"/>
           <w:numId w:val="7"/>
         </w:numPr>
         <w:bidi w:val="0"/>
-        <w:ind w:left="425" w:hanging="425" w:leftChars="0" w:firstLineChars="0"/>
+        <w:ind w:left="425" w:leftChars="0" w:hanging="425" w:firstLineChars="0"/>
         <w:rPr>
           <w:rFonts w:hint="default"/>
           <w:lang w:val="en-US" w:eastAsia="zh-CN"/>
@@ -3505,13 +3552,13 @@
     </w:p>
     <w:p>
       <w:pPr>
-        <w:pStyle w:val="a1"/>
+        <w:pStyle w:val="29"/>
         <w:numPr>
           <w:ilvl w:val="0"/>
           <w:numId w:val="7"/>
         </w:numPr>
         <w:bidi w:val="0"/>
-        <w:ind w:left="425" w:hanging="425" w:leftChars="0" w:firstLineChars="0"/>
+        <w:ind w:left="425" w:leftChars="0" w:hanging="425" w:firstLineChars="0"/>
       </w:pPr>
       <w:r>
         <w:t>审批报告中出现的重大异常情况</w:t>
@@ -3526,13 +3573,13 @@
     </w:p>
     <w:p>
       <w:pPr>
-        <w:pStyle w:val="a1"/>
+        <w:pStyle w:val="29"/>
         <w:numPr>
           <w:ilvl w:val="0"/>
           <w:numId w:val="7"/>
         </w:numPr>
         <w:bidi w:val="0"/>
-        <w:ind w:left="425" w:hanging="425" w:leftChars="0" w:firstLineChars="0"/>
+        <w:ind w:left="425" w:leftChars="0" w:hanging="425" w:firstLineChars="0"/>
         <w:rPr>
           <w:rFonts w:hint="default"/>
           <w:lang w:val="en-US" w:eastAsia="zh-CN"/>
@@ -3551,7 +3598,7 @@
     </w:p>
     <w:p>
       <w:pPr>
-        <w:pStyle w:val="1"/>
+        <w:pStyle w:val="28"/>
         <w:bidi w:val="0"/>
         <w:rPr>
           <w:rFonts w:hint="default"/>
@@ -3570,7 +3617,7 @@
     </w:p>
     <w:p>
       <w:pPr>
-        <w:pStyle w:val="a1"/>
+        <w:pStyle w:val="29"/>
         <w:rPr>
           <w:rFonts w:hint="eastAsia"/>
           <w:lang w:val="en-US" w:eastAsia="zh-CN"/>
@@ -3601,7 +3648,7 @@
     </w:p>
     <w:p>
       <w:pPr>
-        <w:pStyle w:val="a1"/>
+        <w:pStyle w:val="29"/>
         <w:jc w:val="center"/>
         <w:rPr>
           <w:rFonts w:hint="default"/>
@@ -3702,981 +3749,967 @@
     </w:p>
     <w:p>
       <w:pPr>
-        <w:pStyle w:val="a1"/>
-        <w:rPr>
-          <w:rFonts w:hint="default"/>
-          <w:lang w:val="en-US" w:eastAsia="zh-CN"/>
-        </w:rPr>
-      </w:pPr>
-      <w:bookmarkStart w:id="9" w:name="_GoBack"/>
+        <w:pStyle w:val="29"/>
+        <w:rPr>
+          <w:rFonts w:hint="default"/>
+          <w:lang w:val="en-US" w:eastAsia="zh-CN"/>
+        </w:rPr>
+      </w:pPr>
       <w:r>
         <w:rPr>
           <w:rFonts w:hint="default"/>
           <w:lang w:val="en-US" w:eastAsia="zh-CN"/>
         </w:rPr>
         <w:object>
-          <v:shapetype id="_x0000_t75" coordsize="21600,21600" o:spt="75" o:preferrelative="t" path="m@4@5l@4@11@9@11@9@5xe" filled="f" stroked="f">
-            <v:stroke joinstyle="miter"/>
-            <v:formulas>
-              <v:f eqn="if lineDrawn pixelLineWidth 0"/>
-              <v:f eqn="sum @0 1 0"/>
-              <v:f eqn="sum 0 0 @1"/>
-              <v:f eqn="prod @2 1 2"/>
-              <v:f eqn="prod @3 21600 pixelWidth"/>
-              <v:f eqn="prod @3 21600 pixelHeight"/>
-              <v:f eqn="sum @0 0 1"/>
-              <v:f eqn="prod @6 1 2"/>
-              <v:f eqn="prod @7 21600 pixelWidth"/>
-              <v:f eqn="sum @8 21600 0"/>
-              <v:f eqn="prod @7 21600 pixelHeight"/>
-              <v:f eqn="sum @10 21600 0"/>
-            </v:formulas>
-            <v:path o:extrusionok="f" gradientshapeok="t" o:connecttype="rect"/>
+          <v:shape id="_x0000_i1025" o:spt="75" type="#_x0000_t75" style="height:413.8pt;width:403.65pt;" o:ole="t" filled="f" o:preferrelative="t" stroked="f" coordsize="21600,21600">
+            <v:path/>
+            <v:fill on="f" focussize="0,0"/>
+            <v:stroke on="f" joinstyle="miter"/>
+            <v:imagedata r:id="rId8" o:title=""/>
             <o:lock v:ext="edit" aspectratio="t"/>
-          </v:shapetype>
-          <v:shape id="_x0000_i1025" type="#_x0000_t75" style="height:413.8pt;width:403.65pt" o:oleicon="f" o:ole="" coordsize="21600,21600" o:preferrelative="t" filled="f" stroked="f">
-            <v:imagedata r:id="rId4" o:title=""/>
-            <o:lock v:ext="edit" aspectratio="t"/>
+            <w10:wrap type="none"/>
             <w10:anchorlock/>
           </v:shape>
-          <o:OLEObject Type="Embed" ProgID="Visio.Drawing.15" ShapeID="_x0000_i1025" DrawAspect="Content" ObjectID="_1468075725" r:id="rId5"/>
+          <o:OLEObject Type="Embed" ProgID="Visio.Drawing.15" ShapeID="_x0000_i1025" DrawAspect="Content" ObjectID="_1468075725" r:id="rId7">
+            <o:LockedField>false</o:LockedField>
+          </o:OLEObject>
         </w:object>
       </w:r>
+    </w:p>
+    <w:p>
+      <w:pPr>
+        <w:pStyle w:val="30"/>
+        <w:bidi w:val="0"/>
+        <w:rPr>
+          <w:rFonts w:hint="default"/>
+          <w:lang w:val="en-US" w:eastAsia="zh-CN"/>
+        </w:rPr>
+      </w:pPr>
+      <w:bookmarkStart w:id="9" w:name="_Toc22238"/>
+      <w:r>
+        <w:rPr>
+          <w:rFonts w:hint="eastAsia"/>
+          <w:lang w:val="en-US" w:eastAsia="zh-CN"/>
+        </w:rPr>
+        <w:t>过程描述</w:t>
+      </w:r>
       <w:bookmarkEnd w:id="9"/>
     </w:p>
     <w:p>
       <w:pPr>
-        <w:pStyle w:val="2"/>
-        <w:bidi w:val="0"/>
-        <w:rPr>
-          <w:rFonts w:hint="default"/>
-          <w:lang w:val="en-US" w:eastAsia="zh-CN"/>
-        </w:rPr>
-      </w:pPr>
-      <w:bookmarkStart w:id="10" w:name="_Toc22238"/>
-      <w:r>
-        <w:rPr>
-          <w:rFonts w:hint="eastAsia"/>
-          <w:lang w:val="en-US" w:eastAsia="zh-CN"/>
-        </w:rPr>
-        <w:t>过程描述</w:t>
+        <w:pStyle w:val="31"/>
+        <w:bidi w:val="0"/>
+        <w:rPr>
+          <w:rFonts w:hint="default"/>
+          <w:lang w:val="en-US" w:eastAsia="zh-CN"/>
+        </w:rPr>
+      </w:pPr>
+      <w:bookmarkStart w:id="10" w:name="_Toc19262"/>
+      <w:r>
+        <w:rPr>
+          <w:rFonts w:hint="default"/>
+          <w:lang w:val="en-US" w:eastAsia="zh-CN"/>
+        </w:rPr>
+        <w:t>报告分类与规划</w:t>
       </w:r>
       <w:bookmarkEnd w:id="10"/>
     </w:p>
     <w:p>
       <w:pPr>
-        <w:pStyle w:val="3"/>
-        <w:bidi w:val="0"/>
-        <w:rPr>
-          <w:rFonts w:hint="default"/>
-          <w:lang w:val="en-US" w:eastAsia="zh-CN"/>
-        </w:rPr>
-      </w:pPr>
-      <w:bookmarkStart w:id="11" w:name="_Toc19262"/>
-      <w:r>
-        <w:rPr>
-          <w:rFonts w:hint="default"/>
-          <w:lang w:val="en-US" w:eastAsia="zh-CN"/>
-        </w:rPr>
-        <w:t>报告分类与规划</w:t>
+        <w:pStyle w:val="29"/>
+        <w:bidi w:val="0"/>
+        <w:rPr>
+          <w:rFonts w:hint="default"/>
+          <w:lang w:val="en-US" w:eastAsia="zh-CN"/>
+        </w:rPr>
+      </w:pPr>
+      <w:r>
+        <w:rPr>
+          <w:rFonts w:hint="default"/>
+          <w:lang w:val="en-US" w:eastAsia="zh-CN"/>
+        </w:rPr>
+        <w:t>本环节旨在根据报告的战略目的、使用周期及受众，明确报告类型，为后续工作定下基调。</w:t>
+      </w:r>
+    </w:p>
+    <w:p>
+      <w:pPr>
+        <w:pStyle w:val="29"/>
+        <w:bidi w:val="0"/>
+        <w:rPr>
+          <w:rFonts w:hint="default"/>
+          <w:lang w:val="en-US" w:eastAsia="zh-CN"/>
+        </w:rPr>
+      </w:pPr>
+      <w:r>
+        <w:rPr>
+          <w:rFonts w:hint="eastAsia"/>
+          <w:lang w:val="en-US" w:eastAsia="zh-CN"/>
+        </w:rPr>
+        <w:t>输入：服务承诺</w:t>
+      </w:r>
+    </w:p>
+    <w:p>
+      <w:pPr>
+        <w:pStyle w:val="29"/>
+        <w:bidi w:val="0"/>
+        <w:rPr>
+          <w:rFonts w:hint="default"/>
+          <w:lang w:val="en-US" w:eastAsia="zh-CN"/>
+        </w:rPr>
+      </w:pPr>
+      <w:r>
+        <w:rPr>
+          <w:rFonts w:hint="default"/>
+          <w:lang w:val="en-US" w:eastAsia="zh-CN"/>
+        </w:rPr>
+        <w:t>运维实施工程师依据《服务级别协议（SLA）》的约定、客户特定要求及内部管理需要，于报告周期起始时，明确本期需编制的服务报告类型。报告主要分类包括：</w:t>
+      </w:r>
+    </w:p>
+    <w:p>
+      <w:pPr>
+        <w:pStyle w:val="29"/>
+        <w:bidi w:val="0"/>
+        <w:rPr>
+          <w:rFonts w:hint="default"/>
+          <w:lang w:val="en-US" w:eastAsia="zh-CN"/>
+        </w:rPr>
+      </w:pPr>
+      <w:r>
+        <w:rPr>
+          <w:rFonts w:hint="default"/>
+          <w:lang w:val="en-US" w:eastAsia="zh-CN"/>
+        </w:rPr>
+        <w:t>日常/周报：用于快速同步系统状态与待办事项，周期短，内容精炼。</w:t>
+      </w:r>
+    </w:p>
+    <w:p>
+      <w:pPr>
+        <w:pStyle w:val="29"/>
+        <w:bidi w:val="0"/>
+        <w:rPr>
+          <w:rFonts w:hint="default"/>
+          <w:lang w:val="en-US" w:eastAsia="zh-CN"/>
+        </w:rPr>
+      </w:pPr>
+      <w:r>
+        <w:rPr>
+          <w:rFonts w:hint="default"/>
+          <w:lang w:val="en-US" w:eastAsia="zh-CN"/>
+        </w:rPr>
+        <w:t>月度服务报告：核心报告，用于全面评估SLA达成情况，分析服务趋势与质量。</w:t>
+      </w:r>
+    </w:p>
+    <w:p>
+      <w:pPr>
+        <w:pStyle w:val="29"/>
+        <w:bidi w:val="0"/>
+        <w:rPr>
+          <w:rFonts w:hint="default"/>
+          <w:lang w:val="en-US" w:eastAsia="zh-CN"/>
+        </w:rPr>
+      </w:pPr>
+      <w:r>
+        <w:rPr>
+          <w:rFonts w:hint="default"/>
+          <w:lang w:val="en-US" w:eastAsia="zh-CN"/>
+        </w:rPr>
+        <w:t>季度/年度总结报告：用于战略复盘，展示长期服务价值与规划未来方向。</w:t>
+      </w:r>
+    </w:p>
+    <w:p>
+      <w:pPr>
+        <w:pStyle w:val="29"/>
+        <w:bidi w:val="0"/>
+        <w:rPr>
+          <w:rFonts w:hint="default"/>
+          <w:lang w:val="en-US" w:eastAsia="zh-CN"/>
+        </w:rPr>
+      </w:pPr>
+      <w:r>
+        <w:rPr>
+          <w:rFonts w:hint="default"/>
+          <w:lang w:val="en-US" w:eastAsia="zh-CN"/>
+        </w:rPr>
+        <w:t>专项报告：针对重大事件、专项检查或项目进行的深度分析报告。</w:t>
+      </w:r>
+    </w:p>
+    <w:p>
+      <w:pPr>
+        <w:pStyle w:val="29"/>
+        <w:bidi w:val="0"/>
+        <w:rPr>
+          <w:rFonts w:hint="default"/>
+          <w:lang w:val="en-US" w:eastAsia="zh-CN"/>
+        </w:rPr>
+      </w:pPr>
+      <w:r>
+        <w:rPr>
+          <w:rFonts w:hint="default"/>
+          <w:lang w:val="en-US" w:eastAsia="zh-CN"/>
+        </w:rPr>
+        <w:t>SLA合规性报告：正式证明服务达标情况的契约性文件。</w:t>
+      </w:r>
+    </w:p>
+    <w:p>
+      <w:pPr>
+        <w:pStyle w:val="29"/>
+        <w:bidi w:val="0"/>
+        <w:rPr>
+          <w:rFonts w:hint="default"/>
+          <w:lang w:val="en-US" w:eastAsia="zh-CN"/>
+        </w:rPr>
+      </w:pPr>
+      <w:r>
+        <w:rPr>
+          <w:rFonts w:hint="default"/>
+          <w:lang w:val="en-US" w:eastAsia="zh-CN"/>
+        </w:rPr>
+        <w:t>计划制定：根据报告类型，明确各报告的负责人、主要数据来源、初稿截止日期与最终交付日期，形成《本期报告编制计划》。</w:t>
+      </w:r>
+    </w:p>
+    <w:p>
+      <w:pPr>
+        <w:pStyle w:val="29"/>
+        <w:bidi w:val="0"/>
+        <w:rPr>
+          <w:rFonts w:hint="default"/>
+          <w:lang w:val="en-US" w:eastAsia="zh-CN"/>
+        </w:rPr>
+      </w:pPr>
+      <w:r>
+        <w:rPr>
+          <w:rFonts w:hint="default"/>
+          <w:lang w:val="en-US" w:eastAsia="zh-CN"/>
+        </w:rPr>
+        <w:t>输出：《报告编制计划》（含明确的报告类型、责任人及时间表）。</w:t>
+      </w:r>
+    </w:p>
+    <w:p>
+      <w:pPr>
+        <w:pStyle w:val="31"/>
+        <w:bidi w:val="0"/>
+        <w:rPr>
+          <w:rFonts w:hint="default"/>
+          <w:lang w:val="en-US" w:eastAsia="zh-CN"/>
+        </w:rPr>
+      </w:pPr>
+      <w:bookmarkStart w:id="11" w:name="_Toc4249"/>
+      <w:r>
+        <w:rPr>
+          <w:rFonts w:hint="default"/>
+          <w:lang w:val="en-US" w:eastAsia="zh-CN"/>
+        </w:rPr>
+        <w:t>识别报告要素</w:t>
       </w:r>
       <w:bookmarkEnd w:id="11"/>
     </w:p>
     <w:p>
       <w:pPr>
-        <w:pStyle w:val="a1"/>
-        <w:bidi w:val="0"/>
-        <w:rPr>
-          <w:rFonts w:hint="default"/>
-          <w:lang w:val="en-US" w:eastAsia="zh-CN"/>
-        </w:rPr>
-      </w:pPr>
-      <w:r>
-        <w:rPr>
-          <w:rFonts w:hint="default"/>
-          <w:lang w:val="en-US" w:eastAsia="zh-CN"/>
-        </w:rPr>
-        <w:t>本环节旨在根据报告的战略目的、使用周期及受众，明确报告类型，为后续工作定下基调。</w:t>
-      </w:r>
-    </w:p>
-    <w:p>
-      <w:pPr>
-        <w:pStyle w:val="a1"/>
-        <w:bidi w:val="0"/>
-        <w:rPr>
-          <w:rFonts w:hint="default"/>
-          <w:lang w:val="en-US" w:eastAsia="zh-CN"/>
-        </w:rPr>
-      </w:pPr>
-      <w:r>
-        <w:rPr>
-          <w:rFonts w:hint="eastAsia"/>
-          <w:lang w:val="en-US" w:eastAsia="zh-CN"/>
-        </w:rPr>
-        <w:t>输入：服务承诺</w:t>
-      </w:r>
-    </w:p>
-    <w:p>
-      <w:pPr>
-        <w:pStyle w:val="a1"/>
-        <w:bidi w:val="0"/>
-        <w:rPr>
-          <w:rFonts w:hint="default"/>
-          <w:lang w:val="en-US" w:eastAsia="zh-CN"/>
-        </w:rPr>
-      </w:pPr>
-      <w:r>
-        <w:rPr>
-          <w:rFonts w:hint="default"/>
-          <w:lang w:val="en-US" w:eastAsia="zh-CN"/>
-        </w:rPr>
-        <w:t>运维实施工程师依据《服务级别协议（SLA）》的约定、客户特定要求及内部管理需要，于报告周期起始时，明确本期需编制的服务报告类型。报告主要分类包括：</w:t>
-      </w:r>
-    </w:p>
-    <w:p>
-      <w:pPr>
-        <w:pStyle w:val="a1"/>
-        <w:bidi w:val="0"/>
-        <w:rPr>
-          <w:rFonts w:hint="default"/>
-          <w:lang w:val="en-US" w:eastAsia="zh-CN"/>
-        </w:rPr>
-      </w:pPr>
-      <w:r>
-        <w:rPr>
-          <w:rFonts w:hint="default"/>
-          <w:lang w:val="en-US" w:eastAsia="zh-CN"/>
-        </w:rPr>
-        <w:t>日常/周报：用于快速同步系统状态与待办事项，周期短，内容精炼。</w:t>
-      </w:r>
-    </w:p>
-    <w:p>
-      <w:pPr>
-        <w:pStyle w:val="a1"/>
-        <w:bidi w:val="0"/>
-        <w:rPr>
-          <w:rFonts w:hint="default"/>
-          <w:lang w:val="en-US" w:eastAsia="zh-CN"/>
-        </w:rPr>
-      </w:pPr>
-      <w:r>
-        <w:rPr>
-          <w:rFonts w:hint="default"/>
-          <w:lang w:val="en-US" w:eastAsia="zh-CN"/>
-        </w:rPr>
-        <w:t>月度服务报告：核心报告，用于全面评估SLA达成情况，分析服务趋势与质量。</w:t>
-      </w:r>
-    </w:p>
-    <w:p>
-      <w:pPr>
-        <w:pStyle w:val="a1"/>
-        <w:bidi w:val="0"/>
-        <w:rPr>
-          <w:rFonts w:hint="default"/>
-          <w:lang w:val="en-US" w:eastAsia="zh-CN"/>
-        </w:rPr>
-      </w:pPr>
-      <w:r>
-        <w:rPr>
-          <w:rFonts w:hint="default"/>
-          <w:lang w:val="en-US" w:eastAsia="zh-CN"/>
-        </w:rPr>
-        <w:t>季度/年度总结报告：用于战略复盘，展示长期服务价值与规划未来方向。</w:t>
-      </w:r>
-    </w:p>
-    <w:p>
-      <w:pPr>
-        <w:pStyle w:val="a1"/>
-        <w:bidi w:val="0"/>
-        <w:rPr>
-          <w:rFonts w:hint="default"/>
-          <w:lang w:val="en-US" w:eastAsia="zh-CN"/>
-        </w:rPr>
-      </w:pPr>
-      <w:r>
-        <w:rPr>
-          <w:rFonts w:hint="default"/>
-          <w:lang w:val="en-US" w:eastAsia="zh-CN"/>
-        </w:rPr>
-        <w:t>专项报告：针对重大事件、专项检查或项目进行的深度分析报告。</w:t>
-      </w:r>
-    </w:p>
-    <w:p>
-      <w:pPr>
-        <w:pStyle w:val="a1"/>
-        <w:bidi w:val="0"/>
-        <w:rPr>
-          <w:rFonts w:hint="default"/>
-          <w:lang w:val="en-US" w:eastAsia="zh-CN"/>
-        </w:rPr>
-      </w:pPr>
-      <w:r>
-        <w:rPr>
-          <w:rFonts w:hint="default"/>
-          <w:lang w:val="en-US" w:eastAsia="zh-CN"/>
-        </w:rPr>
-        <w:t>SLA合规性报告：正式证明服务达标情况的契约性文件。</w:t>
-      </w:r>
-    </w:p>
-    <w:p>
-      <w:pPr>
-        <w:pStyle w:val="a1"/>
-        <w:bidi w:val="0"/>
-        <w:rPr>
-          <w:rFonts w:hint="default"/>
-          <w:lang w:val="en-US" w:eastAsia="zh-CN"/>
-        </w:rPr>
-      </w:pPr>
-      <w:r>
-        <w:rPr>
-          <w:rFonts w:hint="default"/>
-          <w:lang w:val="en-US" w:eastAsia="zh-CN"/>
-        </w:rPr>
-        <w:t>计划制定：根据报告类型，明确各报告的负责人、主要数据来源、初稿截止日期与最终交付日期，形成《本期报告编制计划》。</w:t>
-      </w:r>
-    </w:p>
-    <w:p>
-      <w:pPr>
-        <w:pStyle w:val="a1"/>
-        <w:bidi w:val="0"/>
-        <w:rPr>
-          <w:rFonts w:hint="default"/>
-          <w:lang w:val="en-US" w:eastAsia="zh-CN"/>
-        </w:rPr>
-      </w:pPr>
-      <w:r>
-        <w:rPr>
-          <w:rFonts w:hint="default"/>
-          <w:lang w:val="en-US" w:eastAsia="zh-CN"/>
-        </w:rPr>
-        <w:t>输出：《报告编制计划》（含明确的报告类型、责任人及时间表）。</w:t>
-      </w:r>
-    </w:p>
-    <w:p>
-      <w:pPr>
-        <w:pStyle w:val="3"/>
-        <w:bidi w:val="0"/>
-        <w:rPr>
-          <w:rFonts w:hint="default"/>
-          <w:lang w:val="en-US" w:eastAsia="zh-CN"/>
-        </w:rPr>
-      </w:pPr>
-      <w:bookmarkStart w:id="12" w:name="_Toc4249"/>
-      <w:r>
-        <w:rPr>
-          <w:rFonts w:hint="default"/>
-          <w:lang w:val="en-US" w:eastAsia="zh-CN"/>
-        </w:rPr>
-        <w:t>识别报告要素</w:t>
+        <w:pStyle w:val="29"/>
+        <w:bidi w:val="0"/>
+        <w:rPr>
+          <w:rFonts w:hint="default"/>
+          <w:lang w:val="en-US" w:eastAsia="zh-CN"/>
+        </w:rPr>
+      </w:pPr>
+      <w:r>
+        <w:rPr>
+          <w:rFonts w:hint="default"/>
+          <w:lang w:val="en-US" w:eastAsia="zh-CN"/>
+        </w:rPr>
+        <w:t>本环节根据已确定的报告类型，细化其独特的内容与度量标准。</w:t>
+      </w:r>
+    </w:p>
+    <w:p>
+      <w:pPr>
+        <w:pStyle w:val="29"/>
+        <w:bidi w:val="0"/>
+        <w:rPr>
+          <w:rFonts w:hint="default"/>
+          <w:lang w:val="en-US" w:eastAsia="zh-CN"/>
+        </w:rPr>
+      </w:pPr>
+      <w:r>
+        <w:rPr>
+          <w:rFonts w:hint="default"/>
+          <w:lang w:val="en-US" w:eastAsia="zh-CN"/>
+        </w:rPr>
+        <w:t>输入：《本期报告编制计划》、《服务级别协议（SLA）》。</w:t>
+      </w:r>
+    </w:p>
+    <w:p>
+      <w:pPr>
+        <w:pStyle w:val="29"/>
+        <w:bidi w:val="0"/>
+        <w:rPr>
+          <w:rFonts w:hint="default"/>
+          <w:lang w:val="en-US" w:eastAsia="zh-CN"/>
+        </w:rPr>
+      </w:pPr>
+      <w:r>
+        <w:rPr>
+          <w:rFonts w:hint="default"/>
+          <w:lang w:val="en-US" w:eastAsia="zh-CN"/>
+        </w:rPr>
+        <w:t>运维实施工程师针对每一类报告，与服务对象（客户或内部管理层）及部门经理确认关键数据、绩效指标（KPI）、详细程度及呈现格式。例如，月报需聚焦SLA指标分析，而专项报告则需深入根因分析。</w:t>
+      </w:r>
+    </w:p>
+    <w:p>
+      <w:pPr>
+        <w:pStyle w:val="29"/>
+        <w:bidi w:val="0"/>
+        <w:rPr>
+          <w:rFonts w:hint="default"/>
+          <w:lang w:val="en-US" w:eastAsia="zh-CN"/>
+        </w:rPr>
+      </w:pPr>
+      <w:r>
+        <w:rPr>
+          <w:rFonts w:hint="default"/>
+          <w:lang w:val="en-US" w:eastAsia="zh-CN"/>
+        </w:rPr>
+        <w:t>输出：各类报告对应的《具体内容与指标清单》。</w:t>
+      </w:r>
+    </w:p>
+    <w:p>
+      <w:pPr>
+        <w:pStyle w:val="31"/>
+        <w:bidi w:val="0"/>
+        <w:rPr>
+          <w:rFonts w:hint="default"/>
+          <w:lang w:val="en-US" w:eastAsia="zh-CN"/>
+        </w:rPr>
+      </w:pPr>
+      <w:bookmarkStart w:id="12" w:name="_Toc30727"/>
+      <w:r>
+        <w:rPr>
+          <w:rFonts w:hint="default"/>
+          <w:lang w:val="en-US" w:eastAsia="zh-CN"/>
+        </w:rPr>
+        <w:t>收集与分析报告数据</w:t>
       </w:r>
       <w:bookmarkEnd w:id="12"/>
     </w:p>
     <w:p>
       <w:pPr>
-        <w:pStyle w:val="a1"/>
-        <w:bidi w:val="0"/>
-        <w:rPr>
-          <w:rFonts w:hint="default"/>
-          <w:lang w:val="en-US" w:eastAsia="zh-CN"/>
-        </w:rPr>
-      </w:pPr>
-      <w:r>
-        <w:rPr>
-          <w:rFonts w:hint="default"/>
-          <w:lang w:val="en-US" w:eastAsia="zh-CN"/>
-        </w:rPr>
-        <w:t>本环节根据已确定的报告类型，细化其独特的内容与度量标准。</w:t>
-      </w:r>
-    </w:p>
-    <w:p>
-      <w:pPr>
-        <w:pStyle w:val="a1"/>
-        <w:bidi w:val="0"/>
-        <w:rPr>
-          <w:rFonts w:hint="default"/>
-          <w:lang w:val="en-US" w:eastAsia="zh-CN"/>
-        </w:rPr>
-      </w:pPr>
-      <w:r>
-        <w:rPr>
-          <w:rFonts w:hint="default"/>
-          <w:lang w:val="en-US" w:eastAsia="zh-CN"/>
-        </w:rPr>
-        <w:t>输入：《本期报告编制计划》、《服务级别协议（SLA）》。</w:t>
-      </w:r>
-    </w:p>
-    <w:p>
-      <w:pPr>
-        <w:pStyle w:val="a1"/>
-        <w:bidi w:val="0"/>
-        <w:rPr>
-          <w:rFonts w:hint="default"/>
-          <w:lang w:val="en-US" w:eastAsia="zh-CN"/>
-        </w:rPr>
-      </w:pPr>
-      <w:r>
-        <w:rPr>
-          <w:rFonts w:hint="default"/>
-          <w:lang w:val="en-US" w:eastAsia="zh-CN"/>
-        </w:rPr>
-        <w:t>运维实施工程师针对每一类报告，与服务对象（客户或内部管理层）及部门经理确认关键数据、绩效指标（KPI）、详细程度及呈现格式。例如，月报需聚焦SLA指标分析，而专项报告则需深入根因分析。</w:t>
-      </w:r>
-    </w:p>
-    <w:p>
-      <w:pPr>
-        <w:pStyle w:val="a1"/>
-        <w:bidi w:val="0"/>
-        <w:rPr>
-          <w:rFonts w:hint="default"/>
-          <w:lang w:val="en-US" w:eastAsia="zh-CN"/>
-        </w:rPr>
-      </w:pPr>
-      <w:r>
-        <w:rPr>
-          <w:rFonts w:hint="default"/>
-          <w:lang w:val="en-US" w:eastAsia="zh-CN"/>
-        </w:rPr>
-        <w:t>输出：各类报告对应的《具体内容与指标清单》。</w:t>
-      </w:r>
-    </w:p>
-    <w:p>
-      <w:pPr>
-        <w:pStyle w:val="3"/>
-        <w:bidi w:val="0"/>
-        <w:rPr>
-          <w:rFonts w:hint="default"/>
-          <w:lang w:val="en-US" w:eastAsia="zh-CN"/>
-        </w:rPr>
-      </w:pPr>
-      <w:bookmarkStart w:id="13" w:name="_Toc30727"/>
-      <w:r>
-        <w:rPr>
-          <w:rFonts w:hint="default"/>
-          <w:lang w:val="en-US" w:eastAsia="zh-CN"/>
-        </w:rPr>
-        <w:t>收集与分析报告数据</w:t>
+        <w:pStyle w:val="29"/>
+        <w:bidi w:val="0"/>
+        <w:rPr>
+          <w:rFonts w:hint="default"/>
+          <w:lang w:val="en-US" w:eastAsia="zh-CN"/>
+        </w:rPr>
+      </w:pPr>
+      <w:r>
+        <w:rPr>
+          <w:rFonts w:hint="default"/>
+          <w:lang w:val="en-US" w:eastAsia="zh-CN"/>
+        </w:rPr>
+        <w:t>输入：根据《具体内容与指标清单》，从监控、工单、变更等系统中收集原始数据。</w:t>
+      </w:r>
+    </w:p>
+    <w:p>
+      <w:pPr>
+        <w:pStyle w:val="29"/>
+        <w:bidi w:val="0"/>
+        <w:rPr>
+          <w:rFonts w:hint="default"/>
+          <w:lang w:val="en-US" w:eastAsia="zh-CN"/>
+        </w:rPr>
+      </w:pPr>
+      <w:r>
+        <w:rPr>
+          <w:rFonts w:hint="default"/>
+          <w:lang w:val="en-US" w:eastAsia="zh-CN"/>
+        </w:rPr>
+        <w:t>运维实施工程师系统性地收集、清洗数据，并依据报告类型进行针对性分析。例如，为月报进行趋势与可用性计算，为专项报告进行根因深度挖掘。</w:t>
+      </w:r>
+    </w:p>
+    <w:p>
+      <w:pPr>
+        <w:pStyle w:val="31"/>
+        <w:bidi w:val="0"/>
+        <w:rPr>
+          <w:rFonts w:hint="default"/>
+          <w:lang w:val="en-US" w:eastAsia="zh-CN"/>
+        </w:rPr>
+      </w:pPr>
+      <w:bookmarkStart w:id="13" w:name="_Toc32367"/>
+      <w:r>
+        <w:rPr>
+          <w:rFonts w:hint="default"/>
+          <w:lang w:val="en-US" w:eastAsia="zh-CN"/>
+        </w:rPr>
+        <w:t>编写服务报告</w:t>
       </w:r>
       <w:bookmarkEnd w:id="13"/>
     </w:p>
     <w:p>
       <w:pPr>
-        <w:pStyle w:val="a1"/>
-        <w:bidi w:val="0"/>
-        <w:rPr>
-          <w:rFonts w:hint="default"/>
-          <w:lang w:val="en-US" w:eastAsia="zh-CN"/>
-        </w:rPr>
-      </w:pPr>
-      <w:r>
-        <w:rPr>
-          <w:rFonts w:hint="default"/>
-          <w:lang w:val="en-US" w:eastAsia="zh-CN"/>
-        </w:rPr>
-        <w:t>输入：根据《具体内容与指标清单》，从监控、工单、变更等系统中收集原始数据。</w:t>
-      </w:r>
-    </w:p>
-    <w:p>
-      <w:pPr>
-        <w:pStyle w:val="a1"/>
-        <w:bidi w:val="0"/>
-        <w:rPr>
-          <w:rFonts w:hint="default"/>
-          <w:lang w:val="en-US" w:eastAsia="zh-CN"/>
-        </w:rPr>
-      </w:pPr>
-      <w:r>
-        <w:rPr>
-          <w:rFonts w:hint="default"/>
-          <w:lang w:val="en-US" w:eastAsia="zh-CN"/>
-        </w:rPr>
-        <w:t>运维实施工程师系统性地收集、清洗数据，并依据报告类型进行针对性分析。例如，为月报进行趋势与可用性计算，为专项报告进行根因深度挖掘。</w:t>
-      </w:r>
-    </w:p>
-    <w:p>
-      <w:pPr>
-        <w:pStyle w:val="3"/>
-        <w:bidi w:val="0"/>
-        <w:rPr>
-          <w:rFonts w:hint="default"/>
-          <w:lang w:val="en-US" w:eastAsia="zh-CN"/>
-        </w:rPr>
-      </w:pPr>
-      <w:bookmarkStart w:id="14" w:name="_Toc32367"/>
-      <w:r>
-        <w:rPr>
-          <w:rFonts w:hint="default"/>
-          <w:lang w:val="en-US" w:eastAsia="zh-CN"/>
-        </w:rPr>
-        <w:t>编写服务报告</w:t>
+        <w:pStyle w:val="29"/>
+        <w:bidi w:val="0"/>
+        <w:rPr>
+          <w:rFonts w:hint="default"/>
+          <w:lang w:val="en-US" w:eastAsia="zh-CN"/>
+        </w:rPr>
+      </w:pPr>
+      <w:r>
+        <w:rPr>
+          <w:rFonts w:hint="default"/>
+          <w:lang w:val="en-US" w:eastAsia="zh-CN"/>
+        </w:rPr>
+        <w:t>输入：《数据分析结果》、公司对应的标准化报告模板。</w:t>
+      </w:r>
+    </w:p>
+    <w:p>
+      <w:pPr>
+        <w:pStyle w:val="29"/>
+        <w:bidi w:val="0"/>
+        <w:rPr>
+          <w:rFonts w:hint="default"/>
+          <w:lang w:val="en-US" w:eastAsia="zh-CN"/>
+        </w:rPr>
+      </w:pPr>
+      <w:r>
+        <w:rPr>
+          <w:rFonts w:hint="default"/>
+          <w:lang w:val="en-US" w:eastAsia="zh-CN"/>
+        </w:rPr>
+        <w:t>运维实施工程师选用与报告类型匹配的模板进行编写，确保内容与形式符合既定要求，并完成初稿自查。</w:t>
+      </w:r>
+    </w:p>
+    <w:p>
+      <w:pPr>
+        <w:pStyle w:val="29"/>
+        <w:bidi w:val="0"/>
+        <w:rPr>
+          <w:rFonts w:hint="default"/>
+          <w:lang w:val="en-US" w:eastAsia="zh-CN"/>
+        </w:rPr>
+      </w:pPr>
+      <w:r>
+        <w:rPr>
+          <w:rFonts w:hint="default"/>
+          <w:lang w:val="en-US" w:eastAsia="zh-CN"/>
+        </w:rPr>
+        <w:t>输出：《运维服务报告》。</w:t>
+      </w:r>
+    </w:p>
+    <w:p>
+      <w:pPr>
+        <w:pStyle w:val="31"/>
+        <w:bidi w:val="0"/>
+        <w:rPr>
+          <w:rFonts w:hint="default"/>
+          <w:lang w:val="en-US" w:eastAsia="zh-CN"/>
+        </w:rPr>
+      </w:pPr>
+      <w:bookmarkStart w:id="14" w:name="_Toc19344"/>
+      <w:r>
+        <w:rPr>
+          <w:rFonts w:hint="default"/>
+          <w:lang w:val="en-US" w:eastAsia="zh-CN"/>
+        </w:rPr>
+        <w:t>服务报告评审</w:t>
       </w:r>
       <w:bookmarkEnd w:id="14"/>
     </w:p>
     <w:p>
       <w:pPr>
-        <w:pStyle w:val="a1"/>
-        <w:bidi w:val="0"/>
-        <w:rPr>
-          <w:rFonts w:hint="default"/>
-          <w:lang w:val="en-US" w:eastAsia="zh-CN"/>
-        </w:rPr>
-      </w:pPr>
-      <w:r>
-        <w:rPr>
-          <w:rFonts w:hint="default"/>
-          <w:lang w:val="en-US" w:eastAsia="zh-CN"/>
-        </w:rPr>
-        <w:t>输入：《数据分析结果》、公司对应的标准化报告模板。</w:t>
-      </w:r>
-    </w:p>
-    <w:p>
-      <w:pPr>
-        <w:pStyle w:val="a1"/>
-        <w:bidi w:val="0"/>
-        <w:rPr>
-          <w:rFonts w:hint="default"/>
-          <w:lang w:val="en-US" w:eastAsia="zh-CN"/>
-        </w:rPr>
-      </w:pPr>
-      <w:r>
-        <w:rPr>
-          <w:rFonts w:hint="default"/>
-          <w:lang w:val="en-US" w:eastAsia="zh-CN"/>
-        </w:rPr>
-        <w:t>运维实施工程师选用与报告类型匹配的模板进行编写，确保内容与形式符合既定要求，并完成初稿自查。</w:t>
-      </w:r>
-    </w:p>
-    <w:p>
-      <w:pPr>
-        <w:pStyle w:val="a1"/>
-        <w:bidi w:val="0"/>
-        <w:rPr>
-          <w:rFonts w:hint="default"/>
-          <w:lang w:val="en-US" w:eastAsia="zh-CN"/>
-        </w:rPr>
-      </w:pPr>
-      <w:r>
-        <w:rPr>
-          <w:rFonts w:hint="default"/>
-          <w:lang w:val="en-US" w:eastAsia="zh-CN"/>
-        </w:rPr>
-        <w:t>输出：《运维服务报告》。</w:t>
-      </w:r>
-    </w:p>
-    <w:p>
-      <w:pPr>
-        <w:pStyle w:val="3"/>
-        <w:bidi w:val="0"/>
-        <w:rPr>
-          <w:rFonts w:hint="default"/>
-          <w:lang w:val="en-US" w:eastAsia="zh-CN"/>
-        </w:rPr>
-      </w:pPr>
-      <w:bookmarkStart w:id="15" w:name="_Toc19344"/>
-      <w:r>
-        <w:rPr>
-          <w:rFonts w:hint="default"/>
-          <w:lang w:val="en-US" w:eastAsia="zh-CN"/>
-        </w:rPr>
-        <w:t>服务报告评审</w:t>
+        <w:pStyle w:val="29"/>
+        <w:bidi w:val="0"/>
+        <w:rPr>
+          <w:rFonts w:hint="default"/>
+          <w:lang w:val="en-US" w:eastAsia="zh-CN"/>
+        </w:rPr>
+      </w:pPr>
+      <w:r>
+        <w:rPr>
+          <w:rFonts w:hint="default"/>
+          <w:lang w:val="en-US" w:eastAsia="zh-CN"/>
+        </w:rPr>
+        <w:t>分级评审：</w:t>
+      </w:r>
+    </w:p>
+    <w:p>
+      <w:pPr>
+        <w:pStyle w:val="29"/>
+        <w:bidi w:val="0"/>
+        <w:rPr>
+          <w:rFonts w:hint="default"/>
+          <w:lang w:val="en-US" w:eastAsia="zh-CN"/>
+        </w:rPr>
+      </w:pPr>
+      <w:r>
+        <w:rPr>
+          <w:rFonts w:hint="default"/>
+          <w:lang w:val="en-US" w:eastAsia="zh-CN"/>
+        </w:rPr>
+        <w:t>日常/周报可由工程师互审。</w:t>
+      </w:r>
+    </w:p>
+    <w:p>
+      <w:pPr>
+        <w:pStyle w:val="29"/>
+        <w:bidi w:val="0"/>
+        <w:rPr>
+          <w:rFonts w:hint="default"/>
+          <w:lang w:val="en-US" w:eastAsia="zh-CN"/>
+        </w:rPr>
+      </w:pPr>
+      <w:r>
+        <w:rPr>
+          <w:rFonts w:hint="default"/>
+          <w:lang w:val="en-US" w:eastAsia="zh-CN"/>
+        </w:rPr>
+        <w:t>月度、季度、年度及SLA合规性报告必须提交至部门经理进行技术与内容评审。</w:t>
+      </w:r>
+    </w:p>
+    <w:p>
+      <w:pPr>
+        <w:pStyle w:val="29"/>
+        <w:bidi w:val="0"/>
+        <w:rPr>
+          <w:rFonts w:hint="default"/>
+          <w:lang w:val="en-US" w:eastAsia="zh-CN"/>
+        </w:rPr>
+      </w:pPr>
+      <w:r>
+        <w:rPr>
+          <w:rFonts w:hint="default"/>
+          <w:lang w:val="en-US" w:eastAsia="zh-CN"/>
+        </w:rPr>
+        <w:t>涉及重大事项、SLA严重未达成或需资源投入的专项报告，必须报请公司主管领导审核。</w:t>
+      </w:r>
+    </w:p>
+    <w:p>
+      <w:pPr>
+        <w:pStyle w:val="29"/>
+        <w:bidi w:val="0"/>
+        <w:rPr>
+          <w:rFonts w:hint="default"/>
+          <w:lang w:val="en-US" w:eastAsia="zh-CN"/>
+        </w:rPr>
+      </w:pPr>
+      <w:r>
+        <w:rPr>
+          <w:rFonts w:hint="default"/>
+          <w:lang w:val="en-US" w:eastAsia="zh-CN"/>
+        </w:rPr>
+        <w:t>修订与确认：根据评审意见修改报告，并保留评审记录。</w:t>
+      </w:r>
+    </w:p>
+    <w:p>
+      <w:pPr>
+        <w:pStyle w:val="29"/>
+        <w:bidi w:val="0"/>
+        <w:rPr>
+          <w:rFonts w:hint="default"/>
+          <w:lang w:val="en-US" w:eastAsia="zh-CN"/>
+        </w:rPr>
+      </w:pPr>
+      <w:r>
+        <w:rPr>
+          <w:rFonts w:hint="default"/>
+          <w:lang w:val="en-US" w:eastAsia="zh-CN"/>
+        </w:rPr>
+        <w:t>输出：《评审记录》。</w:t>
+      </w:r>
+    </w:p>
+    <w:p>
+      <w:pPr>
+        <w:pStyle w:val="31"/>
+        <w:bidi w:val="0"/>
+        <w:rPr>
+          <w:rFonts w:hint="default"/>
+          <w:lang w:val="en-US" w:eastAsia="zh-CN"/>
+        </w:rPr>
+      </w:pPr>
+      <w:bookmarkStart w:id="15" w:name="_Toc16342"/>
+      <w:r>
+        <w:rPr>
+          <w:rFonts w:hint="default"/>
+          <w:lang w:val="en-US" w:eastAsia="zh-CN"/>
+        </w:rPr>
+        <w:t>服务报告的批准、提交与分发</w:t>
       </w:r>
       <w:bookmarkEnd w:id="15"/>
     </w:p>
     <w:p>
       <w:pPr>
-        <w:pStyle w:val="a1"/>
-        <w:bidi w:val="0"/>
-        <w:rPr>
-          <w:rFonts w:hint="default"/>
-          <w:lang w:val="en-US" w:eastAsia="zh-CN"/>
-        </w:rPr>
-      </w:pPr>
-      <w:r>
-        <w:rPr>
-          <w:rFonts w:hint="default"/>
-          <w:lang w:val="en-US" w:eastAsia="zh-CN"/>
-        </w:rPr>
-        <w:t>分级评审：</w:t>
-      </w:r>
-    </w:p>
-    <w:p>
-      <w:pPr>
-        <w:pStyle w:val="a1"/>
-        <w:bidi w:val="0"/>
-        <w:rPr>
-          <w:rFonts w:hint="default"/>
-          <w:lang w:val="en-US" w:eastAsia="zh-CN"/>
-        </w:rPr>
-      </w:pPr>
-      <w:r>
-        <w:rPr>
-          <w:rFonts w:hint="default"/>
-          <w:lang w:val="en-US" w:eastAsia="zh-CN"/>
-        </w:rPr>
-        <w:t>日常/周报可由工程师互审。</w:t>
-      </w:r>
-    </w:p>
-    <w:p>
-      <w:pPr>
-        <w:pStyle w:val="a1"/>
-        <w:bidi w:val="0"/>
-        <w:rPr>
-          <w:rFonts w:hint="default"/>
-          <w:lang w:val="en-US" w:eastAsia="zh-CN"/>
-        </w:rPr>
-      </w:pPr>
-      <w:r>
-        <w:rPr>
-          <w:rFonts w:hint="default"/>
-          <w:lang w:val="en-US" w:eastAsia="zh-CN"/>
-        </w:rPr>
-        <w:t>月度、季度、年度及SLA合规性报告必须提交至部门经理进行技术与内容评审。</w:t>
-      </w:r>
-    </w:p>
-    <w:p>
-      <w:pPr>
-        <w:pStyle w:val="a1"/>
-        <w:bidi w:val="0"/>
-        <w:rPr>
-          <w:rFonts w:hint="default"/>
-          <w:lang w:val="en-US" w:eastAsia="zh-CN"/>
-        </w:rPr>
-      </w:pPr>
-      <w:r>
-        <w:rPr>
-          <w:rFonts w:hint="default"/>
-          <w:lang w:val="en-US" w:eastAsia="zh-CN"/>
-        </w:rPr>
-        <w:t>涉及重大事项、SLA严重未达成或需资源投入的专项报告，必须报请公司主管领导审核。</w:t>
-      </w:r>
-    </w:p>
-    <w:p>
-      <w:pPr>
-        <w:pStyle w:val="a1"/>
-        <w:bidi w:val="0"/>
-        <w:rPr>
-          <w:rFonts w:hint="default"/>
-          <w:lang w:val="en-US" w:eastAsia="zh-CN"/>
-        </w:rPr>
-      </w:pPr>
-      <w:r>
-        <w:rPr>
-          <w:rFonts w:hint="default"/>
-          <w:lang w:val="en-US" w:eastAsia="zh-CN"/>
-        </w:rPr>
-        <w:t>修订与确认：根据评审意见修改报告，并保留评审记录。</w:t>
-      </w:r>
-    </w:p>
-    <w:p>
-      <w:pPr>
-        <w:pStyle w:val="a1"/>
-        <w:bidi w:val="0"/>
-        <w:rPr>
-          <w:rFonts w:hint="default"/>
-          <w:lang w:val="en-US" w:eastAsia="zh-CN"/>
-        </w:rPr>
-      </w:pPr>
-      <w:r>
-        <w:rPr>
-          <w:rFonts w:hint="default"/>
-          <w:lang w:val="en-US" w:eastAsia="zh-CN"/>
-        </w:rPr>
-        <w:t>输出：《评审记录》。</w:t>
-      </w:r>
-    </w:p>
-    <w:p>
-      <w:pPr>
-        <w:pStyle w:val="3"/>
-        <w:bidi w:val="0"/>
-        <w:rPr>
-          <w:rFonts w:hint="default"/>
-          <w:lang w:val="en-US" w:eastAsia="zh-CN"/>
-        </w:rPr>
-      </w:pPr>
-      <w:bookmarkStart w:id="16" w:name="_Toc16342"/>
-      <w:r>
-        <w:rPr>
-          <w:rFonts w:hint="default"/>
-          <w:lang w:val="en-US" w:eastAsia="zh-CN"/>
-        </w:rPr>
-        <w:t>服务报告的批准、提交与分发</w:t>
+        <w:pStyle w:val="29"/>
+        <w:bidi w:val="0"/>
+        <w:rPr>
+          <w:rFonts w:hint="default"/>
+          <w:lang w:val="en-US" w:eastAsia="zh-CN"/>
+        </w:rPr>
+      </w:pPr>
+      <w:r>
+        <w:rPr>
+          <w:rFonts w:hint="default"/>
+          <w:lang w:val="en-US" w:eastAsia="zh-CN"/>
+        </w:rPr>
+        <w:t>本环节确保报告以正确的方式交付给正确的对象，实现其管理价值。</w:t>
+      </w:r>
+    </w:p>
+    <w:p>
+      <w:pPr>
+        <w:pStyle w:val="29"/>
+        <w:bidi w:val="0"/>
+        <w:rPr>
+          <w:rFonts w:hint="default"/>
+          <w:lang w:val="en-US" w:eastAsia="zh-CN"/>
+        </w:rPr>
+      </w:pPr>
+      <w:r>
+        <w:rPr>
+          <w:rFonts w:hint="default"/>
+          <w:lang w:val="en-US" w:eastAsia="zh-CN"/>
+        </w:rPr>
+        <w:t>输入：《运维服务报告》。</w:t>
+      </w:r>
+    </w:p>
+    <w:p>
+      <w:pPr>
+        <w:pStyle w:val="29"/>
+        <w:bidi w:val="0"/>
+        <w:rPr>
+          <w:rFonts w:hint="default"/>
+          <w:lang w:val="en-US" w:eastAsia="zh-CN"/>
+        </w:rPr>
+      </w:pPr>
+      <w:r>
+        <w:rPr>
+          <w:rFonts w:hint="default"/>
+          <w:lang w:val="en-US" w:eastAsia="zh-CN"/>
+        </w:rPr>
+        <w:t>正式批准：报告依次提交至运维部</w:t>
+      </w:r>
+      <w:r>
+        <w:rPr>
+          <w:rFonts w:hint="eastAsia"/>
+          <w:lang w:val="en-US" w:eastAsia="zh-CN"/>
+        </w:rPr>
+        <w:t>经理</w:t>
+      </w:r>
+      <w:r>
+        <w:rPr>
+          <w:rFonts w:hint="default"/>
+          <w:lang w:val="en-US" w:eastAsia="zh-CN"/>
+        </w:rPr>
+        <w:t>与管理代表（行政批准），完成最终签核。</w:t>
+      </w:r>
+    </w:p>
+    <w:p>
+      <w:pPr>
+        <w:pStyle w:val="29"/>
+        <w:bidi w:val="0"/>
+        <w:rPr>
+          <w:rFonts w:hint="default"/>
+          <w:lang w:val="en-US" w:eastAsia="zh-CN"/>
+        </w:rPr>
+      </w:pPr>
+      <w:r>
+        <w:rPr>
+          <w:rFonts w:hint="default"/>
+          <w:lang w:val="en-US" w:eastAsia="zh-CN"/>
+        </w:rPr>
+        <w:t>分发执行：根据报告分类，执行标准化分发：</w:t>
+      </w:r>
+    </w:p>
+    <w:p>
+      <w:pPr>
+        <w:pStyle w:val="29"/>
+        <w:bidi w:val="0"/>
+        <w:rPr>
+          <w:rFonts w:hint="default"/>
+          <w:lang w:val="en-US" w:eastAsia="zh-CN"/>
+        </w:rPr>
+      </w:pPr>
+      <w:r>
+        <w:rPr>
+          <w:rFonts w:hint="default"/>
+          <w:lang w:val="en-US" w:eastAsia="zh-CN"/>
+        </w:rPr>
+        <w:t>分发对象：</w:t>
+      </w:r>
+    </w:p>
+    <w:p>
+      <w:pPr>
+        <w:pStyle w:val="29"/>
+        <w:bidi w:val="0"/>
+        <w:rPr>
+          <w:rFonts w:hint="default"/>
+          <w:lang w:val="en-US" w:eastAsia="zh-CN"/>
+        </w:rPr>
+      </w:pPr>
+      <w:r>
+        <w:rPr>
+          <w:rFonts w:hint="default"/>
+          <w:lang w:val="en-US" w:eastAsia="zh-CN"/>
+        </w:rPr>
+        <w:t>致客户报告：发送至客户合同约定的接口人及其管理层。SLA合规性报告须额外发送至客户采购或法务部门。</w:t>
+      </w:r>
+    </w:p>
+    <w:p>
+      <w:pPr>
+        <w:pStyle w:val="29"/>
+        <w:bidi w:val="0"/>
+        <w:rPr>
+          <w:rFonts w:hint="default"/>
+          <w:lang w:val="en-US" w:eastAsia="zh-CN"/>
+        </w:rPr>
+      </w:pPr>
+      <w:r>
+        <w:rPr>
+          <w:rFonts w:hint="default"/>
+          <w:lang w:val="en-US" w:eastAsia="zh-CN"/>
+        </w:rPr>
+        <w:t>内部报告：同步至公司内部相关技术团队、运维管理人员及主管领导。</w:t>
+      </w:r>
+    </w:p>
+    <w:p>
+      <w:pPr>
+        <w:pStyle w:val="29"/>
+        <w:bidi w:val="0"/>
+        <w:rPr>
+          <w:rFonts w:hint="default"/>
+          <w:lang w:val="en-US" w:eastAsia="zh-CN"/>
+        </w:rPr>
+      </w:pPr>
+      <w:r>
+        <w:rPr>
+          <w:rFonts w:hint="default"/>
+          <w:lang w:val="en-US" w:eastAsia="zh-CN"/>
+        </w:rPr>
+        <w:t>分发方式与时效：</w:t>
+      </w:r>
+    </w:p>
+    <w:p>
+      <w:pPr>
+        <w:pStyle w:val="29"/>
+        <w:bidi w:val="0"/>
+        <w:rPr>
+          <w:rFonts w:hint="default"/>
+          <w:lang w:val="en-US" w:eastAsia="zh-CN"/>
+        </w:rPr>
+      </w:pPr>
+      <w:r>
+        <w:rPr>
+          <w:rFonts w:hint="default"/>
+          <w:lang w:val="en-US" w:eastAsia="zh-CN"/>
+        </w:rPr>
+        <w:t>日常/周报通过内部协作工具或邮件，于周期结束后1个工作日内发出。</w:t>
+      </w:r>
+    </w:p>
+    <w:p>
+      <w:pPr>
+        <w:pStyle w:val="29"/>
+        <w:bidi w:val="0"/>
+        <w:rPr>
+          <w:rFonts w:hint="default"/>
+          <w:lang w:val="en-US" w:eastAsia="zh-CN"/>
+        </w:rPr>
+      </w:pPr>
+      <w:r>
+        <w:rPr>
+          <w:rFonts w:hint="default"/>
+          <w:lang w:val="en-US" w:eastAsia="zh-CN"/>
+        </w:rPr>
+        <w:t>月度、季度等正式报告通过正式邮件（附PDF签章版）及客户门户系统提交，于约定日期（如次月前5个工作日）内发出。</w:t>
+      </w:r>
+    </w:p>
+    <w:p>
+      <w:pPr>
+        <w:pStyle w:val="29"/>
+        <w:bidi w:val="0"/>
+        <w:rPr>
+          <w:rFonts w:hint="default"/>
+          <w:lang w:val="en-US" w:eastAsia="zh-CN"/>
+        </w:rPr>
+      </w:pPr>
+      <w:r>
+        <w:rPr>
+          <w:rFonts w:hint="default"/>
+          <w:lang w:val="en-US" w:eastAsia="zh-CN"/>
+        </w:rPr>
+        <w:t>重大专项报告通过正式渠道发送后，可辅以会议汇报。</w:t>
+      </w:r>
+    </w:p>
+    <w:p>
+      <w:pPr>
+        <w:pStyle w:val="29"/>
+        <w:bidi w:val="0"/>
+        <w:rPr>
+          <w:rFonts w:hint="default"/>
+          <w:lang w:val="en-US" w:eastAsia="zh-CN"/>
+        </w:rPr>
+      </w:pPr>
+      <w:r>
+        <w:rPr>
+          <w:rFonts w:hint="default"/>
+          <w:lang w:val="en-US" w:eastAsia="zh-CN"/>
+        </w:rPr>
+        <w:t>交付确认：对于关键报告，可通过回执或友好跟进的方式确认客户接收。</w:t>
+      </w:r>
+    </w:p>
+    <w:p>
+      <w:pPr>
+        <w:pStyle w:val="29"/>
+        <w:bidi w:val="0"/>
+        <w:rPr>
+          <w:rFonts w:hint="default"/>
+          <w:lang w:val="en-US" w:eastAsia="zh-CN"/>
+        </w:rPr>
+      </w:pPr>
+      <w:r>
+        <w:rPr>
+          <w:rFonts w:hint="default"/>
+          <w:lang w:val="en-US" w:eastAsia="zh-CN"/>
+        </w:rPr>
+        <w:t>输出：已分发归档的《运维服务报告（正式版）》及《报告分发记录》。</w:t>
+      </w:r>
+    </w:p>
+    <w:p>
+      <w:pPr>
+        <w:pStyle w:val="31"/>
+        <w:bidi w:val="0"/>
+        <w:rPr>
+          <w:rFonts w:hint="default"/>
+          <w:lang w:val="en-US" w:eastAsia="zh-CN"/>
+        </w:rPr>
+      </w:pPr>
+      <w:bookmarkStart w:id="16" w:name="_Toc6645"/>
+      <w:r>
+        <w:rPr>
+          <w:rFonts w:hint="default"/>
+          <w:lang w:val="en-US" w:eastAsia="zh-CN"/>
+        </w:rPr>
+        <w:t>服务报告归档</w:t>
       </w:r>
       <w:bookmarkEnd w:id="16"/>
     </w:p>
     <w:p>
       <w:pPr>
-        <w:pStyle w:val="a1"/>
-        <w:bidi w:val="0"/>
-        <w:rPr>
-          <w:rFonts w:hint="default"/>
-          <w:lang w:val="en-US" w:eastAsia="zh-CN"/>
-        </w:rPr>
-      </w:pPr>
-      <w:r>
-        <w:rPr>
-          <w:rFonts w:hint="default"/>
-          <w:lang w:val="en-US" w:eastAsia="zh-CN"/>
-        </w:rPr>
-        <w:t>本环节确保报告以正确的方式交付给正确的对象，实现其管理价值。</w:t>
-      </w:r>
-    </w:p>
-    <w:p>
-      <w:pPr>
-        <w:pStyle w:val="a1"/>
-        <w:bidi w:val="0"/>
-        <w:rPr>
-          <w:rFonts w:hint="default"/>
-          <w:lang w:val="en-US" w:eastAsia="zh-CN"/>
-        </w:rPr>
-      </w:pPr>
-      <w:r>
-        <w:rPr>
-          <w:rFonts w:hint="default"/>
-          <w:lang w:val="en-US" w:eastAsia="zh-CN"/>
-        </w:rPr>
-        <w:t>输入：《运维服务报告》。</w:t>
-      </w:r>
-    </w:p>
-    <w:p>
-      <w:pPr>
-        <w:pStyle w:val="a1"/>
-        <w:bidi w:val="0"/>
-        <w:rPr>
-          <w:rFonts w:hint="default"/>
-          <w:lang w:val="en-US" w:eastAsia="zh-CN"/>
-        </w:rPr>
-      </w:pPr>
-      <w:r>
-        <w:rPr>
-          <w:rFonts w:hint="default"/>
-          <w:lang w:val="en-US" w:eastAsia="zh-CN"/>
-        </w:rPr>
-        <w:t>正式批准：报告依次提交至运维部</w:t>
-      </w:r>
-      <w:r>
-        <w:rPr>
-          <w:rFonts w:hint="eastAsia"/>
-          <w:lang w:val="en-US" w:eastAsia="zh-CN"/>
-        </w:rPr>
-        <w:t>经理</w:t>
-      </w:r>
-      <w:r>
-        <w:rPr>
-          <w:rFonts w:hint="default"/>
-          <w:lang w:val="en-US" w:eastAsia="zh-CN"/>
-        </w:rPr>
-        <w:t>与管理代表（行政批准），完成最终签核。</w:t>
-      </w:r>
-    </w:p>
-    <w:p>
-      <w:pPr>
-        <w:pStyle w:val="a1"/>
-        <w:bidi w:val="0"/>
-        <w:rPr>
-          <w:rFonts w:hint="default"/>
-          <w:lang w:val="en-US" w:eastAsia="zh-CN"/>
-        </w:rPr>
-      </w:pPr>
-      <w:r>
-        <w:rPr>
-          <w:rFonts w:hint="default"/>
-          <w:lang w:val="en-US" w:eastAsia="zh-CN"/>
-        </w:rPr>
-        <w:t>分发执行：根据报告分类，执行标准化分发：</w:t>
-      </w:r>
-    </w:p>
-    <w:p>
-      <w:pPr>
-        <w:pStyle w:val="a1"/>
-        <w:bidi w:val="0"/>
-        <w:rPr>
-          <w:rFonts w:hint="default"/>
-          <w:lang w:val="en-US" w:eastAsia="zh-CN"/>
-        </w:rPr>
-      </w:pPr>
-      <w:r>
-        <w:rPr>
-          <w:rFonts w:hint="default"/>
-          <w:lang w:val="en-US" w:eastAsia="zh-CN"/>
-        </w:rPr>
-        <w:t>分发对象：</w:t>
-      </w:r>
-    </w:p>
-    <w:p>
-      <w:pPr>
-        <w:pStyle w:val="a1"/>
-        <w:bidi w:val="0"/>
-        <w:rPr>
-          <w:rFonts w:hint="default"/>
-          <w:lang w:val="en-US" w:eastAsia="zh-CN"/>
-        </w:rPr>
-      </w:pPr>
-      <w:r>
-        <w:rPr>
-          <w:rFonts w:hint="default"/>
-          <w:lang w:val="en-US" w:eastAsia="zh-CN"/>
-        </w:rPr>
-        <w:t>致客户报告：发送至客户合同约定的接口人及其管理层。SLA合规性报告须额外发送至客户采购或法务部门。</w:t>
-      </w:r>
-    </w:p>
-    <w:p>
-      <w:pPr>
-        <w:pStyle w:val="a1"/>
-        <w:bidi w:val="0"/>
-        <w:rPr>
-          <w:rFonts w:hint="default"/>
-          <w:lang w:val="en-US" w:eastAsia="zh-CN"/>
-        </w:rPr>
-      </w:pPr>
-      <w:r>
-        <w:rPr>
-          <w:rFonts w:hint="default"/>
-          <w:lang w:val="en-US" w:eastAsia="zh-CN"/>
-        </w:rPr>
-        <w:t>内部报告：同步至公司内部相关技术团队、运维管理人员及主管领导。</w:t>
-      </w:r>
-    </w:p>
-    <w:p>
-      <w:pPr>
-        <w:pStyle w:val="a1"/>
-        <w:bidi w:val="0"/>
-        <w:rPr>
-          <w:rFonts w:hint="default"/>
-          <w:lang w:val="en-US" w:eastAsia="zh-CN"/>
-        </w:rPr>
-      </w:pPr>
-      <w:r>
-        <w:rPr>
-          <w:rFonts w:hint="default"/>
-          <w:lang w:val="en-US" w:eastAsia="zh-CN"/>
-        </w:rPr>
-        <w:t>分发方式与时效：</w:t>
-      </w:r>
-    </w:p>
-    <w:p>
-      <w:pPr>
-        <w:pStyle w:val="a1"/>
-        <w:bidi w:val="0"/>
-        <w:rPr>
-          <w:rFonts w:hint="default"/>
-          <w:lang w:val="en-US" w:eastAsia="zh-CN"/>
-        </w:rPr>
-      </w:pPr>
-      <w:r>
-        <w:rPr>
-          <w:rFonts w:hint="default"/>
-          <w:lang w:val="en-US" w:eastAsia="zh-CN"/>
-        </w:rPr>
-        <w:t>日常/周报通过内部协作工具或邮件，于周期结束后1个工作日内发出。</w:t>
-      </w:r>
-    </w:p>
-    <w:p>
-      <w:pPr>
-        <w:pStyle w:val="a1"/>
-        <w:bidi w:val="0"/>
-        <w:rPr>
-          <w:rFonts w:hint="default"/>
-          <w:lang w:val="en-US" w:eastAsia="zh-CN"/>
-        </w:rPr>
-      </w:pPr>
-      <w:r>
-        <w:rPr>
-          <w:rFonts w:hint="default"/>
-          <w:lang w:val="en-US" w:eastAsia="zh-CN"/>
-        </w:rPr>
-        <w:t>月度、季度等正式报告通过正式邮件（附PDF签章版）及客户门户系统提交，于约定日期（如次月前5个工作日）内发出。</w:t>
-      </w:r>
-    </w:p>
-    <w:p>
-      <w:pPr>
-        <w:pStyle w:val="a1"/>
-        <w:bidi w:val="0"/>
-        <w:rPr>
-          <w:rFonts w:hint="default"/>
-          <w:lang w:val="en-US" w:eastAsia="zh-CN"/>
-        </w:rPr>
-      </w:pPr>
-      <w:r>
-        <w:rPr>
-          <w:rFonts w:hint="default"/>
-          <w:lang w:val="en-US" w:eastAsia="zh-CN"/>
-        </w:rPr>
-        <w:t>重大专项报告通过正式渠道发送后，可辅以会议汇报。</w:t>
-      </w:r>
-    </w:p>
-    <w:p>
-      <w:pPr>
-        <w:pStyle w:val="a1"/>
-        <w:bidi w:val="0"/>
-        <w:rPr>
-          <w:rFonts w:hint="default"/>
-          <w:lang w:val="en-US" w:eastAsia="zh-CN"/>
-        </w:rPr>
-      </w:pPr>
-      <w:r>
-        <w:rPr>
-          <w:rFonts w:hint="default"/>
-          <w:lang w:val="en-US" w:eastAsia="zh-CN"/>
-        </w:rPr>
-        <w:t>交付确认：对于关键报告，可通过回执或友好跟进的方式确认客户接收。</w:t>
-      </w:r>
-    </w:p>
-    <w:p>
-      <w:pPr>
-        <w:pStyle w:val="a1"/>
-        <w:bidi w:val="0"/>
-        <w:rPr>
-          <w:rFonts w:hint="default"/>
-          <w:lang w:val="en-US" w:eastAsia="zh-CN"/>
-        </w:rPr>
-      </w:pPr>
-      <w:r>
-        <w:rPr>
-          <w:rFonts w:hint="default"/>
-          <w:lang w:val="en-US" w:eastAsia="zh-CN"/>
-        </w:rPr>
-        <w:t>输出：已分发归档的《运维服务报告（正式版）》及《报告分发记录》。</w:t>
-      </w:r>
-    </w:p>
-    <w:p>
-      <w:pPr>
-        <w:pStyle w:val="3"/>
-        <w:bidi w:val="0"/>
-        <w:rPr>
-          <w:rFonts w:hint="default"/>
-          <w:lang w:val="en-US" w:eastAsia="zh-CN"/>
-        </w:rPr>
-      </w:pPr>
-      <w:bookmarkStart w:id="17" w:name="_Toc6645"/>
-      <w:r>
-        <w:rPr>
-          <w:rFonts w:hint="default"/>
-          <w:lang w:val="en-US" w:eastAsia="zh-CN"/>
-        </w:rPr>
-        <w:t>服务报告归档</w:t>
+        <w:pStyle w:val="29"/>
+        <w:bidi w:val="0"/>
+        <w:rPr>
+          <w:rFonts w:hint="default"/>
+          <w:lang w:val="en-US" w:eastAsia="zh-CN"/>
+        </w:rPr>
+      </w:pPr>
+      <w:r>
+        <w:rPr>
+          <w:rFonts w:hint="default"/>
+          <w:lang w:val="en-US" w:eastAsia="zh-CN"/>
+        </w:rPr>
+        <w:t>将正式报告、所有版本的评审记录、分发记录及相关数据分析摘要，按照文档管理规范，存储至指定知识库或档案系统，并建立清晰索引。</w:t>
+      </w:r>
+    </w:p>
+    <w:p>
+      <w:pPr>
+        <w:pStyle w:val="29"/>
+        <w:bidi w:val="0"/>
+        <w:rPr>
+          <w:rFonts w:hint="default"/>
+          <w:lang w:val="en-US" w:eastAsia="zh-CN"/>
+        </w:rPr>
+      </w:pPr>
+      <w:r>
+        <w:rPr>
+          <w:rFonts w:hint="default"/>
+          <w:lang w:val="en-US" w:eastAsia="zh-CN"/>
+        </w:rPr>
+        <w:t>输出：完整归档的报告系列文档。</w:t>
+      </w:r>
+    </w:p>
+    <w:p>
+      <w:pPr>
+        <w:pStyle w:val="31"/>
+        <w:bidi w:val="0"/>
+        <w:rPr>
+          <w:rFonts w:hint="default"/>
+          <w:lang w:val="en-US" w:eastAsia="zh-CN"/>
+        </w:rPr>
+      </w:pPr>
+      <w:bookmarkStart w:id="17" w:name="_Toc18672"/>
+      <w:r>
+        <w:rPr>
+          <w:rFonts w:hint="default"/>
+          <w:lang w:val="en-US" w:eastAsia="zh-CN"/>
+        </w:rPr>
+        <w:t>反馈与持续改进</w:t>
       </w:r>
       <w:bookmarkEnd w:id="17"/>
     </w:p>
     <w:p>
       <w:pPr>
-        <w:pStyle w:val="a1"/>
-        <w:bidi w:val="0"/>
-        <w:rPr>
-          <w:rFonts w:hint="default"/>
-          <w:lang w:val="en-US" w:eastAsia="zh-CN"/>
-        </w:rPr>
-      </w:pPr>
-      <w:r>
-        <w:rPr>
-          <w:rFonts w:hint="default"/>
-          <w:lang w:val="en-US" w:eastAsia="zh-CN"/>
-        </w:rPr>
-        <w:t>将正式报告、所有版本的评审记录、分发记录及相关数据分析摘要，按照文档管理规范，存储至指定知识库或档案系统，并建立清晰索引。</w:t>
-      </w:r>
-    </w:p>
-    <w:p>
-      <w:pPr>
-        <w:pStyle w:val="a1"/>
-        <w:bidi w:val="0"/>
-        <w:rPr>
-          <w:rFonts w:hint="default"/>
-          <w:lang w:val="en-US" w:eastAsia="zh-CN"/>
-        </w:rPr>
-      </w:pPr>
-      <w:r>
-        <w:rPr>
-          <w:rFonts w:hint="default"/>
-          <w:lang w:val="en-US" w:eastAsia="zh-CN"/>
-        </w:rPr>
-        <w:t>输出：完整归档的报告系列文档。</w:t>
-      </w:r>
-    </w:p>
-    <w:p>
-      <w:pPr>
-        <w:pStyle w:val="3"/>
-        <w:bidi w:val="0"/>
-        <w:rPr>
-          <w:rFonts w:hint="default"/>
-          <w:lang w:val="en-US" w:eastAsia="zh-CN"/>
-        </w:rPr>
-      </w:pPr>
-      <w:bookmarkStart w:id="18" w:name="_Toc18672"/>
-      <w:r>
-        <w:rPr>
-          <w:rFonts w:hint="default"/>
-          <w:lang w:val="en-US" w:eastAsia="zh-CN"/>
-        </w:rPr>
-        <w:t>反馈与持续改进</w:t>
+        <w:pStyle w:val="29"/>
+        <w:bidi w:val="0"/>
+        <w:rPr>
+          <w:rFonts w:hint="default"/>
+          <w:lang w:val="en-US" w:eastAsia="zh-CN"/>
+        </w:rPr>
+      </w:pPr>
+      <w:r>
+        <w:rPr>
+          <w:rFonts w:hint="default"/>
+          <w:lang w:val="en-US" w:eastAsia="zh-CN"/>
+        </w:rPr>
+        <w:t>定期收集来自报告阅读者（客户与内部管理层）的反馈，评估报告内容的实用性与有效性。结合业务发展，在下一个报告周期开始前，对报告的分类、模板、指标或流程本身进行优化调整。</w:t>
+      </w:r>
+    </w:p>
+    <w:p>
+      <w:pPr>
+        <w:pStyle w:val="29"/>
+        <w:bidi w:val="0"/>
+        <w:rPr>
+          <w:rFonts w:hint="default"/>
+          <w:lang w:val="en-US" w:eastAsia="zh-CN"/>
+        </w:rPr>
+      </w:pPr>
+      <w:r>
+        <w:rPr>
+          <w:rFonts w:hint="default"/>
+          <w:lang w:val="en-US" w:eastAsia="zh-CN"/>
+        </w:rPr>
+        <w:t>输出：《服务报告流程改进建议》，用于更新后续的《报告编制计划》与《内容指标清单》。</w:t>
+      </w:r>
+    </w:p>
+    <w:p>
+      <w:pPr>
+        <w:pStyle w:val="30"/>
+        <w:bidi w:val="0"/>
+        <w:rPr>
+          <w:rFonts w:hint="default"/>
+          <w:lang w:val="en-US" w:eastAsia="zh-CN"/>
+        </w:rPr>
+      </w:pPr>
+      <w:bookmarkStart w:id="18" w:name="_Toc27344"/>
+      <w:bookmarkStart w:id="19" w:name="_Toc7528"/>
+      <w:r>
+        <w:rPr>
+          <w:rFonts w:hint="eastAsia"/>
+          <w:lang w:val="en-US" w:eastAsia="zh-CN"/>
+        </w:rPr>
+        <w:t>考核指标</w:t>
       </w:r>
       <w:bookmarkEnd w:id="18"/>
-    </w:p>
-    <w:p>
-      <w:pPr>
-        <w:pStyle w:val="a1"/>
-        <w:bidi w:val="0"/>
-        <w:rPr>
-          <w:rFonts w:hint="default"/>
-          <w:lang w:val="en-US" w:eastAsia="zh-CN"/>
-        </w:rPr>
-      </w:pPr>
-      <w:r>
-        <w:rPr>
-          <w:rFonts w:hint="default"/>
-          <w:lang w:val="en-US" w:eastAsia="zh-CN"/>
-        </w:rPr>
-        <w:t>定期收集来自报告阅读者（客户与内部管理层）的反馈，评估报告内容的实用性与有效性。结合业务发展，在下一个报告周期开始前，对报告的分类、模板、指标或流程本身进行优化调整。</w:t>
-      </w:r>
-    </w:p>
-    <w:p>
-      <w:pPr>
-        <w:pStyle w:val="a1"/>
-        <w:bidi w:val="0"/>
-        <w:rPr>
-          <w:rFonts w:hint="default"/>
-          <w:lang w:val="en-US" w:eastAsia="zh-CN"/>
-        </w:rPr>
-      </w:pPr>
-      <w:r>
-        <w:rPr>
-          <w:rFonts w:hint="default"/>
-          <w:lang w:val="en-US" w:eastAsia="zh-CN"/>
-        </w:rPr>
-        <w:t>输出：《服务报告流程改进建议》，用于更新后续的《报告编制计划》与《内容指标清单》。</w:t>
-      </w:r>
-    </w:p>
-    <w:p>
-      <w:pPr>
-        <w:pStyle w:val="2"/>
-        <w:bidi w:val="0"/>
-        <w:rPr>
-          <w:rFonts w:hint="default"/>
-          <w:lang w:val="en-US" w:eastAsia="zh-CN"/>
-        </w:rPr>
-      </w:pPr>
-      <w:bookmarkStart w:id="19" w:name="_Toc27344"/>
-      <w:bookmarkStart w:id="20" w:name="_Toc7528"/>
-      <w:r>
-        <w:rPr>
-          <w:rFonts w:hint="eastAsia"/>
-          <w:lang w:val="en-US" w:eastAsia="zh-CN"/>
-        </w:rPr>
-        <w:t>考核指标</w:t>
-      </w:r>
       <w:bookmarkEnd w:id="19"/>
-      <w:bookmarkEnd w:id="20"/>
     </w:p>
     <w:tbl>
       <w:tblPr>
-        <w:tblStyle w:val="TableGrid"/>
+        <w:tblStyle w:val="21"/>
         <w:tblW w:w="0" w:type="auto"/>
         <w:tblInd w:w="0" w:type="dxa"/>
         <w:tblBorders>
-          <w:top w:val="single" w:sz="4" w:space="0" w:color="auto"/>
-          <w:left w:val="single" w:sz="4" w:space="0" w:color="auto"/>
-          <w:bottom w:val="single" w:sz="4" w:space="0" w:color="auto"/>
-          <w:right w:val="single" w:sz="4" w:space="0" w:color="auto"/>
-          <w:insideH w:val="single" w:sz="4" w:space="0" w:color="auto"/>
-          <w:insideV w:val="single" w:sz="4" w:space="0" w:color="auto"/>
+          <w:top w:val="single" w:color="auto" w:sz="4" w:space="0"/>
+          <w:left w:val="single" w:color="auto" w:sz="4" w:space="0"/>
+          <w:bottom w:val="single" w:color="auto" w:sz="4" w:space="0"/>
+          <w:right w:val="single" w:color="auto" w:sz="4" w:space="0"/>
+          <w:insideH w:val="single" w:color="auto" w:sz="4" w:space="0"/>
+          <w:insideV w:val="single" w:color="auto" w:sz="4" w:space="0"/>
         </w:tblBorders>
+        <w:tblLayout w:type="autofit"/>
         <w:tblCellMar>
           <w:top w:w="0" w:type="dxa"/>
           <w:left w:w="108" w:type="dxa"/>
@@ -4692,15 +4725,13 @@
       </w:tblGrid>
       <w:tr>
         <w:tblPrEx>
-          <w:tblW w:w="0" w:type="auto"/>
-          <w:tblInd w:w="0" w:type="dxa"/>
           <w:tblBorders>
-            <w:top w:val="single" w:sz="4" w:space="0" w:color="auto"/>
-            <w:left w:val="single" w:sz="4" w:space="0" w:color="auto"/>
-            <w:bottom w:val="single" w:sz="4" w:space="0" w:color="auto"/>
-            <w:right w:val="single" w:sz="4" w:space="0" w:color="auto"/>
-            <w:insideH w:val="single" w:sz="4" w:space="0" w:color="auto"/>
-            <w:insideV w:val="single" w:sz="4" w:space="0" w:color="auto"/>
+            <w:top w:val="single" w:color="auto" w:sz="4" w:space="0"/>
+            <w:left w:val="single" w:color="auto" w:sz="4" w:space="0"/>
+            <w:bottom w:val="single" w:color="auto" w:sz="4" w:space="0"/>
+            <w:right w:val="single" w:color="auto" w:sz="4" w:space="0"/>
+            <w:insideH w:val="single" w:color="auto" w:sz="4" w:space="0"/>
+            <w:insideV w:val="single" w:color="auto" w:sz="4" w:space="0"/>
           </w:tblBorders>
           <w:tblCellMar>
             <w:top w:w="0" w:type="dxa"/>
@@ -4816,8 +4847,14 @@
       </w:tr>
       <w:tr>
         <w:tblPrEx>
-          <w:tblW w:w="0" w:type="auto"/>
-          <w:tblInd w:w="0" w:type="dxa"/>
+          <w:tblBorders>
+            <w:top w:val="single" w:color="auto" w:sz="4" w:space="0"/>
+            <w:left w:val="single" w:color="auto" w:sz="4" w:space="0"/>
+            <w:bottom w:val="single" w:color="auto" w:sz="4" w:space="0"/>
+            <w:right w:val="single" w:color="auto" w:sz="4" w:space="0"/>
+            <w:insideH w:val="single" w:color="auto" w:sz="4" w:space="0"/>
+            <w:insideV w:val="single" w:color="auto" w:sz="4" w:space="0"/>
+          </w:tblBorders>
           <w:tblCellMar>
             <w:top w:w="0" w:type="dxa"/>
             <w:left w:w="108" w:type="dxa"/>
@@ -4826,7 +4863,7 @@
           </w:tblCellMar>
         </w:tblPrEx>
         <w:trPr>
-          <w:trHeight w:val="710"/>
+          <w:trHeight w:val="710" w:hRule="atLeast"/>
         </w:trPr>
         <w:tc>
           <w:tcPr>
@@ -4928,8 +4965,14 @@
       </w:tr>
       <w:tr>
         <w:tblPrEx>
-          <w:tblW w:w="0" w:type="auto"/>
-          <w:tblInd w:w="0" w:type="dxa"/>
+          <w:tblBorders>
+            <w:top w:val="single" w:color="auto" w:sz="4" w:space="0"/>
+            <w:left w:val="single" w:color="auto" w:sz="4" w:space="0"/>
+            <w:bottom w:val="single" w:color="auto" w:sz="4" w:space="0"/>
+            <w:right w:val="single" w:color="auto" w:sz="4" w:space="0"/>
+            <w:insideH w:val="single" w:color="auto" w:sz="4" w:space="0"/>
+            <w:insideV w:val="single" w:color="auto" w:sz="4" w:space="0"/>
+          </w:tblBorders>
           <w:tblCellMar>
             <w:top w:w="0" w:type="dxa"/>
             <w:left w:w="108" w:type="dxa"/>
@@ -4938,7 +4981,7 @@
           </w:tblCellMar>
         </w:tblPrEx>
         <w:trPr>
-          <w:trHeight w:val="710"/>
+          <w:trHeight w:val="710" w:hRule="atLeast"/>
         </w:trPr>
         <w:tc>
           <w:tcPr>
@@ -5041,28 +5084,28 @@
     </w:tbl>
     <w:p>
       <w:pPr>
-        <w:pStyle w:val="1"/>
-        <w:bidi w:val="0"/>
-        <w:rPr>
-          <w:rStyle w:val="1Char"/>
-          <w:rFonts w:eastAsia="宋体" w:hint="default"/>
-          <w:lang w:val="en-US" w:eastAsia="zh-CN"/>
-        </w:rPr>
-      </w:pPr>
-      <w:bookmarkStart w:id="21" w:name="bookmark3"/>
+        <w:pStyle w:val="28"/>
+        <w:bidi w:val="0"/>
+        <w:rPr>
+          <w:rStyle w:val="38"/>
+          <w:rFonts w:hint="default" w:eastAsia="宋体"/>
+          <w:lang w:val="en-US" w:eastAsia="zh-CN"/>
+        </w:rPr>
+      </w:pPr>
+      <w:bookmarkStart w:id="20" w:name="bookmark3"/>
+      <w:bookmarkEnd w:id="20"/>
+      <w:bookmarkStart w:id="21" w:name="_Toc17424"/>
+      <w:bookmarkStart w:id="22" w:name="_Toc28533"/>
+      <w:r>
+        <w:rPr>
+          <w:rStyle w:val="38"/>
+          <w:rFonts w:hint="eastAsia" w:eastAsia="宋体"/>
+          <w:lang w:val="en-US" w:eastAsia="zh-CN"/>
+        </w:rPr>
+        <w:t>附则</w:t>
+      </w:r>
       <w:bookmarkEnd w:id="21"/>
-      <w:bookmarkStart w:id="22" w:name="_Toc17424"/>
-      <w:bookmarkStart w:id="23" w:name="_Toc28533"/>
-      <w:r>
-        <w:rPr>
-          <w:rStyle w:val="1Char"/>
-          <w:rFonts w:eastAsia="宋体" w:hint="eastAsia"/>
-          <w:lang w:val="en-US" w:eastAsia="zh-CN"/>
-        </w:rPr>
-        <w:t>附则</w:t>
-      </w:r>
       <w:bookmarkEnd w:id="22"/>
-      <w:bookmarkEnd w:id="23"/>
     </w:p>
     <w:p>
       <w:pPr>
@@ -5084,17 +5127,17 @@
         <w:adjustRightInd w:val="0"/>
         <w:snapToGrid w:val="0"/>
         <w:spacing w:line="360" w:lineRule="auto"/>
-        <w:ind w:left="425" w:hanging="425" w:leftChars="0" w:firstLineChars="0"/>
+        <w:ind w:left="425" w:leftChars="0" w:hanging="425" w:firstLineChars="0"/>
         <w:textAlignment w:val="baseline"/>
         <w:rPr>
-          <w:rFonts w:ascii="宋体" w:eastAsia="宋体" w:hAnsi="宋体" w:cs="宋体"/>
+          <w:rFonts w:ascii="宋体" w:hAnsi="宋体" w:eastAsia="宋体" w:cs="宋体"/>
           <w:sz w:val="24"/>
           <w:szCs w:val="24"/>
         </w:rPr>
       </w:pPr>
       <w:r>
         <w:rPr>
-          <w:rFonts w:ascii="宋体" w:eastAsia="宋体" w:hAnsi="宋体" w:cs="宋体"/>
+          <w:rFonts w:ascii="宋体" w:hAnsi="宋体" w:eastAsia="宋体" w:cs="宋体"/>
           <w:spacing w:val="-1"/>
           <w:sz w:val="24"/>
           <w:szCs w:val="24"/>
@@ -5103,7 +5146,7 @@
       </w:r>
       <w:r>
         <w:rPr>
-          <w:rFonts w:ascii="宋体" w:eastAsia="宋体" w:hAnsi="宋体" w:cs="宋体" w:hint="eastAsia"/>
+          <w:rFonts w:hint="eastAsia" w:ascii="宋体" w:hAnsi="宋体" w:eastAsia="宋体" w:cs="宋体"/>
           <w:spacing w:val="-1"/>
           <w:sz w:val="24"/>
           <w:szCs w:val="24"/>
@@ -5113,7 +5156,7 @@
       </w:r>
       <w:r>
         <w:rPr>
-          <w:rFonts w:ascii="宋体" w:eastAsia="宋体" w:hAnsi="宋体" w:cs="宋体"/>
+          <w:rFonts w:ascii="宋体" w:hAnsi="宋体" w:eastAsia="宋体" w:cs="宋体"/>
           <w:spacing w:val="-1"/>
           <w:sz w:val="24"/>
           <w:szCs w:val="24"/>
@@ -5141,7 +5184,7 @@
         <w:adjustRightInd w:val="0"/>
         <w:snapToGrid w:val="0"/>
         <w:spacing w:line="360" w:lineRule="auto"/>
-        <w:ind w:left="425" w:hanging="425" w:leftChars="0" w:firstLineChars="0"/>
+        <w:ind w:left="425" w:leftChars="0" w:hanging="425" w:firstLineChars="0"/>
         <w:textAlignment w:val="baseline"/>
         <w:rPr>
           <w:rFonts w:hint="default"/>
@@ -5150,7 +5193,7 @@
       </w:pPr>
       <w:r>
         <w:rPr>
-          <w:rFonts w:ascii="宋体" w:eastAsia="宋体" w:hAnsi="宋体" w:cs="宋体"/>
+          <w:rFonts w:ascii="宋体" w:hAnsi="宋体" w:eastAsia="宋体" w:cs="宋体"/>
           <w:spacing w:val="-2"/>
           <w:sz w:val="24"/>
           <w:szCs w:val="24"/>
@@ -5160,41 +5203,236 @@
     </w:p>
     <w:p>
       <w:pPr>
-        <w:pStyle w:val="1"/>
-        <w:bidi w:val="0"/>
-        <w:rPr>
-          <w:rFonts w:hint="default"/>
-          <w:lang w:val="en-US" w:eastAsia="zh-CN"/>
-        </w:rPr>
-      </w:pPr>
-      <w:bookmarkStart w:id="24" w:name="bookmark14"/>
+        <w:pStyle w:val="28"/>
+        <w:bidi w:val="0"/>
+        <w:rPr>
+          <w:rFonts w:hint="default"/>
+          <w:lang w:val="en-US" w:eastAsia="zh-CN"/>
+        </w:rPr>
+      </w:pPr>
+      <w:bookmarkStart w:id="23" w:name="bookmark14"/>
+      <w:bookmarkEnd w:id="23"/>
+      <w:bookmarkStart w:id="24" w:name="_Toc28642"/>
+      <w:bookmarkStart w:id="25" w:name="_Toc21084"/>
+      <w:r>
+        <w:rPr>
+          <w:rFonts w:hint="eastAsia"/>
+          <w:lang w:val="en-US" w:eastAsia="zh-CN"/>
+        </w:rPr>
+        <w:t>附件</w:t>
+      </w:r>
       <w:bookmarkEnd w:id="24"/>
-      <w:bookmarkStart w:id="25" w:name="_Toc21084"/>
-      <w:bookmarkStart w:id="26" w:name="_Toc28642"/>
-      <w:r>
-        <w:rPr>
-          <w:rFonts w:hint="eastAsia"/>
-          <w:lang w:val="en-US" w:eastAsia="zh-CN"/>
-        </w:rPr>
-        <w:t>附件</w:t>
-      </w:r>
       <w:bookmarkEnd w:id="25"/>
+    </w:p>
+    <w:p>
+      <w:pPr>
+        <w:pStyle w:val="39"/>
+        <w:bidi w:val="0"/>
+      </w:pPr>
+      <w:r>
+        <w:t>《事件管理</w:t>
+      </w:r>
+      <w:r>
+        <w:rPr>
+          <w:rFonts w:hint="eastAsia"/>
+          <w:lang w:val="en-US" w:eastAsia="zh-CN"/>
+        </w:rPr>
+        <w:t>制度</w:t>
+      </w:r>
+      <w:r>
+        <w:t>》</w:t>
+      </w:r>
+    </w:p>
+    <w:p>
+      <w:pPr>
+        <w:pStyle w:val="39"/>
+        <w:bidi w:val="0"/>
+      </w:pPr>
+      <w:r>
+        <w:t>《问题管理</w:t>
+      </w:r>
+      <w:r>
+        <w:rPr>
+          <w:rFonts w:hint="eastAsia"/>
+          <w:lang w:val="en-US" w:eastAsia="zh-CN"/>
+        </w:rPr>
+        <w:t>制度</w:t>
+      </w:r>
+      <w:r>
+        <w:t>》</w:t>
+      </w:r>
+    </w:p>
+    <w:p>
+      <w:pPr>
+        <w:pStyle w:val="39"/>
+        <w:bidi w:val="0"/>
+      </w:pPr>
+      <w:r>
+        <w:t>《变更管理</w:t>
+      </w:r>
+      <w:r>
+        <w:rPr>
+          <w:rFonts w:hint="eastAsia"/>
+          <w:lang w:eastAsia="zh-CN"/>
+        </w:rPr>
+        <w:t>制度</w:t>
+      </w:r>
+      <w:r>
+        <w:t>》</w:t>
+      </w:r>
+    </w:p>
+    <w:p>
+      <w:pPr>
+        <w:pStyle w:val="39"/>
+        <w:bidi w:val="0"/>
+      </w:pPr>
+      <w:r>
+        <w:t>《发布管理</w:t>
+      </w:r>
+      <w:r>
+        <w:rPr>
+          <w:rFonts w:hint="eastAsia"/>
+          <w:lang w:eastAsia="zh-CN"/>
+        </w:rPr>
+        <w:t>制度</w:t>
+      </w:r>
+      <w:r>
+        <w:t>》</w:t>
+      </w:r>
+    </w:p>
+    <w:p>
+      <w:pPr>
+        <w:pStyle w:val="39"/>
+        <w:bidi w:val="0"/>
+      </w:pPr>
+      <w:r>
+        <w:t>《配置管理</w:t>
+      </w:r>
+      <w:r>
+        <w:rPr>
+          <w:rFonts w:hint="eastAsia"/>
+          <w:lang w:eastAsia="zh-CN"/>
+        </w:rPr>
+        <w:t>制度</w:t>
+      </w:r>
+      <w:r>
+        <w:t>》</w:t>
+      </w:r>
+    </w:p>
+    <w:p>
+      <w:pPr>
+        <w:pStyle w:val="39"/>
+        <w:bidi w:val="0"/>
+        <w:rPr>
+          <w:rFonts w:hint="eastAsia"/>
+          <w:lang w:eastAsia="zh-CN"/>
+        </w:rPr>
+      </w:pPr>
+      <w:r>
+        <w:rPr>
+          <w:rFonts w:hint="eastAsia"/>
+          <w:lang w:eastAsia="zh-CN"/>
+        </w:rPr>
+        <w:t>《</w:t>
+      </w:r>
+      <w:r>
+        <w:rPr>
+          <w:rFonts w:hint="eastAsia"/>
+          <w:lang w:val="en-US" w:eastAsia="zh-CN"/>
+        </w:rPr>
+        <w:t>服务可用性和连续性管理制度</w:t>
+      </w:r>
+      <w:r>
+        <w:rPr>
+          <w:rFonts w:hint="eastAsia"/>
+          <w:lang w:eastAsia="zh-CN"/>
+        </w:rPr>
+        <w:t>》</w:t>
+      </w:r>
+    </w:p>
+    <w:p>
+      <w:pPr>
+        <w:pStyle w:val="39"/>
+        <w:bidi w:val="0"/>
+        <w:rPr>
+          <w:rFonts w:hint="eastAsia"/>
+          <w:lang w:eastAsia="zh-CN"/>
+        </w:rPr>
+      </w:pPr>
+      <w:r>
+        <w:rPr>
+          <w:rFonts w:hint="eastAsia"/>
+          <w:lang w:eastAsia="zh-CN"/>
+        </w:rPr>
+        <w:t>《</w:t>
+      </w:r>
+      <w:r>
+        <w:rPr>
+          <w:rFonts w:hint="eastAsia"/>
+          <w:lang w:val="en-US" w:eastAsia="zh-CN"/>
+        </w:rPr>
+        <w:t>容量管理制度</w:t>
+      </w:r>
+      <w:r>
+        <w:rPr>
+          <w:rFonts w:hint="eastAsia"/>
+          <w:lang w:eastAsia="zh-CN"/>
+        </w:rPr>
+        <w:t>》</w:t>
+      </w:r>
+    </w:p>
+    <w:p>
+      <w:pPr>
+        <w:pStyle w:val="39"/>
+        <w:bidi w:val="0"/>
+      </w:pPr>
+      <w:r>
+        <w:t>《信息安全管理</w:t>
+      </w:r>
+      <w:r>
+        <w:rPr>
+          <w:rFonts w:hint="eastAsia"/>
+          <w:lang w:eastAsia="zh-CN"/>
+        </w:rPr>
+        <w:t>制度</w:t>
+      </w:r>
+      <w:r>
+        <w:t>》</w:t>
+      </w:r>
+    </w:p>
+    <w:p>
+      <w:pPr>
+        <w:pStyle w:val="28"/>
+        <w:bidi w:val="0"/>
+        <w:rPr>
+          <w:rFonts w:hint="eastAsia"/>
+          <w:lang w:val="en-US" w:eastAsia="zh-CN"/>
+        </w:rPr>
+      </w:pPr>
+      <w:bookmarkStart w:id="26" w:name="_Toc7187"/>
+      <w:r>
+        <w:rPr>
+          <w:rFonts w:hint="eastAsia"/>
+          <w:lang w:val="en-US" w:eastAsia="zh-CN"/>
+        </w:rPr>
+        <w:t>记录</w:t>
+      </w:r>
       <w:bookmarkEnd w:id="26"/>
     </w:p>
     <w:p>
       <w:pPr>
-        <w:pStyle w:val="a3"/>
-        <w:bidi w:val="0"/>
-      </w:pPr>
-      <w:r>
-        <w:t>《事件管理</w:t>
-      </w:r>
-      <w:r>
-        <w:rPr>
-          <w:rFonts w:hint="eastAsia"/>
-          <w:lang w:val="en-US" w:eastAsia="zh-CN"/>
-        </w:rPr>
-        <w:t>制度</w:t>
+        <w:pStyle w:val="39"/>
+        <w:bidi w:val="0"/>
+      </w:pPr>
+      <w:r>
+        <w:t>《服务级别</w:t>
+      </w:r>
+      <w:r>
+        <w:rPr>
+          <w:rFonts w:hint="eastAsia"/>
+          <w:lang w:val="en-US" w:eastAsia="zh-CN"/>
+        </w:rPr>
+        <w:t>管理制度</w:t>
       </w:r>
       <w:r>
         <w:t>》</w:t>
@@ -5202,202 +5440,7 @@
     </w:p>
     <w:p>
       <w:pPr>
-        <w:pStyle w:val="a3"/>
-        <w:bidi w:val="0"/>
-      </w:pPr>
-      <w:r>
-        <w:t>《问题管理</w:t>
-      </w:r>
-      <w:r>
-        <w:rPr>
-          <w:rFonts w:hint="eastAsia"/>
-          <w:lang w:val="en-US" w:eastAsia="zh-CN"/>
-        </w:rPr>
-        <w:t>制度</w:t>
-      </w:r>
-      <w:r>
-        <w:t>》</w:t>
-      </w:r>
-    </w:p>
-    <w:p>
-      <w:pPr>
-        <w:pStyle w:val="a3"/>
-        <w:bidi w:val="0"/>
-      </w:pPr>
-      <w:r>
-        <w:t>《变更管理</w:t>
-      </w:r>
-      <w:r>
-        <w:rPr>
-          <w:rFonts w:hint="eastAsia"/>
-          <w:lang w:eastAsia="zh-CN"/>
-        </w:rPr>
-        <w:t>制度</w:t>
-      </w:r>
-      <w:r>
-        <w:t>》</w:t>
-      </w:r>
-    </w:p>
-    <w:p>
-      <w:pPr>
-        <w:pStyle w:val="a3"/>
-        <w:bidi w:val="0"/>
-      </w:pPr>
-      <w:r>
-        <w:t>《发布管理</w:t>
-      </w:r>
-      <w:r>
-        <w:rPr>
-          <w:rFonts w:hint="eastAsia"/>
-          <w:lang w:eastAsia="zh-CN"/>
-        </w:rPr>
-        <w:t>制度</w:t>
-      </w:r>
-      <w:r>
-        <w:t>》</w:t>
-      </w:r>
-    </w:p>
-    <w:p>
-      <w:pPr>
-        <w:pStyle w:val="a3"/>
-        <w:bidi w:val="0"/>
-      </w:pPr>
-      <w:r>
-        <w:t>《配置管理</w:t>
-      </w:r>
-      <w:r>
-        <w:rPr>
-          <w:rFonts w:hint="eastAsia"/>
-          <w:lang w:eastAsia="zh-CN"/>
-        </w:rPr>
-        <w:t>制度</w:t>
-      </w:r>
-      <w:r>
-        <w:t>》</w:t>
-      </w:r>
-    </w:p>
-    <w:p>
-      <w:pPr>
-        <w:pStyle w:val="a3"/>
-        <w:bidi w:val="0"/>
-        <w:rPr>
-          <w:rFonts w:hint="eastAsia"/>
-          <w:lang w:eastAsia="zh-CN"/>
-        </w:rPr>
-      </w:pPr>
-      <w:r>
-        <w:rPr>
-          <w:rFonts w:hint="eastAsia"/>
-          <w:lang w:eastAsia="zh-CN"/>
-        </w:rPr>
-        <w:t>《</w:t>
-      </w:r>
-      <w:r>
-        <w:rPr>
-          <w:rFonts w:hint="eastAsia"/>
-          <w:lang w:val="en-US" w:eastAsia="zh-CN"/>
-        </w:rPr>
-        <w:t>服务可用性和连续性管理制度</w:t>
-      </w:r>
-      <w:r>
-        <w:rPr>
-          <w:rFonts w:hint="eastAsia"/>
-          <w:lang w:eastAsia="zh-CN"/>
-        </w:rPr>
-        <w:t>》</w:t>
-      </w:r>
-    </w:p>
-    <w:p>
-      <w:pPr>
-        <w:pStyle w:val="a3"/>
-        <w:bidi w:val="0"/>
-        <w:rPr>
-          <w:rFonts w:hint="eastAsia"/>
-          <w:lang w:eastAsia="zh-CN"/>
-        </w:rPr>
-      </w:pPr>
-      <w:r>
-        <w:rPr>
-          <w:rFonts w:hint="eastAsia"/>
-          <w:lang w:eastAsia="zh-CN"/>
-        </w:rPr>
-        <w:t>《</w:t>
-      </w:r>
-      <w:r>
-        <w:rPr>
-          <w:rFonts w:hint="eastAsia"/>
-          <w:lang w:val="en-US" w:eastAsia="zh-CN"/>
-        </w:rPr>
-        <w:t>容量管理制度</w:t>
-      </w:r>
-      <w:r>
-        <w:rPr>
-          <w:rFonts w:hint="eastAsia"/>
-          <w:lang w:eastAsia="zh-CN"/>
-        </w:rPr>
-        <w:t>》</w:t>
-      </w:r>
-    </w:p>
-    <w:p>
-      <w:pPr>
-        <w:pStyle w:val="a3"/>
-        <w:bidi w:val="0"/>
-      </w:pPr>
-      <w:r>
-        <w:t>《信息安全管理</w:t>
-      </w:r>
-      <w:r>
-        <w:rPr>
-          <w:rFonts w:hint="eastAsia"/>
-          <w:lang w:eastAsia="zh-CN"/>
-        </w:rPr>
-        <w:t>制度</w:t>
-      </w:r>
-      <w:r>
-        <w:t>》</w:t>
-      </w:r>
-    </w:p>
-    <w:p>
-      <w:pPr>
-        <w:pStyle w:val="1"/>
-        <w:bidi w:val="0"/>
-        <w:rPr>
-          <w:rFonts w:hint="eastAsia"/>
-          <w:lang w:val="en-US" w:eastAsia="zh-CN"/>
-        </w:rPr>
-      </w:pPr>
-      <w:bookmarkStart w:id="27" w:name="_Toc7187"/>
-      <w:r>
-        <w:rPr>
-          <w:rFonts w:hint="eastAsia"/>
-          <w:lang w:val="en-US" w:eastAsia="zh-CN"/>
-        </w:rPr>
-        <w:t>记录</w:t>
-      </w:r>
-      <w:bookmarkEnd w:id="27"/>
-    </w:p>
-    <w:p>
-      <w:pPr>
-        <w:pStyle w:val="a3"/>
-        <w:bidi w:val="0"/>
-      </w:pPr>
-      <w:r>
-        <w:t>《服务级别</w:t>
-      </w:r>
-      <w:r>
-        <w:rPr>
-          <w:rFonts w:hint="eastAsia"/>
-          <w:lang w:val="en-US" w:eastAsia="zh-CN"/>
-        </w:rPr>
-        <w:t>管理制度</w:t>
-      </w:r>
-      <w:r>
-        <w:t>》</w:t>
-      </w:r>
-    </w:p>
-    <w:p>
-      <w:pPr>
-        <w:pStyle w:val="a3"/>
+        <w:pStyle w:val="39"/>
         <w:bidi w:val="0"/>
         <w:rPr>
           <w:rFonts w:hint="eastAsia"/>
@@ -5409,33 +5452,83 @@
       </w:r>
     </w:p>
     <w:sectPr>
-      <w:headerReference w:type="default" r:id="rId6"/>
+      <w:headerReference r:id="rId5" w:type="default"/>
       <w:pgSz w:w="11906" w:h="16838"/>
       <w:pgMar w:top="1417" w:right="1800" w:bottom="1440" w:left="1800" w:header="1140" w:footer="992" w:gutter="0"/>
-      <w:cols w:num="1" w:space="425"/>
+      <w:cols w:space="425" w:num="1"/>
       <w:docGrid w:type="lines" w:linePitch="312" w:charSpace="0"/>
     </w:sectPr>
   </w:body>
 </w:document>
 </file>
 
+<file path=word/endnotes.xml><?xml version="1.0" encoding="utf-8"?>
+<w:endnotes xmlns:wpc="http://schemas.microsoft.com/office/word/2010/wordprocessingCanvas" xmlns:mc="http://schemas.openxmlformats.org/markup-compatibility/2006" xmlns:o="urn:schemas-microsoft-com:office:office" xmlns:r="http://schemas.openxmlformats.org/officeDocument/2006/relationships" xmlns:m="http://schemas.openxmlformats.org/officeDocument/2006/math" xmlns:v="urn:schemas-microsoft-com:vml" xmlns:wp14="http://schemas.microsoft.com/office/word/2010/wordprocessingDrawing" xmlns:wp="http://schemas.openxmlformats.org/drawingml/2006/wordprocessingDrawing" xmlns:w="http://schemas.openxmlformats.org/wordprocessingml/2006/main" xmlns:w14="http://schemas.microsoft.com/office/word/2010/wordml" xmlns:w15="http://schemas.microsoft.com/office/word/2012/wordml" xmlns:w10="urn:schemas-microsoft-com:office:word" xmlns:wpg="http://schemas.microsoft.com/office/word/2010/wordprocessingGroup" xmlns:wpi="http://schemas.microsoft.com/office/word/2010/wordprocessingInk" xmlns:wne="http://schemas.microsoft.com/office/word/2006/wordml" xmlns:wps="http://schemas.microsoft.com/office/word/2010/wordprocessingShape" xmlns:wpsCustomData="http://www.wps.cn/officeDocument/2013/wpsCustomData" mc:Ignorable="w14 w15 wp14">
+  <w:endnote w:type="separator" w:id="0">
+    <w:p>
+      <w:pPr>
+        <w:spacing w:line="240" w:lineRule="auto"/>
+      </w:pPr>
+      <w:r>
+        <w:separator/>
+      </w:r>
+    </w:p>
+  </w:endnote>
+  <w:endnote w:type="continuationSeparator" w:id="1">
+    <w:p>
+      <w:pPr>
+        <w:spacing w:line="240" w:lineRule="auto"/>
+      </w:pPr>
+      <w:r>
+        <w:continuationSeparator/>
+      </w:r>
+    </w:p>
+  </w:endnote>
+</w:endnotes>
+</file>
+
+<file path=word/footnotes.xml><?xml version="1.0" encoding="utf-8"?>
+<w:footnotes xmlns:wpc="http://schemas.microsoft.com/office/word/2010/wordprocessingCanvas" xmlns:mc="http://schemas.openxmlformats.org/markup-compatibility/2006" xmlns:o="urn:schemas-microsoft-com:office:office" xmlns:r="http://schemas.openxmlformats.org/officeDocument/2006/relationships" xmlns:m="http://schemas.openxmlformats.org/officeDocument/2006/math" xmlns:v="urn:schemas-microsoft-com:vml" xmlns:wp14="http://schemas.microsoft.com/office/word/2010/wordprocessingDrawing" xmlns:wp="http://schemas.openxmlformats.org/drawingml/2006/wordprocessingDrawing" xmlns:w="http://schemas.openxmlformats.org/wordprocessingml/2006/main" xmlns:w14="http://schemas.microsoft.com/office/word/2010/wordml" xmlns:w15="http://schemas.microsoft.com/office/word/2012/wordml" xmlns:w10="urn:schemas-microsoft-com:office:word" xmlns:wpg="http://schemas.microsoft.com/office/word/2010/wordprocessingGroup" xmlns:wpi="http://schemas.microsoft.com/office/word/2010/wordprocessingInk" xmlns:wne="http://schemas.microsoft.com/office/word/2006/wordml" xmlns:wps="http://schemas.microsoft.com/office/word/2010/wordprocessingShape" xmlns:wpsCustomData="http://www.wps.cn/officeDocument/2013/wpsCustomData" mc:Ignorable="w14 w15 wp14">
+  <w:footnote w:type="separator" w:id="0">
+    <w:p>
+      <w:pPr>
+        <w:spacing w:line="360" w:lineRule="auto"/>
+      </w:pPr>
+      <w:r>
+        <w:separator/>
+      </w:r>
+    </w:p>
+  </w:footnote>
+  <w:footnote w:type="continuationSeparator" w:id="1">
+    <w:p>
+      <w:pPr>
+        <w:spacing w:line="360" w:lineRule="auto"/>
+      </w:pPr>
+      <w:r>
+        <w:continuationSeparator/>
+      </w:r>
+    </w:p>
+  </w:footnote>
+</w:footnotes>
+</file>
+
 <file path=word/header1.xml><?xml version="1.0" encoding="utf-8"?>
-<w:hdr xmlns:wpc="http://schemas.microsoft.com/office/word/2010/wordprocessingCanvas" xmlns:mc="http://schemas.openxmlformats.org/markup-compatibility/2006" xmlns:o="urn:schemas-microsoft-com:office:office" xmlns:r="http://schemas.openxmlformats.org/officeDocument/2006/relationships" xmlns:m="http://schemas.openxmlformats.org/officeDocument/2006/math" xmlns:v="urn:schemas-microsoft-com:vml" xmlns:wp14="http://schemas.microsoft.com/office/word/2010/wordprocessingDrawing" xmlns:wp="http://schemas.openxmlformats.org/drawingml/2006/wordprocessingDrawing" xmlns:w10="urn:schemas-microsoft-com:office:word" xmlns:w="http://schemas.openxmlformats.org/wordprocessingml/2006/main" xmlns:w14="http://schemas.microsoft.com/office/word/2010/wordml" xmlns:w15="http://schemas.microsoft.com/office/word/2012/wordml" xmlns:wne="http://schemas.microsoft.com/office/word/2006/wordml" xmlns:wpg="http://schemas.microsoft.com/office/word/2010/wordprocessingGroup" xmlns:wpi="http://schemas.microsoft.com/office/word/2010/wordprocessingInk" xmlns:wps="http://schemas.microsoft.com/office/word/2010/wordprocessingShape" mc:Ignorable="w14 w15 wp14">
+<w:hdr xmlns:wpc="http://schemas.microsoft.com/office/word/2010/wordprocessingCanvas" xmlns:mc="http://schemas.openxmlformats.org/markup-compatibility/2006" xmlns:o="urn:schemas-microsoft-com:office:office" xmlns:r="http://schemas.openxmlformats.org/officeDocument/2006/relationships" xmlns:m="http://schemas.openxmlformats.org/officeDocument/2006/math" xmlns:v="urn:schemas-microsoft-com:vml" xmlns:wp14="http://schemas.microsoft.com/office/word/2010/wordprocessingDrawing" xmlns:wp="http://schemas.openxmlformats.org/drawingml/2006/wordprocessingDrawing" xmlns:w10="urn:schemas-microsoft-com:office:word" xmlns:w="http://schemas.openxmlformats.org/wordprocessingml/2006/main" xmlns:w14="http://schemas.microsoft.com/office/word/2010/wordml" xmlns:w15="http://schemas.microsoft.com/office/word/2012/wordml" xmlns:wpg="http://schemas.microsoft.com/office/word/2010/wordprocessingGroup" xmlns:wpi="http://schemas.microsoft.com/office/word/2010/wordprocessingInk" xmlns:wne="http://schemas.microsoft.com/office/word/2006/wordml" xmlns:wps="http://schemas.microsoft.com/office/word/2010/wordprocessingShape" xmlns:wpsCustomData="http://www.wps.cn/officeDocument/2013/wpsCustomData" mc:Ignorable="w14 w15 wp14">
   <w:p>
     <w:pPr>
-      <w:pStyle w:val="Header"/>
+      <w:pStyle w:val="15"/>
       <w:pBdr>
-        <w:bottom w:val="single" w:sz="4" w:space="1" w:color="auto"/>
+        <w:bottom w:val="single" w:color="auto" w:sz="4" w:space="1"/>
       </w:pBdr>
       <w:jc w:val="right"/>
       <w:rPr>
-        <w:rFonts w:eastAsiaTheme="minorEastAsia" w:hint="eastAsia"/>
+        <w:rFonts w:hint="eastAsia" w:eastAsiaTheme="minorEastAsia"/>
         <w:lang w:eastAsia="zh-CN"/>
       </w:rPr>
     </w:pPr>
     <w:r>
       <w:rPr>
-        <w:rFonts w:eastAsiaTheme="minorEastAsia" w:hint="eastAsia"/>
+        <w:rFonts w:hint="eastAsia" w:eastAsiaTheme="minorEastAsia"/>
         <w:lang w:eastAsia="zh-CN"/>
       </w:rPr>
       <w:t>天津通海信息技术有限公司</w:t>
@@ -5445,15 +5538,15 @@
 </file>
 
 <file path=word/numbering.xml><?xml version="1.0" encoding="utf-8"?>
-<w:numbering xmlns:wpc="http://schemas.microsoft.com/office/word/2010/wordprocessingCanvas" xmlns:mc="http://schemas.openxmlformats.org/markup-compatibility/2006" xmlns:o="urn:schemas-microsoft-com:office:office" xmlns:r="http://schemas.openxmlformats.org/officeDocument/2006/relationships" xmlns:m="http://schemas.openxmlformats.org/officeDocument/2006/math" xmlns:v="urn:schemas-microsoft-com:vml" xmlns:wp14="http://schemas.microsoft.com/office/word/2010/wordprocessingDrawing" xmlns:wp="http://schemas.openxmlformats.org/drawingml/2006/wordprocessingDrawing" xmlns:w10="urn:schemas-microsoft-com:office:word" xmlns:w="http://schemas.openxmlformats.org/wordprocessingml/2006/main" xmlns:w14="http://schemas.microsoft.com/office/word/2010/wordml" xmlns:w15="http://schemas.microsoft.com/office/word/2012/wordml" xmlns:wne="http://schemas.microsoft.com/office/word/2006/wordml" xmlns:wpg="http://schemas.microsoft.com/office/word/2010/wordprocessingGroup" xmlns:wpi="http://schemas.microsoft.com/office/word/2010/wordprocessingInk" xmlns:wps="http://schemas.microsoft.com/office/word/2010/wordprocessingShape" mc:Ignorable="w14 w15 wp14">
+<w:numbering xmlns:wpc="http://schemas.microsoft.com/office/word/2010/wordprocessingCanvas" xmlns:mc="http://schemas.openxmlformats.org/markup-compatibility/2006" xmlns:o="urn:schemas-microsoft-com:office:office" xmlns:r="http://schemas.openxmlformats.org/officeDocument/2006/relationships" xmlns:m="http://schemas.openxmlformats.org/officeDocument/2006/math" xmlns:v="urn:schemas-microsoft-com:vml" xmlns:wp14="http://schemas.microsoft.com/office/word/2010/wordprocessingDrawing" xmlns:wp="http://schemas.openxmlformats.org/drawingml/2006/wordprocessingDrawing" xmlns:w10="urn:schemas-microsoft-com:office:word" xmlns:w="http://schemas.openxmlformats.org/wordprocessingml/2006/main" xmlns:w14="http://schemas.microsoft.com/office/word/2010/wordml" xmlns:wpg="http://schemas.microsoft.com/office/word/2010/wordprocessingGroup" xmlns:wpi="http://schemas.microsoft.com/office/word/2010/wordprocessingInk" xmlns:wne="http://schemas.microsoft.com/office/word/2006/wordml" xmlns:wps="http://schemas.microsoft.com/office/word/2010/wordprocessingShape" xmlns:wpsCustomData="http://www.wps.cn/officeDocument/2013/wpsCustomData" mc:Ignorable="w14 wp14">
   <w:abstractNum w:abstractNumId="0">
     <w:nsid w:val="8E964DCE"/>
     <w:multiLevelType w:val="multilevel"/>
     <w:tmpl w:val="8E964DCE"/>
-    <w:lvl w:ilvl="0">
+    <w:lvl w:ilvl="0" w:tentative="0">
       <w:start w:val="1"/>
       <w:numFmt w:val="decimal"/>
-      <w:pStyle w:val="Heading1"/>
+      <w:pStyle w:val="2"/>
       <w:lvlText w:val="%1."/>
       <w:lvlJc w:val="left"/>
       <w:pPr>
@@ -5463,10 +5556,10 @@
         <w:rFonts w:hint="default"/>
       </w:rPr>
     </w:lvl>
-    <w:lvl w:ilvl="1">
+    <w:lvl w:ilvl="1" w:tentative="0">
       <w:start w:val="1"/>
       <w:numFmt w:val="decimal"/>
-      <w:pStyle w:val="Heading2"/>
+      <w:pStyle w:val="3"/>
       <w:lvlText w:val="%1.%2."/>
       <w:lvlJc w:val="left"/>
       <w:pPr>
@@ -5476,10 +5569,10 @@
         <w:rFonts w:hint="default"/>
       </w:rPr>
     </w:lvl>
-    <w:lvl w:ilvl="2">
+    <w:lvl w:ilvl="2" w:tentative="0">
       <w:start w:val="1"/>
       <w:numFmt w:val="decimal"/>
-      <w:pStyle w:val="Heading3"/>
+      <w:pStyle w:val="4"/>
       <w:lvlText w:val="%1.%2.%3."/>
       <w:lvlJc w:val="left"/>
       <w:pPr>
@@ -5489,10 +5582,10 @@
         <w:rFonts w:hint="default"/>
       </w:rPr>
     </w:lvl>
-    <w:lvl w:ilvl="3">
+    <w:lvl w:ilvl="3" w:tentative="0">
       <w:start w:val="1"/>
       <w:numFmt w:val="decimal"/>
-      <w:pStyle w:val="Heading4"/>
+      <w:pStyle w:val="5"/>
       <w:lvlText w:val="%1.%2.%3.%4."/>
       <w:lvlJc w:val="left"/>
       <w:pPr>
@@ -5502,10 +5595,10 @@
         <w:rFonts w:hint="default"/>
       </w:rPr>
     </w:lvl>
-    <w:lvl w:ilvl="4">
+    <w:lvl w:ilvl="4" w:tentative="0">
       <w:start w:val="1"/>
       <w:numFmt w:val="decimal"/>
-      <w:pStyle w:val="Heading5"/>
+      <w:pStyle w:val="6"/>
       <w:lvlText w:val="%1.%2.%3.%4.%5."/>
       <w:lvlJc w:val="left"/>
       <w:pPr>
@@ -5515,10 +5608,10 @@
         <w:rFonts w:hint="default"/>
       </w:rPr>
     </w:lvl>
-    <w:lvl w:ilvl="5">
+    <w:lvl w:ilvl="5" w:tentative="0">
       <w:start w:val="1"/>
       <w:numFmt w:val="decimal"/>
-      <w:pStyle w:val="Heading6"/>
+      <w:pStyle w:val="7"/>
       <w:lvlText w:val="%1.%2.%3.%4.%5.%6."/>
       <w:lvlJc w:val="left"/>
       <w:pPr>
@@ -5528,10 +5621,10 @@
         <w:rFonts w:hint="default"/>
       </w:rPr>
     </w:lvl>
-    <w:lvl w:ilvl="6">
+    <w:lvl w:ilvl="6" w:tentative="0">
       <w:start w:val="1"/>
       <w:numFmt w:val="decimal"/>
-      <w:pStyle w:val="Heading7"/>
+      <w:pStyle w:val="8"/>
       <w:lvlText w:val="%1.%2.%3.%4.%5.%6.%7."/>
       <w:lvlJc w:val="left"/>
       <w:pPr>
@@ -5541,10 +5634,10 @@
         <w:rFonts w:hint="default"/>
       </w:rPr>
     </w:lvl>
-    <w:lvl w:ilvl="7">
+    <w:lvl w:ilvl="7" w:tentative="0">
       <w:start w:val="1"/>
       <w:numFmt w:val="decimal"/>
-      <w:pStyle w:val="Heading8"/>
+      <w:pStyle w:val="9"/>
       <w:lvlText w:val="%1.%2.%3.%4.%5.%6.%7.%8."/>
       <w:lvlJc w:val="left"/>
       <w:pPr>
@@ -5554,10 +5647,10 @@
         <w:rFonts w:hint="default"/>
       </w:rPr>
     </w:lvl>
-    <w:lvl w:ilvl="8">
+    <w:lvl w:ilvl="8" w:tentative="0">
       <w:start w:val="1"/>
       <w:numFmt w:val="decimal"/>
-      <w:pStyle w:val="Heading9"/>
+      <w:pStyle w:val="10"/>
       <w:lvlText w:val="%1.%2.%3.%4.%5.%6.%7.%8.%9."/>
       <w:lvlJc w:val="left"/>
       <w:pPr>
@@ -5572,7 +5665,7 @@
     <w:nsid w:val="A9E3D769"/>
     <w:multiLevelType w:val="singleLevel"/>
     <w:tmpl w:val="A9E3D769"/>
-    <w:lvl w:ilvl="0">
+    <w:lvl w:ilvl="0" w:tentative="0">
       <w:start w:val="1"/>
       <w:numFmt w:val="decimal"/>
       <w:lvlText w:val="(%1)"/>
@@ -5592,7 +5685,7 @@
     <w:nsid w:val="F9539CF3"/>
     <w:multiLevelType w:val="singleLevel"/>
     <w:tmpl w:val="F9539CF3"/>
-    <w:lvl w:ilvl="0">
+    <w:lvl w:ilvl="0" w:tentative="0">
       <w:start w:val="1"/>
       <w:numFmt w:val="decimal"/>
       <w:lvlText w:val="%1."/>
@@ -5609,7 +5702,7 @@
     <w:nsid w:val="17BEB97D"/>
     <w:multiLevelType w:val="singleLevel"/>
     <w:tmpl w:val="17BEB97D"/>
-    <w:lvl w:ilvl="0">
+    <w:lvl w:ilvl="0" w:tentative="0">
       <w:start w:val="1"/>
       <w:numFmt w:val="decimal"/>
       <w:lvlText w:val="(%1)"/>
@@ -5629,7 +5722,7 @@
     <w:nsid w:val="2F91922A"/>
     <w:multiLevelType w:val="singleLevel"/>
     <w:tmpl w:val="2F91922A"/>
-    <w:lvl w:ilvl="0">
+    <w:lvl w:ilvl="0" w:tentative="0">
       <w:start w:val="1"/>
       <w:numFmt w:val="decimal"/>
       <w:lvlText w:val="%1."/>
@@ -5646,7 +5739,7 @@
     <w:nsid w:val="43039D79"/>
     <w:multiLevelType w:val="singleLevel"/>
     <w:tmpl w:val="43039D79"/>
-    <w:lvl w:ilvl="0">
+    <w:lvl w:ilvl="0" w:tentative="0">
       <w:start w:val="1"/>
       <w:numFmt w:val="decimal"/>
       <w:lvlText w:val="%1."/>
@@ -5663,7 +5756,7 @@
     <w:nsid w:val="5BC57681"/>
     <w:multiLevelType w:val="multilevel"/>
     <w:tmpl w:val="5BC57681"/>
-    <w:lvl w:ilvl="0">
+    <w:lvl w:ilvl="0" w:tentative="0">
       <w:start w:val="1"/>
       <w:numFmt w:val="decimal"/>
       <w:lvlText w:val="(%1)"/>
@@ -5678,7 +5771,7 @@
         <w:rFonts w:hint="default"/>
       </w:rPr>
     </w:lvl>
-    <w:lvl w:ilvl="1">
+    <w:lvl w:ilvl="1" w:tentative="0">
       <w:start w:val="1"/>
       <w:numFmt w:val="decimalEnclosedCircleChinese"/>
       <w:lvlText w:val="%2"/>
@@ -5687,13 +5780,13 @@
         <w:tabs>
           <w:tab w:val="left" w:pos="840"/>
         </w:tabs>
-        <w:ind w:left="1260" w:hanging="420" w:leftChars="0" w:firstLineChars="0"/>
+        <w:ind w:left="1260" w:leftChars="0" w:hanging="420" w:firstLineChars="0"/>
       </w:pPr>
       <w:rPr>
         <w:rFonts w:hint="default"/>
       </w:rPr>
     </w:lvl>
-    <w:lvl w:ilvl="2">
+    <w:lvl w:ilvl="2" w:tentative="0">
       <w:start w:val="1"/>
       <w:numFmt w:val="decimal"/>
       <w:lvlText w:val="%3)"/>
@@ -5702,13 +5795,13 @@
         <w:tabs>
           <w:tab w:val="left" w:pos="1260"/>
         </w:tabs>
-        <w:ind w:left="1680" w:hanging="420" w:leftChars="0" w:firstLineChars="0"/>
+        <w:ind w:left="1680" w:leftChars="0" w:hanging="420" w:firstLineChars="0"/>
       </w:pPr>
       <w:rPr>
         <w:rFonts w:hint="default"/>
       </w:rPr>
     </w:lvl>
-    <w:lvl w:ilvl="3">
+    <w:lvl w:ilvl="3" w:tentative="0">
       <w:start w:val="1"/>
       <w:numFmt w:val="lowerLetter"/>
       <w:lvlText w:val="%4."/>
@@ -5717,13 +5810,13 @@
         <w:tabs>
           <w:tab w:val="left" w:pos="1680"/>
         </w:tabs>
-        <w:ind w:left="2100" w:hanging="420" w:leftChars="0" w:firstLineChars="0"/>
+        <w:ind w:left="2100" w:leftChars="0" w:hanging="420" w:firstLineChars="0"/>
       </w:pPr>
       <w:rPr>
         <w:rFonts w:hint="default"/>
       </w:rPr>
     </w:lvl>
-    <w:lvl w:ilvl="4">
+    <w:lvl w:ilvl="4" w:tentative="0">
       <w:start w:val="1"/>
       <w:numFmt w:val="lowerLetter"/>
       <w:lvlText w:val="%5)"/>
@@ -5732,13 +5825,13 @@
         <w:tabs>
           <w:tab w:val="left" w:pos="2100"/>
         </w:tabs>
-        <w:ind w:left="2520" w:hanging="420" w:leftChars="0" w:firstLineChars="0"/>
+        <w:ind w:left="2520" w:leftChars="0" w:hanging="420" w:firstLineChars="0"/>
       </w:pPr>
       <w:rPr>
         <w:rFonts w:hint="default"/>
       </w:rPr>
     </w:lvl>
-    <w:lvl w:ilvl="5">
+    <w:lvl w:ilvl="5" w:tentative="0">
       <w:start w:val="1"/>
       <w:numFmt w:val="lowerRoman"/>
       <w:lvlText w:val="%6."/>
@@ -5747,13 +5840,13 @@
         <w:tabs>
           <w:tab w:val="left" w:pos="2520"/>
         </w:tabs>
-        <w:ind w:left="2940" w:hanging="420" w:leftChars="0" w:firstLineChars="0"/>
+        <w:ind w:left="2940" w:leftChars="0" w:hanging="420" w:firstLineChars="0"/>
       </w:pPr>
       <w:rPr>
         <w:rFonts w:hint="default"/>
       </w:rPr>
     </w:lvl>
-    <w:lvl w:ilvl="6">
+    <w:lvl w:ilvl="6" w:tentative="0">
       <w:start w:val="1"/>
       <w:numFmt w:val="lowerRoman"/>
       <w:lvlText w:val="%7)"/>
@@ -5762,13 +5855,13 @@
         <w:tabs>
           <w:tab w:val="left" w:pos="2940"/>
         </w:tabs>
-        <w:ind w:left="3360" w:hanging="420" w:leftChars="0" w:firstLineChars="0"/>
+        <w:ind w:left="3360" w:leftChars="0" w:hanging="420" w:firstLineChars="0"/>
       </w:pPr>
       <w:rPr>
         <w:rFonts w:hint="default"/>
       </w:rPr>
     </w:lvl>
-    <w:lvl w:ilvl="7">
+    <w:lvl w:ilvl="7" w:tentative="0">
       <w:start w:val="1"/>
       <w:numFmt w:val="lowerLetter"/>
       <w:lvlText w:val="%8."/>
@@ -5777,13 +5870,13 @@
         <w:tabs>
           <w:tab w:val="left" w:pos="3360"/>
         </w:tabs>
-        <w:ind w:left="3780" w:hanging="420" w:leftChars="0" w:firstLineChars="0"/>
+        <w:ind w:left="3780" w:leftChars="0" w:hanging="420" w:firstLineChars="0"/>
       </w:pPr>
       <w:rPr>
         <w:rFonts w:hint="default"/>
       </w:rPr>
     </w:lvl>
-    <w:lvl w:ilvl="8">
+    <w:lvl w:ilvl="8" w:tentative="0">
       <w:start w:val="1"/>
       <w:numFmt w:val="lowerLetter"/>
       <w:lvlText w:val="%9)"/>
@@ -5792,7 +5885,7 @@
         <w:tabs>
           <w:tab w:val="left" w:pos="3780"/>
         </w:tabs>
-        <w:ind w:left="4200" w:hanging="420" w:leftChars="0" w:firstLineChars="0"/>
+        <w:ind w:left="4200" w:leftChars="0" w:hanging="420" w:firstLineChars="0"/>
       </w:pPr>
       <w:rPr>
         <w:rFonts w:hint="default"/>
@@ -5803,7 +5896,7 @@
     <w:nsid w:val="6B8D972C"/>
     <w:multiLevelType w:val="singleLevel"/>
     <w:tmpl w:val="6B8D972C"/>
-    <w:lvl w:ilvl="0">
+    <w:lvl w:ilvl="0" w:tentative="0">
       <w:start w:val="1"/>
       <w:numFmt w:val="decimal"/>
       <w:lvlText w:val="%1."/>
@@ -5844,267 +5937,269 @@
 </file>
 
 <file path=word/styles.xml><?xml version="1.0" encoding="utf-8"?>
-<w:styles xmlns:mc="http://schemas.openxmlformats.org/markup-compatibility/2006" xmlns:r="http://schemas.openxmlformats.org/officeDocument/2006/relationships" xmlns:w="http://schemas.openxmlformats.org/wordprocessingml/2006/main" xmlns:w14="http://schemas.microsoft.com/office/word/2010/wordml" xmlns:w15="http://schemas.microsoft.com/office/word/2012/wordml" mc:Ignorable="w14 w15">
+<w:styles xmlns:mc="http://schemas.openxmlformats.org/markup-compatibility/2006" xmlns:o="urn:schemas-microsoft-com:office:office" xmlns:r="http://schemas.openxmlformats.org/officeDocument/2006/relationships" xmlns:m="http://schemas.openxmlformats.org/officeDocument/2006/math" xmlns:v="urn:schemas-microsoft-com:vml" xmlns:w="http://schemas.openxmlformats.org/wordprocessingml/2006/main" xmlns:w14="http://schemas.microsoft.com/office/word/2010/wordml" xmlns:w10="urn:schemas-microsoft-com:office:word" xmlns:sl="http://schemas.openxmlformats.org/schemaLibrary/2006/main" xmlns:wpsCustomData="http://www.wps.cn/officeDocument/2013/wpsCustomData" mc:Ignorable="w14">
   <w:docDefaults>
     <w:rPrDefault>
       <w:rPr>
-        <w:rFonts w:ascii="Times New Roman" w:eastAsia="宋体" w:hAnsi="Times New Roman" w:cs="Times New Roman"/>
+        <w:rFonts w:ascii="Times New Roman" w:hAnsi="Times New Roman" w:eastAsia="宋体" w:cs="Times New Roman"/>
       </w:rPr>
     </w:rPrDefault>
     <w:pPrDefault/>
   </w:docDefaults>
-  <w:latentStyles w:defLockedState="0" w:defUIPriority="99" w:defSemiHidden="1" w:defUnhideWhenUsed="1" w:defQFormat="0" w:count="260">
-    <w:lsdException w:name="Normal" w:semiHidden="0" w:uiPriority="0" w:unhideWhenUsed="0" w:qFormat="1"/>
-    <w:lsdException w:name="heading 1" w:semiHidden="0" w:uiPriority="0" w:unhideWhenUsed="0" w:qFormat="1"/>
-    <w:lsdException w:name="heading 2" w:semiHidden="0" w:uiPriority="0" w:qFormat="1"/>
-    <w:lsdException w:name="heading 3" w:uiPriority="0" w:qFormat="1"/>
-    <w:lsdException w:name="heading 4" w:semiHidden="0" w:uiPriority="0" w:qFormat="1"/>
-    <w:lsdException w:name="heading 5" w:uiPriority="0" w:qFormat="1"/>
-    <w:lsdException w:name="heading 6" w:uiPriority="0" w:qFormat="1"/>
-    <w:lsdException w:name="heading 7" w:uiPriority="0" w:qFormat="1"/>
-    <w:lsdException w:name="heading 8" w:uiPriority="0" w:qFormat="1"/>
-    <w:lsdException w:name="heading 9" w:uiPriority="0" w:qFormat="1"/>
-    <w:lsdException w:name="index 1" w:semiHidden="0" w:uiPriority="0" w:unhideWhenUsed="0"/>
-    <w:lsdException w:name="index 2" w:semiHidden="0" w:uiPriority="0" w:unhideWhenUsed="0"/>
-    <w:lsdException w:name="index 3" w:semiHidden="0" w:uiPriority="0" w:unhideWhenUsed="0"/>
-    <w:lsdException w:name="index 4" w:semiHidden="0" w:uiPriority="0" w:unhideWhenUsed="0"/>
-    <w:lsdException w:name="index 5" w:semiHidden="0" w:uiPriority="0" w:unhideWhenUsed="0"/>
-    <w:lsdException w:name="index 6" w:semiHidden="0" w:uiPriority="0" w:unhideWhenUsed="0"/>
-    <w:lsdException w:name="index 7" w:semiHidden="0" w:uiPriority="0" w:unhideWhenUsed="0"/>
-    <w:lsdException w:name="index 8" w:semiHidden="0" w:uiPriority="0" w:unhideWhenUsed="0"/>
-    <w:lsdException w:name="index 9" w:semiHidden="0" w:uiPriority="0" w:unhideWhenUsed="0"/>
-    <w:lsdException w:name="toc 1" w:semiHidden="0" w:uiPriority="0" w:unhideWhenUsed="0" w:qFormat="1"/>
-    <w:lsdException w:name="toc 2" w:semiHidden="0" w:uiPriority="0" w:unhideWhenUsed="0" w:qFormat="1"/>
-    <w:lsdException w:name="toc 3" w:semiHidden="0" w:uiPriority="0" w:unhideWhenUsed="0" w:qFormat="1"/>
-    <w:lsdException w:name="toc 4" w:semiHidden="0" w:uiPriority="0" w:unhideWhenUsed="0"/>
-    <w:lsdException w:name="toc 5" w:semiHidden="0" w:uiPriority="0" w:unhideWhenUsed="0"/>
-    <w:lsdException w:name="toc 6" w:semiHidden="0" w:uiPriority="0" w:unhideWhenUsed="0"/>
-    <w:lsdException w:name="toc 7" w:semiHidden="0" w:uiPriority="0" w:unhideWhenUsed="0"/>
-    <w:lsdException w:name="toc 8" w:semiHidden="0" w:uiPriority="0" w:unhideWhenUsed="0"/>
-    <w:lsdException w:name="toc 9" w:semiHidden="0" w:uiPriority="0" w:unhideWhenUsed="0"/>
-    <w:lsdException w:name="Normal Indent" w:semiHidden="0" w:uiPriority="0" w:unhideWhenUsed="0"/>
-    <w:lsdException w:name="footnote text" w:semiHidden="0" w:uiPriority="0" w:unhideWhenUsed="0"/>
-    <w:lsdException w:name="annotation text" w:semiHidden="0" w:uiPriority="0" w:unhideWhenUsed="0" w:qFormat="1"/>
-    <w:lsdException w:name="header" w:semiHidden="0" w:uiPriority="0" w:unhideWhenUsed="0" w:qFormat="1"/>
-    <w:lsdException w:name="footer" w:semiHidden="0" w:uiPriority="0" w:unhideWhenUsed="0" w:qFormat="1"/>
-    <w:lsdException w:name="index heading" w:semiHidden="0" w:uiPriority="0" w:unhideWhenUsed="0"/>
-    <w:lsdException w:name="caption" w:uiPriority="0" w:qFormat="1"/>
-    <w:lsdException w:name="table of figures" w:semiHidden="0" w:uiPriority="0" w:unhideWhenUsed="0"/>
-    <w:lsdException w:name="envelope address" w:semiHidden="0" w:uiPriority="0" w:unhideWhenUsed="0"/>
-    <w:lsdException w:name="envelope return" w:semiHidden="0" w:uiPriority="0" w:unhideWhenUsed="0"/>
-    <w:lsdException w:name="footnote reference" w:semiHidden="0" w:uiPriority="0" w:unhideWhenUsed="0"/>
-    <w:lsdException w:name="annotation reference" w:semiHidden="0" w:uiPriority="0" w:unhideWhenUsed="0"/>
-    <w:lsdException w:name="line number" w:semiHidden="0" w:uiPriority="0" w:unhideWhenUsed="0"/>
-    <w:lsdException w:name="page number" w:semiHidden="0" w:uiPriority="0" w:unhideWhenUsed="0"/>
-    <w:lsdException w:name="endnote reference" w:semiHidden="0" w:uiPriority="0" w:unhideWhenUsed="0"/>
-    <w:lsdException w:name="endnote text" w:semiHidden="0" w:uiPriority="0" w:unhideWhenUsed="0"/>
-    <w:lsdException w:name="table of authorities" w:semiHidden="0" w:uiPriority="0" w:unhideWhenUsed="0"/>
-    <w:lsdException w:name="macro" w:semiHidden="0" w:uiPriority="0" w:unhideWhenUsed="0"/>
-    <w:lsdException w:name="toa heading" w:semiHidden="0" w:uiPriority="0" w:unhideWhenUsed="0"/>
-    <w:lsdException w:name="List" w:semiHidden="0" w:uiPriority="0" w:unhideWhenUsed="0"/>
-    <w:lsdException w:name="List Bullet" w:semiHidden="0" w:uiPriority="0" w:unhideWhenUsed="0"/>
-    <w:lsdException w:name="List Number" w:semiHidden="0" w:uiPriority="0" w:unhideWhenUsed="0"/>
-    <w:lsdException w:name="List 2" w:semiHidden="0" w:uiPriority="0" w:unhideWhenUsed="0"/>
-    <w:lsdException w:name="List 3" w:semiHidden="0" w:uiPriority="0" w:unhideWhenUsed="0"/>
-    <w:lsdException w:name="List 4" w:semiHidden="0" w:uiPriority="0" w:unhideWhenUsed="0"/>
-    <w:lsdException w:name="List 5" w:semiHidden="0" w:uiPriority="0" w:unhideWhenUsed="0"/>
-    <w:lsdException w:name="List Bullet 2" w:semiHidden="0" w:uiPriority="0" w:unhideWhenUsed="0"/>
-    <w:lsdException w:name="List Bullet 3" w:semiHidden="0" w:uiPriority="0" w:unhideWhenUsed="0"/>
-    <w:lsdException w:name="List Bullet 4" w:semiHidden="0" w:uiPriority="0" w:unhideWhenUsed="0"/>
-    <w:lsdException w:name="List Bullet 5" w:semiHidden="0" w:uiPriority="0" w:unhideWhenUsed="0"/>
-    <w:lsdException w:name="List Number 2" w:semiHidden="0" w:uiPriority="0" w:unhideWhenUsed="0"/>
-    <w:lsdException w:name="List Number 3" w:semiHidden="0" w:uiPriority="0" w:unhideWhenUsed="0"/>
-    <w:lsdException w:name="List Number 4" w:semiHidden="0" w:uiPriority="0" w:unhideWhenUsed="0"/>
-    <w:lsdException w:name="List Number 5" w:semiHidden="0" w:uiPriority="0" w:unhideWhenUsed="0"/>
-    <w:lsdException w:name="Title" w:semiHidden="0" w:uiPriority="0" w:unhideWhenUsed="0" w:qFormat="1"/>
-    <w:lsdException w:name="Closing" w:semiHidden="0" w:uiPriority="0" w:unhideWhenUsed="0"/>
-    <w:lsdException w:name="Signature" w:semiHidden="0" w:uiPriority="0" w:unhideWhenUsed="0"/>
-    <w:lsdException w:name="Default Paragraph Font" w:uiPriority="0" w:unhideWhenUsed="0" w:qFormat="1"/>
-    <w:lsdException w:name="Body Text" w:uiPriority="0" w:unhideWhenUsed="0" w:qFormat="1"/>
-    <w:lsdException w:name="Body Text Indent" w:semiHidden="0" w:uiPriority="0" w:unhideWhenUsed="0"/>
-    <w:lsdException w:name="List Continue" w:semiHidden="0" w:uiPriority="0" w:unhideWhenUsed="0"/>
-    <w:lsdException w:name="List Continue 2" w:semiHidden="0" w:uiPriority="0" w:unhideWhenUsed="0"/>
-    <w:lsdException w:name="List Continue 3" w:semiHidden="0" w:uiPriority="0" w:unhideWhenUsed="0"/>
-    <w:lsdException w:name="List Continue 4" w:semiHidden="0" w:uiPriority="0" w:unhideWhenUsed="0"/>
-    <w:lsdException w:name="List Continue 5" w:semiHidden="0" w:uiPriority="0" w:unhideWhenUsed="0"/>
-    <w:lsdException w:name="Message Header" w:semiHidden="0" w:uiPriority="0" w:unhideWhenUsed="0"/>
-    <w:lsdException w:name="Subtitle" w:semiHidden="0" w:uiPriority="0" w:unhideWhenUsed="0" w:qFormat="1"/>
-    <w:lsdException w:name="Salutation" w:semiHidden="0" w:uiPriority="0" w:unhideWhenUsed="0"/>
-    <w:lsdException w:name="Date" w:semiHidden="0" w:uiPriority="0" w:unhideWhenUsed="0"/>
-    <w:lsdException w:name="Body Text First Indent" w:semiHidden="0" w:uiPriority="0" w:unhideWhenUsed="0"/>
-    <w:lsdException w:name="Body Text First Indent 2" w:semiHidden="0" w:uiPriority="0" w:unhideWhenUsed="0"/>
-    <w:lsdException w:name="Body Text 2" w:semiHidden="0" w:uiPriority="0" w:unhideWhenUsed="0"/>
-    <w:lsdException w:name="Body Text 3" w:semiHidden="0" w:uiPriority="0" w:unhideWhenUsed="0"/>
-    <w:lsdException w:name="Body Text Indent 2" w:semiHidden="0" w:uiPriority="0" w:unhideWhenUsed="0"/>
-    <w:lsdException w:name="Body Text Indent 3" w:semiHidden="0" w:uiPriority="0" w:unhideWhenUsed="0"/>
-    <w:lsdException w:name="Block Text" w:semiHidden="0" w:uiPriority="0" w:unhideWhenUsed="0"/>
-    <w:lsdException w:name="Hyperlink" w:semiHidden="0" w:uiPriority="0" w:unhideWhenUsed="0"/>
-    <w:lsdException w:name="FollowedHyperlink" w:semiHidden="0" w:uiPriority="0" w:unhideWhenUsed="0"/>
-    <w:lsdException w:name="Strong" w:semiHidden="0" w:uiPriority="0" w:unhideWhenUsed="0" w:qFormat="1"/>
-    <w:lsdException w:name="Emphasis" w:semiHidden="0" w:uiPriority="0" w:unhideWhenUsed="0" w:qFormat="1"/>
-    <w:lsdException w:name="Document Map" w:semiHidden="0" w:uiPriority="0" w:unhideWhenUsed="0"/>
-    <w:lsdException w:name="Plain Text" w:semiHidden="0" w:uiPriority="0" w:unhideWhenUsed="0"/>
-    <w:lsdException w:name="E-mail Signature" w:semiHidden="0" w:uiPriority="0" w:unhideWhenUsed="0"/>
-    <w:lsdException w:name="Normal (Web)" w:semiHidden="0" w:uiPriority="0" w:unhideWhenUsed="0" w:qFormat="1"/>
-    <w:lsdException w:name="HTML Acronym" w:semiHidden="0" w:uiPriority="0" w:unhideWhenUsed="0"/>
-    <w:lsdException w:name="HTML Address" w:semiHidden="0" w:uiPriority="0" w:unhideWhenUsed="0"/>
-    <w:lsdException w:name="HTML Cite" w:semiHidden="0" w:uiPriority="0" w:unhideWhenUsed="0"/>
-    <w:lsdException w:name="HTML Code" w:semiHidden="0" w:uiPriority="0" w:unhideWhenUsed="0"/>
-    <w:lsdException w:name="HTML Definition" w:semiHidden="0" w:uiPriority="0" w:unhideWhenUsed="0"/>
-    <w:lsdException w:name="HTML Keyboard" w:semiHidden="0" w:uiPriority="0" w:unhideWhenUsed="0"/>
-    <w:lsdException w:name="HTML Preformatted" w:semiHidden="0" w:uiPriority="0" w:unhideWhenUsed="0"/>
-    <w:lsdException w:name="HTML Sample" w:semiHidden="0" w:uiPriority="0" w:unhideWhenUsed="0"/>
-    <w:lsdException w:name="HTML Typewriter" w:semiHidden="0" w:uiPriority="0" w:unhideWhenUsed="0"/>
-    <w:lsdException w:name="HTML Variable" w:semiHidden="0" w:uiPriority="0" w:unhideWhenUsed="0"/>
-    <w:lsdException w:name="Normal Table" w:uiPriority="0" w:unhideWhenUsed="0" w:qFormat="1"/>
-    <w:lsdException w:name="annotation subject" w:semiHidden="0" w:uiPriority="0" w:unhideWhenUsed="0"/>
-    <w:lsdException w:name="Table Simple 1" w:semiHidden="0" w:uiPriority="0" w:unhideWhenUsed="0"/>
-    <w:lsdException w:name="Table Simple 2" w:semiHidden="0" w:uiPriority="0" w:unhideWhenUsed="0"/>
-    <w:lsdException w:name="Table Simple 3" w:semiHidden="0" w:uiPriority="0" w:unhideWhenUsed="0"/>
-    <w:lsdException w:name="Table Classic 1" w:semiHidden="0" w:uiPriority="0" w:unhideWhenUsed="0"/>
-    <w:lsdException w:name="Table Classic 2" w:semiHidden="0" w:uiPriority="0" w:unhideWhenUsed="0"/>
-    <w:lsdException w:name="Table Classic 3" w:semiHidden="0" w:uiPriority="0" w:unhideWhenUsed="0"/>
-    <w:lsdException w:name="Table Classic 4" w:semiHidden="0" w:uiPriority="0" w:unhideWhenUsed="0"/>
-    <w:lsdException w:name="Table Colorful 1" w:semiHidden="0" w:uiPriority="0" w:unhideWhenUsed="0"/>
-    <w:lsdException w:name="Table Colorful 2" w:semiHidden="0" w:uiPriority="0" w:unhideWhenUsed="0"/>
-    <w:lsdException w:name="Table Colorful 3" w:semiHidden="0" w:uiPriority="0" w:unhideWhenUsed="0"/>
-    <w:lsdException w:name="Table Columns 1" w:semiHidden="0" w:uiPriority="0" w:unhideWhenUsed="0"/>
-    <w:lsdException w:name="Table Columns 2" w:semiHidden="0" w:uiPriority="0" w:unhideWhenUsed="0"/>
-    <w:lsdException w:name="Table Columns 3" w:semiHidden="0" w:uiPriority="0" w:unhideWhenUsed="0"/>
-    <w:lsdException w:name="Table Columns 4" w:semiHidden="0" w:uiPriority="0" w:unhideWhenUsed="0"/>
-    <w:lsdException w:name="Table Columns 5" w:semiHidden="0" w:uiPriority="0" w:unhideWhenUsed="0"/>
-    <w:lsdException w:name="Table Grid 1" w:semiHidden="0" w:uiPriority="0" w:unhideWhenUsed="0"/>
-    <w:lsdException w:name="Table Grid 2" w:semiHidden="0" w:uiPriority="0" w:unhideWhenUsed="0"/>
-    <w:lsdException w:name="Table Grid 3" w:semiHidden="0" w:uiPriority="0" w:unhideWhenUsed="0"/>
-    <w:lsdException w:name="Table Grid 4" w:semiHidden="0" w:uiPriority="0" w:unhideWhenUsed="0"/>
-    <w:lsdException w:name="Table Grid 5" w:semiHidden="0" w:uiPriority="0" w:unhideWhenUsed="0"/>
-    <w:lsdException w:name="Table Grid 6" w:semiHidden="0" w:uiPriority="0" w:unhideWhenUsed="0"/>
-    <w:lsdException w:name="Table Grid 7" w:semiHidden="0" w:uiPriority="0" w:unhideWhenUsed="0"/>
-    <w:lsdException w:name="Table Grid 8" w:semiHidden="0" w:uiPriority="0" w:unhideWhenUsed="0"/>
-    <w:lsdException w:name="Table List 1" w:semiHidden="0" w:uiPriority="0" w:unhideWhenUsed="0"/>
-    <w:lsdException w:name="Table List 2" w:semiHidden="0" w:uiPriority="0" w:unhideWhenUsed="0"/>
-    <w:lsdException w:name="Table List 3" w:semiHidden="0" w:uiPriority="0" w:unhideWhenUsed="0"/>
-    <w:lsdException w:name="Table List 4" w:semiHidden="0" w:uiPriority="0" w:unhideWhenUsed="0"/>
-    <w:lsdException w:name="Table List 5" w:semiHidden="0" w:uiPriority="0" w:unhideWhenUsed="0"/>
-    <w:lsdException w:name="Table List 6" w:semiHidden="0" w:uiPriority="0" w:unhideWhenUsed="0"/>
-    <w:lsdException w:name="Table List 7" w:semiHidden="0" w:uiPriority="0" w:unhideWhenUsed="0"/>
-    <w:lsdException w:name="Table List 8" w:semiHidden="0" w:uiPriority="0" w:unhideWhenUsed="0"/>
-    <w:lsdException w:name="Table 3D effects 1" w:semiHidden="0" w:uiPriority="0" w:unhideWhenUsed="0"/>
-    <w:lsdException w:name="Table 3D effects 2" w:semiHidden="0" w:uiPriority="0" w:unhideWhenUsed="0"/>
-    <w:lsdException w:name="Table 3D effects 3" w:semiHidden="0" w:uiPriority="0" w:unhideWhenUsed="0"/>
-    <w:lsdException w:name="Table Contemporary" w:semiHidden="0" w:uiPriority="0" w:unhideWhenUsed="0"/>
-    <w:lsdException w:name="Table Elegant" w:semiHidden="0" w:uiPriority="0" w:unhideWhenUsed="0"/>
-    <w:lsdException w:name="Table Professional" w:semiHidden="0" w:uiPriority="0" w:unhideWhenUsed="0"/>
-    <w:lsdException w:name="Table Subtle 1" w:semiHidden="0" w:uiPriority="0" w:unhideWhenUsed="0"/>
-    <w:lsdException w:name="Table Subtle 2" w:semiHidden="0" w:uiPriority="0" w:unhideWhenUsed="0"/>
-    <w:lsdException w:name="Table Web 1" w:semiHidden="0" w:uiPriority="0" w:unhideWhenUsed="0"/>
-    <w:lsdException w:name="Table Web 2" w:semiHidden="0" w:uiPriority="0" w:unhideWhenUsed="0"/>
-    <w:lsdException w:name="Table Web 3" w:semiHidden="0" w:uiPriority="0" w:unhideWhenUsed="0"/>
-    <w:lsdException w:name="Balloon Text" w:semiHidden="0" w:uiPriority="0" w:unhideWhenUsed="0"/>
-    <w:lsdException w:name="Table Grid" w:semiHidden="0" w:uiPriority="0" w:unhideWhenUsed="0" w:qFormat="1"/>
-    <w:lsdException w:name="Table Theme" w:semiHidden="0" w:uiPriority="0" w:unhideWhenUsed="0"/>
-    <w:lsdException w:name="Light Shading" w:semiHidden="0" w:uiPriority="60" w:unhideWhenUsed="0"/>
-    <w:lsdException w:name="Light List" w:semiHidden="0" w:uiPriority="61" w:unhideWhenUsed="0"/>
-    <w:lsdException w:name="Light Grid" w:semiHidden="0" w:uiPriority="62" w:unhideWhenUsed="0"/>
-    <w:lsdException w:name="Medium Shading 1" w:semiHidden="0" w:uiPriority="63" w:unhideWhenUsed="0"/>
-    <w:lsdException w:name="Medium Shading 2" w:semiHidden="0" w:uiPriority="64" w:unhideWhenUsed="0"/>
-    <w:lsdException w:name="Medium List 1" w:semiHidden="0" w:uiPriority="65" w:unhideWhenUsed="0"/>
-    <w:lsdException w:name="Medium List 2" w:semiHidden="0" w:uiPriority="66" w:unhideWhenUsed="0"/>
-    <w:lsdException w:name="Medium Grid 1" w:semiHidden="0" w:uiPriority="67" w:unhideWhenUsed="0"/>
-    <w:lsdException w:name="Medium Grid 2" w:semiHidden="0" w:uiPriority="68" w:unhideWhenUsed="0"/>
-    <w:lsdException w:name="Medium Grid 3" w:semiHidden="0" w:uiPriority="69" w:unhideWhenUsed="0"/>
-    <w:lsdException w:name="Dark List" w:semiHidden="0" w:uiPriority="70" w:unhideWhenUsed="0"/>
-    <w:lsdException w:name="Colorful Shading" w:semiHidden="0" w:uiPriority="71" w:unhideWhenUsed="0"/>
-    <w:lsdException w:name="Colorful List" w:semiHidden="0" w:uiPriority="72" w:unhideWhenUsed="0"/>
-    <w:lsdException w:name="Colorful Grid" w:semiHidden="0" w:uiPriority="73" w:unhideWhenUsed="0"/>
-    <w:lsdException w:name="Light Shading Accent 1" w:semiHidden="0" w:uiPriority="60" w:unhideWhenUsed="0"/>
-    <w:lsdException w:name="Light List Accent 1" w:semiHidden="0" w:uiPriority="61" w:unhideWhenUsed="0"/>
-    <w:lsdException w:name="Light Grid Accent 1" w:semiHidden="0" w:uiPriority="62" w:unhideWhenUsed="0"/>
-    <w:lsdException w:name="Medium Shading 1 Accent 1" w:semiHidden="0" w:uiPriority="63" w:unhideWhenUsed="0"/>
-    <w:lsdException w:name="Medium Shading 2 Accent 1" w:semiHidden="0" w:uiPriority="64" w:unhideWhenUsed="0"/>
-    <w:lsdException w:name="Medium List 1 Accent 1" w:semiHidden="0" w:uiPriority="65" w:unhideWhenUsed="0"/>
-    <w:lsdException w:name="Medium List 2 Accent 1" w:semiHidden="0" w:uiPriority="66" w:unhideWhenUsed="0"/>
-    <w:lsdException w:name="Medium Grid 1 Accent 1" w:semiHidden="0" w:uiPriority="67" w:unhideWhenUsed="0"/>
-    <w:lsdException w:name="Medium Grid 2 Accent 1" w:semiHidden="0" w:uiPriority="68" w:unhideWhenUsed="0"/>
-    <w:lsdException w:name="Medium Grid 3 Accent 1" w:semiHidden="0" w:uiPriority="69" w:unhideWhenUsed="0"/>
-    <w:lsdException w:name="Dark List Accent 1" w:semiHidden="0" w:uiPriority="70" w:unhideWhenUsed="0"/>
-    <w:lsdException w:name="Colorful Shading Accent 1" w:semiHidden="0" w:uiPriority="71" w:unhideWhenUsed="0"/>
-    <w:lsdException w:name="Colorful List Accent 1" w:semiHidden="0" w:uiPriority="72" w:unhideWhenUsed="0"/>
-    <w:lsdException w:name="Colorful Grid Accent 1" w:semiHidden="0" w:uiPriority="73" w:unhideWhenUsed="0"/>
-    <w:lsdException w:name="Light Shading Accent 2" w:semiHidden="0" w:uiPriority="60" w:unhideWhenUsed="0"/>
-    <w:lsdException w:name="Light List Accent 2" w:semiHidden="0" w:uiPriority="61" w:unhideWhenUsed="0"/>
-    <w:lsdException w:name="Light Grid Accent 2" w:semiHidden="0" w:uiPriority="62" w:unhideWhenUsed="0"/>
-    <w:lsdException w:name="Medium Shading 1 Accent 2" w:semiHidden="0" w:uiPriority="63" w:unhideWhenUsed="0"/>
-    <w:lsdException w:name="Medium Shading 2 Accent 2" w:semiHidden="0" w:uiPriority="64" w:unhideWhenUsed="0"/>
-    <w:lsdException w:name="Medium List 1 Accent 2" w:semiHidden="0" w:uiPriority="65" w:unhideWhenUsed="0"/>
-    <w:lsdException w:name="Medium List 2 Accent 2" w:semiHidden="0" w:uiPriority="66" w:unhideWhenUsed="0"/>
-    <w:lsdException w:name="Medium Grid 1 Accent 2" w:semiHidden="0" w:uiPriority="67" w:unhideWhenUsed="0"/>
-    <w:lsdException w:name="Medium Grid 2 Accent 2" w:semiHidden="0" w:uiPriority="68" w:unhideWhenUsed="0"/>
-    <w:lsdException w:name="Medium Grid 3 Accent 2" w:semiHidden="0" w:uiPriority="69" w:unhideWhenUsed="0"/>
-    <w:lsdException w:name="Dark List Accent 2" w:semiHidden="0" w:uiPriority="70" w:unhideWhenUsed="0"/>
-    <w:lsdException w:name="Colorful Shading Accent 2" w:semiHidden="0" w:uiPriority="71" w:unhideWhenUsed="0"/>
-    <w:lsdException w:name="Colorful List Accent 2" w:semiHidden="0" w:uiPriority="72" w:unhideWhenUsed="0"/>
-    <w:lsdException w:name="Colorful Grid Accent 2" w:semiHidden="0" w:uiPriority="73" w:unhideWhenUsed="0"/>
-    <w:lsdException w:name="Light Shading Accent 3" w:semiHidden="0" w:uiPriority="60" w:unhideWhenUsed="0"/>
-    <w:lsdException w:name="Light List Accent 3" w:semiHidden="0" w:uiPriority="61" w:unhideWhenUsed="0"/>
-    <w:lsdException w:name="Light Grid Accent 3" w:semiHidden="0" w:uiPriority="62" w:unhideWhenUsed="0"/>
-    <w:lsdException w:name="Medium Shading 1 Accent 3" w:semiHidden="0" w:uiPriority="63" w:unhideWhenUsed="0"/>
-    <w:lsdException w:name="Medium Shading 2 Accent 3" w:semiHidden="0" w:uiPriority="64" w:unhideWhenUsed="0"/>
-    <w:lsdException w:name="Medium List 1 Accent 3" w:semiHidden="0" w:uiPriority="65" w:unhideWhenUsed="0"/>
-    <w:lsdException w:name="Medium List 2 Accent 3" w:semiHidden="0" w:uiPriority="66" w:unhideWhenUsed="0"/>
-    <w:lsdException w:name="Medium Grid 1 Accent 3" w:semiHidden="0" w:uiPriority="67" w:unhideWhenUsed="0"/>
-    <w:lsdException w:name="Medium Grid 2 Accent 3" w:semiHidden="0" w:uiPriority="68" w:unhideWhenUsed="0"/>
-    <w:lsdException w:name="Medium Grid 3 Accent 3" w:semiHidden="0" w:uiPriority="69" w:unhideWhenUsed="0"/>
-    <w:lsdException w:name="Dark List Accent 3" w:semiHidden="0" w:uiPriority="70" w:unhideWhenUsed="0"/>
-    <w:lsdException w:name="Colorful Shading Accent 3" w:semiHidden="0" w:uiPriority="71" w:unhideWhenUsed="0"/>
-    <w:lsdException w:name="Colorful List Accent 3" w:semiHidden="0" w:uiPriority="72" w:unhideWhenUsed="0"/>
-    <w:lsdException w:name="Colorful Grid Accent 3" w:semiHidden="0" w:uiPriority="73" w:unhideWhenUsed="0"/>
-    <w:lsdException w:name="Light Shading Accent 4" w:semiHidden="0" w:uiPriority="60" w:unhideWhenUsed="0"/>
-    <w:lsdException w:name="Light List Accent 4" w:semiHidden="0" w:uiPriority="61" w:unhideWhenUsed="0"/>
-    <w:lsdException w:name="Light Grid Accent 4" w:semiHidden="0" w:uiPriority="62" w:unhideWhenUsed="0"/>
-    <w:lsdException w:name="Medium Shading 1 Accent 4" w:semiHidden="0" w:uiPriority="63" w:unhideWhenUsed="0"/>
-    <w:lsdException w:name="Medium Shading 2 Accent 4" w:semiHidden="0" w:uiPriority="64" w:unhideWhenUsed="0"/>
-    <w:lsdException w:name="Medium List 1 Accent 4" w:semiHidden="0" w:uiPriority="65" w:unhideWhenUsed="0"/>
-    <w:lsdException w:name="Medium List 2 Accent 4" w:semiHidden="0" w:uiPriority="66" w:unhideWhenUsed="0"/>
-    <w:lsdException w:name="Medium Grid 1 Accent 4" w:semiHidden="0" w:uiPriority="67" w:unhideWhenUsed="0"/>
-    <w:lsdException w:name="Medium Grid 2 Accent 4" w:semiHidden="0" w:uiPriority="68" w:unhideWhenUsed="0"/>
-    <w:lsdException w:name="Medium Grid 3 Accent 4" w:semiHidden="0" w:uiPriority="69" w:unhideWhenUsed="0"/>
-    <w:lsdException w:name="Dark List Accent 4" w:semiHidden="0" w:uiPriority="70" w:unhideWhenUsed="0"/>
-    <w:lsdException w:name="Colorful Shading Accent 4" w:semiHidden="0" w:uiPriority="71" w:unhideWhenUsed="0"/>
-    <w:lsdException w:name="Colorful List Accent 4" w:semiHidden="0" w:uiPriority="72" w:unhideWhenUsed="0"/>
-    <w:lsdException w:name="Colorful Grid Accent 4" w:semiHidden="0" w:uiPriority="73" w:unhideWhenUsed="0"/>
-    <w:lsdException w:name="Light Shading Accent 5" w:semiHidden="0" w:uiPriority="60" w:unhideWhenUsed="0"/>
-    <w:lsdException w:name="Light List Accent 5" w:semiHidden="0" w:uiPriority="61" w:unhideWhenUsed="0"/>
-    <w:lsdException w:name="Light Grid Accent 5" w:semiHidden="0" w:uiPriority="62" w:unhideWhenUsed="0"/>
-    <w:lsdException w:name="Medium Shading 1 Accent 5" w:semiHidden="0" w:uiPriority="63" w:unhideWhenUsed="0"/>
-    <w:lsdException w:name="Medium Shading 2 Accent 5" w:semiHidden="0" w:uiPriority="64" w:unhideWhenUsed="0"/>
-    <w:lsdException w:name="Medium List 1 Accent 5" w:semiHidden="0" w:uiPriority="65" w:unhideWhenUsed="0"/>
-    <w:lsdException w:name="Medium List 2 Accent 5" w:semiHidden="0" w:uiPriority="66" w:unhideWhenUsed="0"/>
-    <w:lsdException w:name="Medium Grid 1 Accent 5" w:semiHidden="0" w:uiPriority="67" w:unhideWhenUsed="0"/>
-    <w:lsdException w:name="Medium Grid 2 Accent 5" w:semiHidden="0" w:uiPriority="68" w:unhideWhenUsed="0"/>
-    <w:lsdException w:name="Medium Grid 3 Accent 5" w:semiHidden="0" w:uiPriority="69" w:unhideWhenUsed="0"/>
-    <w:lsdException w:name="Dark List Accent 5" w:semiHidden="0" w:uiPriority="70" w:unhideWhenUsed="0"/>
-    <w:lsdException w:name="Colorful Shading Accent 5" w:semiHidden="0" w:uiPriority="71" w:unhideWhenUsed="0"/>
-    <w:lsdException w:name="Colorful List Accent 5" w:semiHidden="0" w:uiPriority="72" w:unhideWhenUsed="0"/>
-    <w:lsdException w:name="Colorful Grid Accent 5" w:semiHidden="0" w:uiPriority="73" w:unhideWhenUsed="0"/>
-    <w:lsdException w:name="Light Shading Accent 6" w:semiHidden="0" w:uiPriority="60" w:unhideWhenUsed="0"/>
-    <w:lsdException w:name="Light List Accent 6" w:semiHidden="0" w:uiPriority="61" w:unhideWhenUsed="0"/>
-    <w:lsdException w:name="Light Grid Accent 6" w:semiHidden="0" w:uiPriority="62" w:unhideWhenUsed="0"/>
-    <w:lsdException w:name="Medium Shading 1 Accent 6" w:semiHidden="0" w:uiPriority="63" w:unhideWhenUsed="0"/>
-    <w:lsdException w:name="Medium Shading 2 Accent 6" w:semiHidden="0" w:uiPriority="64" w:unhideWhenUsed="0"/>
-    <w:lsdException w:name="Medium List 1 Accent 6" w:semiHidden="0" w:uiPriority="65" w:unhideWhenUsed="0"/>
-    <w:lsdException w:name="Medium List 2 Accent 6" w:semiHidden="0" w:uiPriority="66" w:unhideWhenUsed="0"/>
-    <w:lsdException w:name="Medium Grid 1 Accent 6" w:semiHidden="0" w:uiPriority="67" w:unhideWhenUsed="0"/>
-    <w:lsdException w:name="Medium Grid 2 Accent 6" w:semiHidden="0" w:uiPriority="68" w:unhideWhenUsed="0"/>
-    <w:lsdException w:name="Medium Grid 3 Accent 6" w:semiHidden="0" w:uiPriority="69" w:unhideWhenUsed="0"/>
-    <w:lsdException w:name="Dark List Accent 6" w:semiHidden="0" w:uiPriority="70" w:unhideWhenUsed="0"/>
-    <w:lsdException w:name="Colorful Shading Accent 6" w:semiHidden="0" w:uiPriority="71" w:unhideWhenUsed="0"/>
-    <w:lsdException w:name="Colorful List Accent 6" w:semiHidden="0" w:uiPriority="72" w:unhideWhenUsed="0"/>
-    <w:lsdException w:name="Colorful Grid Accent 6" w:semiHidden="0" w:uiPriority="73" w:unhideWhenUsed="0"/>
+  <w:latentStyles w:count="260" w:defQFormat="0" w:defUnhideWhenUsed="1" w:defSemiHidden="1" w:defUIPriority="99" w:defLockedState="0">
+    <w:lsdException w:qFormat="1" w:unhideWhenUsed="0" w:uiPriority="0" w:semiHidden="0" w:name="Normal"/>
+    <w:lsdException w:qFormat="1" w:unhideWhenUsed="0" w:uiPriority="0" w:semiHidden="0" w:name="heading 1"/>
+    <w:lsdException w:qFormat="1" w:uiPriority="0" w:semiHidden="0" w:name="heading 2"/>
+    <w:lsdException w:qFormat="1" w:uiPriority="0" w:name="heading 3"/>
+    <w:lsdException w:qFormat="1" w:uiPriority="0" w:semiHidden="0" w:name="heading 4"/>
+    <w:lsdException w:qFormat="1" w:uiPriority="0" w:name="heading 5"/>
+    <w:lsdException w:qFormat="1" w:uiPriority="0" w:name="heading 6"/>
+    <w:lsdException w:qFormat="1" w:uiPriority="0" w:name="heading 7"/>
+    <w:lsdException w:qFormat="1" w:uiPriority="0" w:name="heading 8"/>
+    <w:lsdException w:qFormat="1" w:uiPriority="0" w:name="heading 9"/>
+    <w:lsdException w:unhideWhenUsed="0" w:uiPriority="0" w:semiHidden="0" w:name="index 1"/>
+    <w:lsdException w:unhideWhenUsed="0" w:uiPriority="0" w:semiHidden="0" w:name="index 2"/>
+    <w:lsdException w:unhideWhenUsed="0" w:uiPriority="0" w:semiHidden="0" w:name="index 3"/>
+    <w:lsdException w:unhideWhenUsed="0" w:uiPriority="0" w:semiHidden="0" w:name="index 4"/>
+    <w:lsdException w:unhideWhenUsed="0" w:uiPriority="0" w:semiHidden="0" w:name="index 5"/>
+    <w:lsdException w:unhideWhenUsed="0" w:uiPriority="0" w:semiHidden="0" w:name="index 6"/>
+    <w:lsdException w:unhideWhenUsed="0" w:uiPriority="0" w:semiHidden="0" w:name="index 7"/>
+    <w:lsdException w:unhideWhenUsed="0" w:uiPriority="0" w:semiHidden="0" w:name="index 8"/>
+    <w:lsdException w:unhideWhenUsed="0" w:uiPriority="0" w:semiHidden="0" w:name="index 9"/>
+    <w:lsdException w:qFormat="1" w:unhideWhenUsed="0" w:uiPriority="0" w:semiHidden="0" w:name="toc 1"/>
+    <w:lsdException w:qFormat="1" w:unhideWhenUsed="0" w:uiPriority="0" w:semiHidden="0" w:name="toc 2"/>
+    <w:lsdException w:qFormat="1" w:unhideWhenUsed="0" w:uiPriority="0" w:semiHidden="0" w:name="toc 3"/>
+    <w:lsdException w:unhideWhenUsed="0" w:uiPriority="0" w:semiHidden="0" w:name="toc 4"/>
+    <w:lsdException w:unhideWhenUsed="0" w:uiPriority="0" w:semiHidden="0" w:name="toc 5"/>
+    <w:lsdException w:unhideWhenUsed="0" w:uiPriority="0" w:semiHidden="0" w:name="toc 6"/>
+    <w:lsdException w:unhideWhenUsed="0" w:uiPriority="0" w:semiHidden="0" w:name="toc 7"/>
+    <w:lsdException w:unhideWhenUsed="0" w:uiPriority="0" w:semiHidden="0" w:name="toc 8"/>
+    <w:lsdException w:unhideWhenUsed="0" w:uiPriority="0" w:semiHidden="0" w:name="toc 9"/>
+    <w:lsdException w:unhideWhenUsed="0" w:uiPriority="0" w:semiHidden="0" w:name="Normal Indent"/>
+    <w:lsdException w:unhideWhenUsed="0" w:uiPriority="0" w:semiHidden="0" w:name="footnote text"/>
+    <w:lsdException w:qFormat="1" w:unhideWhenUsed="0" w:uiPriority="0" w:semiHidden="0" w:name="annotation text"/>
+    <w:lsdException w:qFormat="1" w:unhideWhenUsed="0" w:uiPriority="0" w:semiHidden="0" w:name="header"/>
+    <w:lsdException w:qFormat="1" w:unhideWhenUsed="0" w:uiPriority="0" w:semiHidden="0" w:name="footer"/>
+    <w:lsdException w:unhideWhenUsed="0" w:uiPriority="0" w:semiHidden="0" w:name="index heading"/>
+    <w:lsdException w:qFormat="1" w:uiPriority="0" w:name="caption"/>
+    <w:lsdException w:unhideWhenUsed="0" w:uiPriority="0" w:semiHidden="0" w:name="table of figures"/>
+    <w:lsdException w:unhideWhenUsed="0" w:uiPriority="0" w:semiHidden="0" w:name="envelope address"/>
+    <w:lsdException w:unhideWhenUsed="0" w:uiPriority="0" w:semiHidden="0" w:name="envelope return"/>
+    <w:lsdException w:unhideWhenUsed="0" w:uiPriority="0" w:semiHidden="0" w:name="footnote reference"/>
+    <w:lsdException w:unhideWhenUsed="0" w:uiPriority="0" w:semiHidden="0" w:name="annotation reference"/>
+    <w:lsdException w:unhideWhenUsed="0" w:uiPriority="0" w:semiHidden="0" w:name="line number"/>
+    <w:lsdException w:unhideWhenUsed="0" w:uiPriority="0" w:semiHidden="0" w:name="page number"/>
+    <w:lsdException w:unhideWhenUsed="0" w:uiPriority="0" w:semiHidden="0" w:name="endnote reference"/>
+    <w:lsdException w:unhideWhenUsed="0" w:uiPriority="0" w:semiHidden="0" w:name="endnote text"/>
+    <w:lsdException w:unhideWhenUsed="0" w:uiPriority="0" w:semiHidden="0" w:name="table of authorities"/>
+    <w:lsdException w:unhideWhenUsed="0" w:uiPriority="0" w:semiHidden="0" w:name="macro"/>
+    <w:lsdException w:unhideWhenUsed="0" w:uiPriority="0" w:semiHidden="0" w:name="toa heading"/>
+    <w:lsdException w:unhideWhenUsed="0" w:uiPriority="0" w:semiHidden="0" w:name="List"/>
+    <w:lsdException w:unhideWhenUsed="0" w:uiPriority="0" w:semiHidden="0" w:name="List Bullet"/>
+    <w:lsdException w:unhideWhenUsed="0" w:uiPriority="0" w:semiHidden="0" w:name="List Number"/>
+    <w:lsdException w:unhideWhenUsed="0" w:uiPriority="0" w:semiHidden="0" w:name="List 2"/>
+    <w:lsdException w:unhideWhenUsed="0" w:uiPriority="0" w:semiHidden="0" w:name="List 3"/>
+    <w:lsdException w:unhideWhenUsed="0" w:uiPriority="0" w:semiHidden="0" w:name="List 4"/>
+    <w:lsdException w:unhideWhenUsed="0" w:uiPriority="0" w:semiHidden="0" w:name="List 5"/>
+    <w:lsdException w:unhideWhenUsed="0" w:uiPriority="0" w:semiHidden="0" w:name="List Bullet 2"/>
+    <w:lsdException w:unhideWhenUsed="0" w:uiPriority="0" w:semiHidden="0" w:name="List Bullet 3"/>
+    <w:lsdException w:unhideWhenUsed="0" w:uiPriority="0" w:semiHidden="0" w:name="List Bullet 4"/>
+    <w:lsdException w:unhideWhenUsed="0" w:uiPriority="0" w:semiHidden="0" w:name="List Bullet 5"/>
+    <w:lsdException w:unhideWhenUsed="0" w:uiPriority="0" w:semiHidden="0" w:name="List Number 2"/>
+    <w:lsdException w:unhideWhenUsed="0" w:uiPriority="0" w:semiHidden="0" w:name="List Number 3"/>
+    <w:lsdException w:unhideWhenUsed="0" w:uiPriority="0" w:semiHidden="0" w:name="List Number 4"/>
+    <w:lsdException w:unhideWhenUsed="0" w:uiPriority="0" w:semiHidden="0" w:name="List Number 5"/>
+    <w:lsdException w:qFormat="1" w:unhideWhenUsed="0" w:uiPriority="0" w:semiHidden="0" w:name="Title"/>
+    <w:lsdException w:unhideWhenUsed="0" w:uiPriority="0" w:semiHidden="0" w:name="Closing"/>
+    <w:lsdException w:unhideWhenUsed="0" w:uiPriority="0" w:semiHidden="0" w:name="Signature"/>
+    <w:lsdException w:qFormat="1" w:unhideWhenUsed="0" w:uiPriority="0" w:name="Default Paragraph Font"/>
+    <w:lsdException w:qFormat="1" w:unhideWhenUsed="0" w:uiPriority="0" w:name="Body Text"/>
+    <w:lsdException w:unhideWhenUsed="0" w:uiPriority="0" w:semiHidden="0" w:name="Body Text Indent"/>
+    <w:lsdException w:unhideWhenUsed="0" w:uiPriority="0" w:semiHidden="0" w:name="List Continue"/>
+    <w:lsdException w:unhideWhenUsed="0" w:uiPriority="0" w:semiHidden="0" w:name="List Continue 2"/>
+    <w:lsdException w:unhideWhenUsed="0" w:uiPriority="0" w:semiHidden="0" w:name="List Continue 3"/>
+    <w:lsdException w:unhideWhenUsed="0" w:uiPriority="0" w:semiHidden="0" w:name="List Continue 4"/>
+    <w:lsdException w:unhideWhenUsed="0" w:uiPriority="0" w:semiHidden="0" w:name="List Continue 5"/>
+    <w:lsdException w:unhideWhenUsed="0" w:uiPriority="0" w:semiHidden="0" w:name="Message Header"/>
+    <w:lsdException w:qFormat="1" w:unhideWhenUsed="0" w:uiPriority="0" w:semiHidden="0" w:name="Subtitle"/>
+    <w:lsdException w:unhideWhenUsed="0" w:uiPriority="0" w:semiHidden="0" w:name="Salutation"/>
+    <w:lsdException w:unhideWhenUsed="0" w:uiPriority="0" w:semiHidden="0" w:name="Date"/>
+    <w:lsdException w:unhideWhenUsed="0" w:uiPriority="0" w:semiHidden="0" w:name="Body Text First Indent"/>
+    <w:lsdException w:unhideWhenUsed="0" w:uiPriority="0" w:semiHidden="0" w:name="Body Text First Indent 2"/>
+    <w:lsdException w:uiPriority="99" w:name="Note Heading"/>
+    <w:lsdException w:unhideWhenUsed="0" w:uiPriority="0" w:semiHidden="0" w:name="Body Text 2"/>
+    <w:lsdException w:unhideWhenUsed="0" w:uiPriority="0" w:semiHidden="0" w:name="Body Text 3"/>
+    <w:lsdException w:unhideWhenUsed="0" w:uiPriority="0" w:semiHidden="0" w:name="Body Text Indent 2"/>
+    <w:lsdException w:unhideWhenUsed="0" w:uiPriority="0" w:semiHidden="0" w:name="Body Text Indent 3"/>
+    <w:lsdException w:unhideWhenUsed="0" w:uiPriority="0" w:semiHidden="0" w:name="Block Text"/>
+    <w:lsdException w:unhideWhenUsed="0" w:uiPriority="0" w:semiHidden="0" w:name="Hyperlink"/>
+    <w:lsdException w:unhideWhenUsed="0" w:uiPriority="0" w:semiHidden="0" w:name="FollowedHyperlink"/>
+    <w:lsdException w:qFormat="1" w:unhideWhenUsed="0" w:uiPriority="0" w:semiHidden="0" w:name="Strong"/>
+    <w:lsdException w:qFormat="1" w:unhideWhenUsed="0" w:uiPriority="0" w:semiHidden="0" w:name="Emphasis"/>
+    <w:lsdException w:unhideWhenUsed="0" w:uiPriority="0" w:semiHidden="0" w:name="Document Map"/>
+    <w:lsdException w:unhideWhenUsed="0" w:uiPriority="0" w:semiHidden="0" w:name="Plain Text"/>
+    <w:lsdException w:unhideWhenUsed="0" w:uiPriority="0" w:semiHidden="0" w:name="E-mail Signature"/>
+    <w:lsdException w:qFormat="1" w:unhideWhenUsed="0" w:uiPriority="0" w:semiHidden="0" w:name="Normal (Web)"/>
+    <w:lsdException w:unhideWhenUsed="0" w:uiPriority="0" w:semiHidden="0" w:name="HTML Acronym"/>
+    <w:lsdException w:unhideWhenUsed="0" w:uiPriority="0" w:semiHidden="0" w:name="HTML Address"/>
+    <w:lsdException w:unhideWhenUsed="0" w:uiPriority="0" w:semiHidden="0" w:name="HTML Cite"/>
+    <w:lsdException w:unhideWhenUsed="0" w:uiPriority="0" w:semiHidden="0" w:name="HTML Code"/>
+    <w:lsdException w:unhideWhenUsed="0" w:uiPriority="0" w:semiHidden="0" w:name="HTML Definition"/>
+    <w:lsdException w:unhideWhenUsed="0" w:uiPriority="0" w:semiHidden="0" w:name="HTML Keyboard"/>
+    <w:lsdException w:unhideWhenUsed="0" w:uiPriority="0" w:semiHidden="0" w:name="HTML Preformatted"/>
+    <w:lsdException w:unhideWhenUsed="0" w:uiPriority="0" w:semiHidden="0" w:name="HTML Sample"/>
+    <w:lsdException w:unhideWhenUsed="0" w:uiPriority="0" w:semiHidden="0" w:name="HTML Typewriter"/>
+    <w:lsdException w:unhideWhenUsed="0" w:uiPriority="0" w:semiHidden="0" w:name="HTML Variable"/>
+    <w:lsdException w:qFormat="1" w:unhideWhenUsed="0" w:uiPriority="0" w:name="Normal Table"/>
+    <w:lsdException w:unhideWhenUsed="0" w:uiPriority="0" w:semiHidden="0" w:name="annotation subject"/>
+    <w:lsdException w:unhideWhenUsed="0" w:uiPriority="0" w:semiHidden="0" w:name="Table Simple 1"/>
+    <w:lsdException w:unhideWhenUsed="0" w:uiPriority="0" w:semiHidden="0" w:name="Table Simple 2"/>
+    <w:lsdException w:unhideWhenUsed="0" w:uiPriority="0" w:semiHidden="0" w:name="Table Simple 3"/>
+    <w:lsdException w:unhideWhenUsed="0" w:uiPriority="0" w:semiHidden="0" w:name="Table Classic 1"/>
+    <w:lsdException w:unhideWhenUsed="0" w:uiPriority="0" w:semiHidden="0" w:name="Table Classic 2"/>
+    <w:lsdException w:unhideWhenUsed="0" w:uiPriority="0" w:semiHidden="0" w:name="Table Classic 3"/>
+    <w:lsdException w:unhideWhenUsed="0" w:uiPriority="0" w:semiHidden="0" w:name="Table Classic 4"/>
+    <w:lsdException w:unhideWhenUsed="0" w:uiPriority="0" w:semiHidden="0" w:name="Table Colorful 1"/>
+    <w:lsdException w:unhideWhenUsed="0" w:uiPriority="0" w:semiHidden="0" w:name="Table Colorful 2"/>
+    <w:lsdException w:unhideWhenUsed="0" w:uiPriority="0" w:semiHidden="0" w:name="Table Colorful 3"/>
+    <w:lsdException w:unhideWhenUsed="0" w:uiPriority="0" w:semiHidden="0" w:name="Table Columns 1"/>
+    <w:lsdException w:unhideWhenUsed="0" w:uiPriority="0" w:semiHidden="0" w:name="Table Columns 2"/>
+    <w:lsdException w:unhideWhenUsed="0" w:uiPriority="0" w:semiHidden="0" w:name="Table Columns 3"/>
+    <w:lsdException w:unhideWhenUsed="0" w:uiPriority="0" w:semiHidden="0" w:name="Table Columns 4"/>
+    <w:lsdException w:unhideWhenUsed="0" w:uiPriority="0" w:semiHidden="0" w:name="Table Columns 5"/>
+    <w:lsdException w:unhideWhenUsed="0" w:uiPriority="0" w:semiHidden="0" w:name="Table Grid 1"/>
+    <w:lsdException w:unhideWhenUsed="0" w:uiPriority="0" w:semiHidden="0" w:name="Table Grid 2"/>
+    <w:lsdException w:unhideWhenUsed="0" w:uiPriority="0" w:semiHidden="0" w:name="Table Grid 3"/>
+    <w:lsdException w:unhideWhenUsed="0" w:uiPriority="0" w:semiHidden="0" w:name="Table Grid 4"/>
+    <w:lsdException w:unhideWhenUsed="0" w:uiPriority="0" w:semiHidden="0" w:name="Table Grid 5"/>
+    <w:lsdException w:unhideWhenUsed="0" w:uiPriority="0" w:semiHidden="0" w:name="Table Grid 6"/>
+    <w:lsdException w:unhideWhenUsed="0" w:uiPriority="0" w:semiHidden="0" w:name="Table Grid 7"/>
+    <w:lsdException w:unhideWhenUsed="0" w:uiPriority="0" w:semiHidden="0" w:name="Table Grid 8"/>
+    <w:lsdException w:unhideWhenUsed="0" w:uiPriority="0" w:semiHidden="0" w:name="Table List 1"/>
+    <w:lsdException w:unhideWhenUsed="0" w:uiPriority="0" w:semiHidden="0" w:name="Table List 2"/>
+    <w:lsdException w:unhideWhenUsed="0" w:uiPriority="0" w:semiHidden="0" w:name="Table List 3"/>
+    <w:lsdException w:unhideWhenUsed="0" w:uiPriority="0" w:semiHidden="0" w:name="Table List 4"/>
+    <w:lsdException w:unhideWhenUsed="0" w:uiPriority="0" w:semiHidden="0" w:name="Table List 5"/>
+    <w:lsdException w:unhideWhenUsed="0" w:uiPriority="0" w:semiHidden="0" w:name="Table List 6"/>
+    <w:lsdException w:unhideWhenUsed="0" w:uiPriority="0" w:semiHidden="0" w:name="Table List 7"/>
+    <w:lsdException w:unhideWhenUsed="0" w:uiPriority="0" w:semiHidden="0" w:name="Table List 8"/>
+    <w:lsdException w:unhideWhenUsed="0" w:uiPriority="0" w:semiHidden="0" w:name="Table 3D effects 1"/>
+    <w:lsdException w:unhideWhenUsed="0" w:uiPriority="0" w:semiHidden="0" w:name="Table 3D effects 2"/>
+    <w:lsdException w:unhideWhenUsed="0" w:uiPriority="0" w:semiHidden="0" w:name="Table 3D effects 3"/>
+    <w:lsdException w:unhideWhenUsed="0" w:uiPriority="0" w:semiHidden="0" w:name="Table Contemporary"/>
+    <w:lsdException w:unhideWhenUsed="0" w:uiPriority="0" w:semiHidden="0" w:name="Table Elegant"/>
+    <w:lsdException w:unhideWhenUsed="0" w:uiPriority="0" w:semiHidden="0" w:name="Table Professional"/>
+    <w:lsdException w:unhideWhenUsed="0" w:uiPriority="0" w:semiHidden="0" w:name="Table Subtle 1"/>
+    <w:lsdException w:unhideWhenUsed="0" w:uiPriority="0" w:semiHidden="0" w:name="Table Subtle 2"/>
+    <w:lsdException w:unhideWhenUsed="0" w:uiPriority="0" w:semiHidden="0" w:name="Table Web 1"/>
+    <w:lsdException w:unhideWhenUsed="0" w:uiPriority="0" w:semiHidden="0" w:name="Table Web 2"/>
+    <w:lsdException w:unhideWhenUsed="0" w:uiPriority="0" w:semiHidden="0" w:name="Table Web 3"/>
+    <w:lsdException w:unhideWhenUsed="0" w:uiPriority="0" w:semiHidden="0" w:name="Balloon Text"/>
+    <w:lsdException w:qFormat="1" w:unhideWhenUsed="0" w:uiPriority="0" w:semiHidden="0" w:name="Table Grid"/>
+    <w:lsdException w:unhideWhenUsed="0" w:uiPriority="0" w:semiHidden="0" w:name="Table Theme"/>
+    <w:lsdException w:unhideWhenUsed="0" w:uiPriority="60" w:semiHidden="0" w:name="Light Shading"/>
+    <w:lsdException w:unhideWhenUsed="0" w:uiPriority="61" w:semiHidden="0" w:name="Light List"/>
+    <w:lsdException w:unhideWhenUsed="0" w:uiPriority="62" w:semiHidden="0" w:name="Light Grid"/>
+    <w:lsdException w:unhideWhenUsed="0" w:uiPriority="63" w:semiHidden="0" w:name="Medium Shading 1"/>
+    <w:lsdException w:unhideWhenUsed="0" w:uiPriority="64" w:semiHidden="0" w:name="Medium Shading 2"/>
+    <w:lsdException w:unhideWhenUsed="0" w:uiPriority="65" w:semiHidden="0" w:name="Medium List 1"/>
+    <w:lsdException w:unhideWhenUsed="0" w:uiPriority="66" w:semiHidden="0" w:name="Medium List 2"/>
+    <w:lsdException w:unhideWhenUsed="0" w:uiPriority="67" w:semiHidden="0" w:name="Medium Grid 1"/>
+    <w:lsdException w:unhideWhenUsed="0" w:uiPriority="68" w:semiHidden="0" w:name="Medium Grid 2"/>
+    <w:lsdException w:unhideWhenUsed="0" w:uiPriority="69" w:semiHidden="0" w:name="Medium Grid 3"/>
+    <w:lsdException w:unhideWhenUsed="0" w:uiPriority="70" w:semiHidden="0" w:name="Dark List"/>
+    <w:lsdException w:unhideWhenUsed="0" w:uiPriority="71" w:semiHidden="0" w:name="Colorful Shading"/>
+    <w:lsdException w:unhideWhenUsed="0" w:uiPriority="72" w:semiHidden="0" w:name="Colorful List"/>
+    <w:lsdException w:unhideWhenUsed="0" w:uiPriority="73" w:semiHidden="0" w:name="Colorful Grid"/>
+    <w:lsdException w:unhideWhenUsed="0" w:uiPriority="60" w:semiHidden="0" w:name="Light Shading Accent 1"/>
+    <w:lsdException w:unhideWhenUsed="0" w:uiPriority="61" w:semiHidden="0" w:name="Light List Accent 1"/>
+    <w:lsdException w:unhideWhenUsed="0" w:uiPriority="62" w:semiHidden="0" w:name="Light Grid Accent 1"/>
+    <w:lsdException w:unhideWhenUsed="0" w:uiPriority="63" w:semiHidden="0" w:name="Medium Shading 1 Accent 1"/>
+    <w:lsdException w:unhideWhenUsed="0" w:uiPriority="64" w:semiHidden="0" w:name="Medium Shading 2 Accent 1"/>
+    <w:lsdException w:unhideWhenUsed="0" w:uiPriority="65" w:semiHidden="0" w:name="Medium List 1 Accent 1"/>
+    <w:lsdException w:unhideWhenUsed="0" w:uiPriority="66" w:semiHidden="0" w:name="Medium List 2 Accent 1"/>
+    <w:lsdException w:unhideWhenUsed="0" w:uiPriority="67" w:semiHidden="0" w:name="Medium Grid 1 Accent 1"/>
+    <w:lsdException w:unhideWhenUsed="0" w:uiPriority="68" w:semiHidden="0" w:name="Medium Grid 2 Accent 1"/>
+    <w:lsdException w:unhideWhenUsed="0" w:uiPriority="69" w:semiHidden="0" w:name="Medium Grid 3 Accent 1"/>
+    <w:lsdException w:unhideWhenUsed="0" w:uiPriority="70" w:semiHidden="0" w:name="Dark List Accent 1"/>
+    <w:lsdException w:unhideWhenUsed="0" w:uiPriority="71" w:semiHidden="0" w:name="Colorful Shading Accent 1"/>
+    <w:lsdException w:unhideWhenUsed="0" w:uiPriority="72" w:semiHidden="0" w:name="Colorful List Accent 1"/>
+    <w:lsdException w:unhideWhenUsed="0" w:uiPriority="73" w:semiHidden="0" w:name="Colorful Grid Accent 1"/>
+    <w:lsdException w:unhideWhenUsed="0" w:uiPriority="60" w:semiHidden="0" w:name="Light Shading Accent 2"/>
+    <w:lsdException w:unhideWhenUsed="0" w:uiPriority="61" w:semiHidden="0" w:name="Light List Accent 2"/>
+    <w:lsdException w:unhideWhenUsed="0" w:uiPriority="62" w:semiHidden="0" w:name="Light Grid Accent 2"/>
+    <w:lsdException w:unhideWhenUsed="0" w:uiPriority="63" w:semiHidden="0" w:name="Medium Shading 1 Accent 2"/>
+    <w:lsdException w:unhideWhenUsed="0" w:uiPriority="64" w:semiHidden="0" w:name="Medium Shading 2 Accent 2"/>
+    <w:lsdException w:unhideWhenUsed="0" w:uiPriority="65" w:semiHidden="0" w:name="Medium List 1 Accent 2"/>
+    <w:lsdException w:unhideWhenUsed="0" w:uiPriority="66" w:semiHidden="0" w:name="Medium List 2 Accent 2"/>
+    <w:lsdException w:unhideWhenUsed="0" w:uiPriority="67" w:semiHidden="0" w:name="Medium Grid 1 Accent 2"/>
+    <w:lsdException w:unhideWhenUsed="0" w:uiPriority="68" w:semiHidden="0" w:name="Medium Grid 2 Accent 2"/>
+    <w:lsdException w:unhideWhenUsed="0" w:uiPriority="69" w:semiHidden="0" w:name="Medium Grid 3 Accent 2"/>
+    <w:lsdException w:unhideWhenUsed="0" w:uiPriority="70" w:semiHidden="0" w:name="Dark List Accent 2"/>
+    <w:lsdException w:unhideWhenUsed="0" w:uiPriority="71" w:semiHidden="0" w:name="Colorful Shading Accent 2"/>
+    <w:lsdException w:unhideWhenUsed="0" w:uiPriority="72" w:semiHidden="0" w:name="Colorful List Accent 2"/>
+    <w:lsdException w:unhideWhenUsed="0" w:uiPriority="73" w:semiHidden="0" w:name="Colorful Grid Accent 2"/>
+    <w:lsdException w:unhideWhenUsed="0" w:uiPriority="60" w:semiHidden="0" w:name="Light Shading Accent 3"/>
+    <w:lsdException w:unhideWhenUsed="0" w:uiPriority="61" w:semiHidden="0" w:name="Light List Accent 3"/>
+    <w:lsdException w:unhideWhenUsed="0" w:uiPriority="62" w:semiHidden="0" w:name="Light Grid Accent 3"/>
+    <w:lsdException w:unhideWhenUsed="0" w:uiPriority="63" w:semiHidden="0" w:name="Medium Shading 1 Accent 3"/>
+    <w:lsdException w:unhideWhenUsed="0" w:uiPriority="64" w:semiHidden="0" w:name="Medium Shading 2 Accent 3"/>
+    <w:lsdException w:unhideWhenUsed="0" w:uiPriority="65" w:semiHidden="0" w:name="Medium List 1 Accent 3"/>
+    <w:lsdException w:unhideWhenUsed="0" w:uiPriority="66" w:semiHidden="0" w:name="Medium List 2 Accent 3"/>
+    <w:lsdException w:unhideWhenUsed="0" w:uiPriority="67" w:semiHidden="0" w:name="Medium Grid 1 Accent 3"/>
+    <w:lsdException w:unhideWhenUsed="0" w:uiPriority="68" w:semiHidden="0" w:name="Medium Grid 2 Accent 3"/>
+    <w:lsdException w:unhideWhenUsed="0" w:uiPriority="69" w:semiHidden="0" w:name="Medium Grid 3 Accent 3"/>
+    <w:lsdException w:unhideWhenUsed="0" w:uiPriority="70" w:semiHidden="0" w:name="Dark List Accent 3"/>
+    <w:lsdException w:unhideWhenUsed="0" w:uiPriority="71" w:semiHidden="0" w:name="Colorful Shading Accent 3"/>
+    <w:lsdException w:unhideWhenUsed="0" w:uiPriority="72" w:semiHidden="0" w:name="Colorful List Accent 3"/>
+    <w:lsdException w:unhideWhenUsed="0" w:uiPriority="73" w:semiHidden="0" w:name="Colorful Grid Accent 3"/>
+    <w:lsdException w:unhideWhenUsed="0" w:uiPriority="60" w:semiHidden="0" w:name="Light Shading Accent 4"/>
+    <w:lsdException w:unhideWhenUsed="0" w:uiPriority="61" w:semiHidden="0" w:name="Light List Accent 4"/>
+    <w:lsdException w:unhideWhenUsed="0" w:uiPriority="62" w:semiHidden="0" w:name="Light Grid Accent 4"/>
+    <w:lsdException w:unhideWhenUsed="0" w:uiPriority="63" w:semiHidden="0" w:name="Medium Shading 1 Accent 4"/>
+    <w:lsdException w:unhideWhenUsed="0" w:uiPriority="64" w:semiHidden="0" w:name="Medium Shading 2 Accent 4"/>
+    <w:lsdException w:unhideWhenUsed="0" w:uiPriority="65" w:semiHidden="0" w:name="Medium List 1 Accent 4"/>
+    <w:lsdException w:unhideWhenUsed="0" w:uiPriority="66" w:semiHidden="0" w:name="Medium List 2 Accent 4"/>
+    <w:lsdException w:unhideWhenUsed="0" w:uiPriority="67" w:semiHidden="0" w:name="Medium Grid 1 Accent 4"/>
+    <w:lsdException w:unhideWhenUsed="0" w:uiPriority="68" w:semiHidden="0" w:name="Medium Grid 2 Accent 4"/>
+    <w:lsdException w:unhideWhenUsed="0" w:uiPriority="69" w:semiHidden="0" w:name="Medium Grid 3 Accent 4"/>
+    <w:lsdException w:unhideWhenUsed="0" w:uiPriority="70" w:semiHidden="0" w:name="Dark List Accent 4"/>
+    <w:lsdException w:unhideWhenUsed="0" w:uiPriority="71" w:semiHidden="0" w:name="Colorful Shading Accent 4"/>
+    <w:lsdException w:unhideWhenUsed="0" w:uiPriority="72" w:semiHidden="0" w:name="Colorful List Accent 4"/>
+    <w:lsdException w:unhideWhenUsed="0" w:uiPriority="73" w:semiHidden="0" w:name="Colorful Grid Accent 4"/>
+    <w:lsdException w:unhideWhenUsed="0" w:uiPriority="60" w:semiHidden="0" w:name="Light Shading Accent 5"/>
+    <w:lsdException w:unhideWhenUsed="0" w:uiPriority="61" w:semiHidden="0" w:name="Light List Accent 5"/>
+    <w:lsdException w:unhideWhenUsed="0" w:uiPriority="62" w:semiHidden="0" w:name="Light Grid Accent 5"/>
+    <w:lsdException w:unhideWhenUsed="0" w:uiPriority="63" w:semiHidden="0" w:name="Medium Shading 1 Accent 5"/>
+    <w:lsdException w:unhideWhenUsed="0" w:uiPriority="64" w:semiHidden="0" w:name="Medium Shading 2 Accent 5"/>
+    <w:lsdException w:unhideWhenUsed="0" w:uiPriority="65" w:semiHidden="0" w:name="Medium List 1 Accent 5"/>
+    <w:lsdException w:unhideWhenUsed="0" w:uiPriority="66" w:semiHidden="0" w:name="Medium List 2 Accent 5"/>
+    <w:lsdException w:unhideWhenUsed="0" w:uiPriority="67" w:semiHidden="0" w:name="Medium Grid 1 Accent 5"/>
+    <w:lsdException w:unhideWhenUsed="0" w:uiPriority="68" w:semiHidden="0" w:name="Medium Grid 2 Accent 5"/>
+    <w:lsdException w:unhideWhenUsed="0" w:uiPriority="69" w:semiHidden="0" w:name="Medium Grid 3 Accent 5"/>
+    <w:lsdException w:unhideWhenUsed="0" w:uiPriority="70" w:semiHidden="0" w:name="Dark List Accent 5"/>
+    <w:lsdException w:unhideWhenUsed="0" w:uiPriority="71" w:semiHidden="0" w:name="Colorful Shading Accent 5"/>
+    <w:lsdException w:unhideWhenUsed="0" w:uiPriority="72" w:semiHidden="0" w:name="Colorful List Accent 5"/>
+    <w:lsdException w:unhideWhenUsed="0" w:uiPriority="73" w:semiHidden="0" w:name="Colorful Grid Accent 5"/>
+    <w:lsdException w:unhideWhenUsed="0" w:uiPriority="60" w:semiHidden="0" w:name="Light Shading Accent 6"/>
+    <w:lsdException w:unhideWhenUsed="0" w:uiPriority="61" w:semiHidden="0" w:name="Light List Accent 6"/>
+    <w:lsdException w:unhideWhenUsed="0" w:uiPriority="62" w:semiHidden="0" w:name="Light Grid Accent 6"/>
+    <w:lsdException w:unhideWhenUsed="0" w:uiPriority="63" w:semiHidden="0" w:name="Medium Shading 1 Accent 6"/>
+    <w:lsdException w:unhideWhenUsed="0" w:uiPriority="64" w:semiHidden="0" w:name="Medium Shading 2 Accent 6"/>
+    <w:lsdException w:unhideWhenUsed="0" w:uiPriority="65" w:semiHidden="0" w:name="Medium List 1 Accent 6"/>
+    <w:lsdException w:unhideWhenUsed="0" w:uiPriority="66" w:semiHidden="0" w:name="Medium List 2 Accent 6"/>
+    <w:lsdException w:unhideWhenUsed="0" w:uiPriority="67" w:semiHidden="0" w:name="Medium Grid 1 Accent 6"/>
+    <w:lsdException w:unhideWhenUsed="0" w:uiPriority="68" w:semiHidden="0" w:name="Medium Grid 2 Accent 6"/>
+    <w:lsdException w:unhideWhenUsed="0" w:uiPriority="69" w:semiHidden="0" w:name="Medium Grid 3 Accent 6"/>
+    <w:lsdException w:unhideWhenUsed="0" w:uiPriority="70" w:semiHidden="0" w:name="Dark List Accent 6"/>
+    <w:lsdException w:unhideWhenUsed="0" w:uiPriority="71" w:semiHidden="0" w:name="Colorful Shading Accent 6"/>
+    <w:lsdException w:unhideWhenUsed="0" w:uiPriority="72" w:semiHidden="0" w:name="Colorful List Accent 6"/>
+    <w:lsdException w:unhideWhenUsed="0" w:uiPriority="73" w:semiHidden="0" w:name="Colorful Grid Accent 6"/>
   </w:latentStyles>
-  <w:style w:type="paragraph" w:default="1" w:styleId="Normal">
+  <w:style w:type="paragraph" w:default="1" w:styleId="1">
     <w:name w:val="Normal"/>
     <w:qFormat/>
+    <w:uiPriority w:val="0"/>
     <w:pPr>
       <w:kinsoku w:val="0"/>
       <w:autoSpaceDE w:val="0"/>
@@ -6116,7 +6211,7 @@
       <w:textAlignment w:val="baseline"/>
     </w:pPr>
     <w:rPr>
-      <w:rFonts w:ascii="Arial" w:eastAsia="宋体" w:hAnsi="Arial" w:cs="Arial"/>
+      <w:rFonts w:ascii="Arial" w:hAnsi="Arial" w:eastAsia="宋体" w:cs="Arial"/>
       <w:snapToGrid w:val="0"/>
       <w:color w:val="000000"/>
       <w:kern w:val="0"/>
@@ -6125,11 +6220,12 @@
       <w:lang w:val="en-US" w:eastAsia="en-US" w:bidi="ar-SA"/>
     </w:rPr>
   </w:style>
-  <w:style w:type="paragraph" w:styleId="Heading1">
+  <w:style w:type="paragraph" w:styleId="2">
     <w:name w:val="heading 1"/>
-    <w:basedOn w:val="Normal"/>
-    <w:next w:val="Normal"/>
+    <w:basedOn w:val="1"/>
+    <w:next w:val="1"/>
     <w:qFormat/>
+    <w:uiPriority w:val="0"/>
     <w:pPr>
       <w:keepNext/>
       <w:keepLines/>
@@ -6147,12 +6243,13 @@
       <w:sz w:val="44"/>
     </w:rPr>
   </w:style>
-  <w:style w:type="paragraph" w:styleId="Heading2">
+  <w:style w:type="paragraph" w:styleId="3">
     <w:name w:val="heading 2"/>
-    <w:basedOn w:val="Normal"/>
-    <w:next w:val="Normal"/>
+    <w:basedOn w:val="1"/>
+    <w:next w:val="1"/>
     <w:unhideWhenUsed/>
     <w:qFormat/>
+    <w:uiPriority w:val="0"/>
     <w:pPr>
       <w:keepNext/>
       <w:keepLines/>
@@ -6165,18 +6262,19 @@
       <w:outlineLvl w:val="1"/>
     </w:pPr>
     <w:rPr>
-      <w:rFonts w:ascii="Arial" w:eastAsia="黑体" w:hAnsi="Arial"/>
+      <w:rFonts w:ascii="Arial" w:hAnsi="Arial" w:eastAsia="黑体"/>
       <w:b/>
       <w:sz w:val="32"/>
     </w:rPr>
   </w:style>
-  <w:style w:type="paragraph" w:styleId="Heading3">
+  <w:style w:type="paragraph" w:styleId="4">
     <w:name w:val="heading 3"/>
-    <w:basedOn w:val="Normal"/>
-    <w:next w:val="Normal"/>
+    <w:basedOn w:val="1"/>
+    <w:next w:val="1"/>
     <w:semiHidden/>
     <w:unhideWhenUsed/>
     <w:qFormat/>
+    <w:uiPriority w:val="0"/>
     <w:pPr>
       <w:keepNext/>
       <w:keepLines/>
@@ -6193,12 +6291,13 @@
       <w:sz w:val="32"/>
     </w:rPr>
   </w:style>
-  <w:style w:type="paragraph" w:styleId="Heading4">
+  <w:style w:type="paragraph" w:styleId="5">
     <w:name w:val="heading 4"/>
-    <w:basedOn w:val="Normal"/>
-    <w:next w:val="Normal"/>
+    <w:basedOn w:val="1"/>
+    <w:next w:val="1"/>
     <w:unhideWhenUsed/>
     <w:qFormat/>
+    <w:uiPriority w:val="0"/>
     <w:pPr>
       <w:keepNext/>
       <w:keepLines/>
@@ -6211,18 +6310,19 @@
       <w:outlineLvl w:val="3"/>
     </w:pPr>
     <w:rPr>
-      <w:rFonts w:ascii="Arial" w:eastAsia="黑体" w:hAnsi="Arial"/>
+      <w:rFonts w:ascii="Arial" w:hAnsi="Arial" w:eastAsia="黑体"/>
       <w:b/>
       <w:sz w:val="28"/>
     </w:rPr>
   </w:style>
-  <w:style w:type="paragraph" w:styleId="Heading5">
+  <w:style w:type="paragraph" w:styleId="6">
     <w:name w:val="heading 5"/>
-    <w:basedOn w:val="Normal"/>
-    <w:next w:val="Normal"/>
+    <w:basedOn w:val="1"/>
+    <w:next w:val="1"/>
     <w:semiHidden/>
     <w:unhideWhenUsed/>
     <w:qFormat/>
+    <w:uiPriority w:val="0"/>
     <w:pPr>
       <w:keepNext/>
       <w:keepLines/>
@@ -6239,13 +6339,14 @@
       <w:sz w:val="28"/>
     </w:rPr>
   </w:style>
-  <w:style w:type="paragraph" w:styleId="Heading6">
+  <w:style w:type="paragraph" w:styleId="7">
     <w:name w:val="heading 6"/>
-    <w:basedOn w:val="Normal"/>
-    <w:next w:val="Normal"/>
+    <w:basedOn w:val="1"/>
+    <w:next w:val="1"/>
     <w:semiHidden/>
     <w:unhideWhenUsed/>
     <w:qFormat/>
+    <w:uiPriority w:val="0"/>
     <w:pPr>
       <w:keepNext/>
       <w:keepLines/>
@@ -6258,18 +6359,19 @@
       <w:outlineLvl w:val="5"/>
     </w:pPr>
     <w:rPr>
-      <w:rFonts w:ascii="Arial" w:eastAsia="黑体" w:hAnsi="Arial"/>
+      <w:rFonts w:ascii="Arial" w:hAnsi="Arial" w:eastAsia="黑体"/>
       <w:b/>
       <w:sz w:val="24"/>
     </w:rPr>
   </w:style>
-  <w:style w:type="paragraph" w:styleId="Heading7">
+  <w:style w:type="paragraph" w:styleId="8">
     <w:name w:val="heading 7"/>
-    <w:basedOn w:val="Normal"/>
-    <w:next w:val="Normal"/>
+    <w:basedOn w:val="1"/>
+    <w:next w:val="1"/>
     <w:semiHidden/>
     <w:unhideWhenUsed/>
     <w:qFormat/>
+    <w:uiPriority w:val="0"/>
     <w:pPr>
       <w:keepNext/>
       <w:keepLines/>
@@ -6286,13 +6388,14 @@
       <w:sz w:val="24"/>
     </w:rPr>
   </w:style>
-  <w:style w:type="paragraph" w:styleId="Heading8">
+  <w:style w:type="paragraph" w:styleId="9">
     <w:name w:val="heading 8"/>
-    <w:basedOn w:val="Normal"/>
-    <w:next w:val="Normal"/>
+    <w:basedOn w:val="1"/>
+    <w:next w:val="1"/>
     <w:semiHidden/>
     <w:unhideWhenUsed/>
     <w:qFormat/>
+    <w:uiPriority w:val="0"/>
     <w:pPr>
       <w:keepNext/>
       <w:keepLines/>
@@ -6305,17 +6408,18 @@
       <w:outlineLvl w:val="7"/>
     </w:pPr>
     <w:rPr>
-      <w:rFonts w:ascii="Arial" w:eastAsia="黑体" w:hAnsi="Arial"/>
+      <w:rFonts w:ascii="Arial" w:hAnsi="Arial" w:eastAsia="黑体"/>
       <w:sz w:val="24"/>
     </w:rPr>
   </w:style>
-  <w:style w:type="paragraph" w:styleId="Heading9">
+  <w:style w:type="paragraph" w:styleId="10">
     <w:name w:val="heading 9"/>
-    <w:basedOn w:val="Normal"/>
-    <w:next w:val="Normal"/>
+    <w:basedOn w:val="1"/>
+    <w:next w:val="1"/>
     <w:semiHidden/>
     <w:unhideWhenUsed/>
     <w:qFormat/>
+    <w:uiPriority w:val="0"/>
     <w:pPr>
       <w:keepNext/>
       <w:keepLines/>
@@ -6328,19 +6432,21 @@
       <w:outlineLvl w:val="8"/>
     </w:pPr>
     <w:rPr>
-      <w:rFonts w:ascii="Arial" w:eastAsia="黑体" w:hAnsi="Arial"/>
+      <w:rFonts w:ascii="Arial" w:hAnsi="Arial" w:eastAsia="黑体"/>
       <w:sz w:val="21"/>
     </w:rPr>
   </w:style>
-  <w:style w:type="character" w:default="1" w:styleId="DefaultParagraphFont">
+  <w:style w:type="character" w:default="1" w:styleId="22">
     <w:name w:val="Default Paragraph Font"/>
     <w:semiHidden/>
     <w:qFormat/>
+    <w:uiPriority w:val="0"/>
   </w:style>
-  <w:style w:type="table" w:default="1" w:styleId="TableNormal">
+  <w:style w:type="table" w:default="1" w:styleId="20">
     <w:name w:val="Normal Table"/>
     <w:semiHidden/>
     <w:qFormat/>
+    <w:uiPriority w:val="0"/>
     <w:tblPr>
       <w:tblCellMar>
         <w:top w:w="0" w:type="dxa"/>
@@ -6350,39 +6456,43 @@
       </w:tblCellMar>
     </w:tblPr>
   </w:style>
-  <w:style w:type="paragraph" w:styleId="CommentText">
+  <w:style w:type="paragraph" w:styleId="11">
     <w:name w:val="annotation text"/>
-    <w:basedOn w:val="Normal"/>
+    <w:basedOn w:val="1"/>
     <w:qFormat/>
+    <w:uiPriority w:val="0"/>
     <w:pPr>
       <w:jc w:val="left"/>
     </w:pPr>
   </w:style>
-  <w:style w:type="paragraph" w:styleId="BodyText">
+  <w:style w:type="paragraph" w:styleId="12">
     <w:name w:val="Body Text"/>
-    <w:basedOn w:val="Normal"/>
+    <w:basedOn w:val="1"/>
     <w:semiHidden/>
     <w:qFormat/>
+    <w:uiPriority w:val="0"/>
     <w:rPr>
-      <w:rFonts w:ascii="Arial" w:eastAsia="Arial" w:hAnsi="Arial" w:cs="Arial"/>
+      <w:rFonts w:ascii="Arial" w:hAnsi="Arial" w:eastAsia="Arial" w:cs="Arial"/>
       <w:sz w:val="21"/>
       <w:szCs w:val="21"/>
       <w:lang w:val="en-US" w:eastAsia="en-US" w:bidi="ar-SA"/>
     </w:rPr>
   </w:style>
-  <w:style w:type="paragraph" w:styleId="TOC3">
+  <w:style w:type="paragraph" w:styleId="13">
     <w:name w:val="toc 3"/>
-    <w:basedOn w:val="Normal"/>
-    <w:next w:val="Normal"/>
+    <w:basedOn w:val="1"/>
+    <w:next w:val="1"/>
     <w:qFormat/>
+    <w:uiPriority w:val="0"/>
     <w:pPr>
       <w:ind w:left="840" w:leftChars="400"/>
     </w:pPr>
   </w:style>
-  <w:style w:type="paragraph" w:styleId="Footer">
+  <w:style w:type="paragraph" w:styleId="14">
     <w:name w:val="footer"/>
-    <w:basedOn w:val="Normal"/>
+    <w:basedOn w:val="1"/>
     <w:qFormat/>
+    <w:uiPriority w:val="0"/>
     <w:pPr>
       <w:tabs>
         <w:tab w:val="center" w:pos="4153"/>
@@ -6395,16 +6505,17 @@
       <w:sz w:val="18"/>
     </w:rPr>
   </w:style>
-  <w:style w:type="paragraph" w:styleId="Header">
+  <w:style w:type="paragraph" w:styleId="15">
     <w:name w:val="header"/>
-    <w:basedOn w:val="Normal"/>
+    <w:basedOn w:val="1"/>
     <w:qFormat/>
+    <w:uiPriority w:val="0"/>
     <w:pPr>
       <w:pBdr>
-        <w:top w:val="nil"/>
-        <w:left w:val="nil"/>
-        <w:bottom w:val="nil"/>
-        <w:right w:val="nil"/>
+        <w:top w:val="none" w:color="auto" w:sz="0" w:space="0"/>
+        <w:left w:val="none" w:color="auto" w:sz="0" w:space="0"/>
+        <w:bottom w:val="none" w:color="auto" w:sz="0" w:space="0"/>
+        <w:right w:val="none" w:color="auto" w:sz="0" w:space="0"/>
       </w:pBdr>
       <w:tabs>
         <w:tab w:val="center" w:pos="4153"/>
@@ -6419,37 +6530,41 @@
       <w:sz w:val="18"/>
     </w:rPr>
   </w:style>
-  <w:style w:type="paragraph" w:styleId="TOC1">
+  <w:style w:type="paragraph" w:styleId="16">
     <w:name w:val="toc 1"/>
-    <w:basedOn w:val="Normal"/>
-    <w:next w:val="Normal"/>
+    <w:basedOn w:val="1"/>
+    <w:next w:val="1"/>
     <w:qFormat/>
+    <w:uiPriority w:val="0"/>
     <w:rPr>
-      <w:rFonts w:ascii="Arial" w:eastAsia="Microsoft JhengHei" w:hAnsi="Arial"/>
+      <w:rFonts w:ascii="Arial" w:hAnsi="Arial" w:eastAsia="Microsoft JhengHei"/>
       <w:sz w:val="24"/>
     </w:rPr>
   </w:style>
-  <w:style w:type="paragraph" w:styleId="TOC2">
+  <w:style w:type="paragraph" w:styleId="17">
     <w:name w:val="toc 2"/>
-    <w:basedOn w:val="Normal"/>
-    <w:next w:val="Normal"/>
+    <w:basedOn w:val="1"/>
+    <w:next w:val="1"/>
     <w:qFormat/>
+    <w:uiPriority w:val="0"/>
     <w:pPr>
       <w:ind w:left="420" w:leftChars="200"/>
     </w:pPr>
   </w:style>
-  <w:style w:type="paragraph" w:styleId="NormalWeb">
+  <w:style w:type="paragraph" w:styleId="18">
     <w:name w:val="Normal (Web)"/>
-    <w:basedOn w:val="Normal"/>
+    <w:basedOn w:val="1"/>
     <w:qFormat/>
+    <w:uiPriority w:val="0"/>
     <w:rPr>
       <w:sz w:val="24"/>
     </w:rPr>
   </w:style>
-  <w:style w:type="paragraph" w:styleId="Title">
+  <w:style w:type="paragraph" w:styleId="19">
     <w:name w:val="Title"/>
-    <w:basedOn w:val="Normal"/>
+    <w:basedOn w:val="1"/>
     <w:qFormat/>
+    <w:uiPriority w:val="0"/>
     <w:pPr>
       <w:spacing w:before="240" w:beforeLines="0" w:beforeAutospacing="0" w:after="60" w:afterLines="0" w:afterAutospacing="0"/>
       <w:jc w:val="center"/>
@@ -6461,68 +6576,73 @@
       <w:sz w:val="32"/>
     </w:rPr>
   </w:style>
-  <w:style w:type="table" w:styleId="TableGrid">
+  <w:style w:type="table" w:styleId="21">
     <w:name w:val="Table Grid"/>
-    <w:basedOn w:val="TableNormal"/>
+    <w:basedOn w:val="20"/>
     <w:qFormat/>
+    <w:uiPriority w:val="0"/>
     <w:pPr>
       <w:widowControl w:val="0"/>
       <w:jc w:val="both"/>
     </w:pPr>
     <w:tblPr>
       <w:tblBorders>
-        <w:top w:val="single" w:sz="4" w:space="0" w:color="auto"/>
-        <w:left w:val="single" w:sz="4" w:space="0" w:color="auto"/>
-        <w:bottom w:val="single" w:sz="4" w:space="0" w:color="auto"/>
-        <w:right w:val="single" w:sz="4" w:space="0" w:color="auto"/>
-        <w:insideH w:val="single" w:sz="4" w:space="0" w:color="auto"/>
-        <w:insideV w:val="single" w:sz="4" w:space="0" w:color="auto"/>
+        <w:top w:val="single" w:color="auto" w:sz="4" w:space="0"/>
+        <w:left w:val="single" w:color="auto" w:sz="4" w:space="0"/>
+        <w:bottom w:val="single" w:color="auto" w:sz="4" w:space="0"/>
+        <w:right w:val="single" w:color="auto" w:sz="4" w:space="0"/>
+        <w:insideH w:val="single" w:color="auto" w:sz="4" w:space="0"/>
+        <w:insideV w:val="single" w:color="auto" w:sz="4" w:space="0"/>
       </w:tblBorders>
     </w:tblPr>
   </w:style>
-  <w:style w:type="character" w:styleId="Strong">
+  <w:style w:type="character" w:styleId="23">
     <w:name w:val="Strong"/>
-    <w:basedOn w:val="DefaultParagraphFont"/>
+    <w:basedOn w:val="22"/>
     <w:qFormat/>
+    <w:uiPriority w:val="0"/>
     <w:rPr>
       <w:b/>
     </w:rPr>
   </w:style>
-  <w:style w:type="paragraph" w:customStyle="1" w:styleId="a">
+  <w:style w:type="paragraph" w:customStyle="1" w:styleId="24">
     <w:name w:val="柴_公司名"/>
-    <w:basedOn w:val="Title"/>
+    <w:basedOn w:val="19"/>
     <w:qFormat/>
+    <w:uiPriority w:val="0"/>
     <w:pPr>
       <w:spacing w:after="600" w:afterLines="600"/>
     </w:pPr>
     <w:rPr>
-      <w:rFonts w:ascii="宋体" w:eastAsia="宋体" w:hAnsi="宋体" w:cs="宋体" w:hint="eastAsia"/>
+      <w:rFonts w:hint="eastAsia" w:ascii="宋体" w:hAnsi="宋体" w:eastAsia="宋体" w:cs="宋体"/>
       <w:bCs/>
       <w:spacing w:val="-6"/>
       <w:sz w:val="52"/>
       <w:szCs w:val="52"/>
     </w:rPr>
   </w:style>
-  <w:style w:type="paragraph" w:customStyle="1" w:styleId="a0">
+  <w:style w:type="paragraph" w:customStyle="1" w:styleId="25">
     <w:name w:val="柴_文档名"/>
-    <w:basedOn w:val="Title"/>
+    <w:basedOn w:val="19"/>
     <w:qFormat/>
+    <w:uiPriority w:val="0"/>
     <w:pPr>
       <w:spacing w:after="900" w:afterLines="900"/>
     </w:pPr>
     <w:rPr>
-      <w:rFonts w:ascii="黑体" w:eastAsia="黑体" w:hAnsi="黑体" w:cs="黑体"/>
+      <w:rFonts w:ascii="黑体" w:hAnsi="黑体" w:eastAsia="黑体" w:cs="黑体"/>
       <w:bCs/>
       <w:spacing w:val="-7"/>
       <w:sz w:val="52"/>
       <w:szCs w:val="52"/>
     </w:rPr>
   </w:style>
-  <w:style w:type="table" w:customStyle="1" w:styleId="TableNormal0">
+  <w:style w:type="table" w:customStyle="1" w:styleId="26">
     <w:name w:val="Table Normal_0"/>
     <w:semiHidden/>
     <w:unhideWhenUsed/>
     <w:qFormat/>
+    <w:uiPriority w:val="0"/>
     <w:tblPr>
       <w:tblCellMar>
         <w:top w:w="0" w:type="dxa"/>
@@ -6532,81 +6652,87 @@
       </w:tblCellMar>
     </w:tblPr>
   </w:style>
-  <w:style w:type="paragraph" w:customStyle="1" w:styleId="TableText">
+  <w:style w:type="paragraph" w:customStyle="1" w:styleId="27">
     <w:name w:val="Table Text"/>
-    <w:basedOn w:val="Normal"/>
+    <w:basedOn w:val="1"/>
     <w:semiHidden/>
     <w:qFormat/>
+    <w:uiPriority w:val="0"/>
     <w:rPr>
-      <w:rFonts w:ascii="宋体" w:eastAsia="宋体" w:hAnsi="宋体" w:cs="宋体"/>
+      <w:rFonts w:ascii="宋体" w:hAnsi="宋体" w:eastAsia="宋体" w:cs="宋体"/>
       <w:sz w:val="21"/>
       <w:szCs w:val="21"/>
       <w:lang w:val="en-US" w:eastAsia="en-US" w:bidi="ar-SA"/>
     </w:rPr>
   </w:style>
-  <w:style w:type="paragraph" w:customStyle="1" w:styleId="1">
+  <w:style w:type="paragraph" w:customStyle="1" w:styleId="28">
     <w:name w:val="柴_标题1"/>
-    <w:basedOn w:val="Heading1"/>
-    <w:next w:val="a1"/>
-    <w:link w:val="1Char"/>
+    <w:basedOn w:val="2"/>
+    <w:next w:val="29"/>
+    <w:link w:val="38"/>
     <w:qFormat/>
+    <w:uiPriority w:val="0"/>
     <w:pPr>
       <w:spacing w:before="100" w:after="90" w:line="360" w:lineRule="auto"/>
     </w:pPr>
     <w:rPr>
-      <w:rFonts w:ascii="Arial" w:eastAsia="宋体" w:hAnsi="Arial"/>
+      <w:rFonts w:ascii="Arial" w:hAnsi="Arial" w:eastAsia="宋体"/>
       <w:sz w:val="32"/>
     </w:rPr>
   </w:style>
-  <w:style w:type="paragraph" w:customStyle="1" w:styleId="a1">
+  <w:style w:type="paragraph" w:customStyle="1" w:styleId="29">
     <w:name w:val="柴_正文"/>
-    <w:basedOn w:val="BodyText"/>
-    <w:link w:val="Char"/>
+    <w:basedOn w:val="12"/>
+    <w:link w:val="41"/>
     <w:qFormat/>
+    <w:uiPriority w:val="0"/>
     <w:pPr>
       <w:spacing w:line="360" w:lineRule="auto"/>
       <w:ind w:firstLine="470" w:firstLineChars="200"/>
     </w:pPr>
     <w:rPr>
-      <w:rFonts w:ascii="Arial" w:eastAsia="宋体" w:hAnsi="Arial"/>
+      <w:rFonts w:ascii="Arial" w:hAnsi="Arial" w:eastAsia="宋体"/>
       <w:sz w:val="24"/>
       <w:lang w:eastAsia="zh-CN"/>
     </w:rPr>
   </w:style>
-  <w:style w:type="paragraph" w:customStyle="1" w:styleId="2">
+  <w:style w:type="paragraph" w:customStyle="1" w:styleId="30">
     <w:name w:val="柴_标题2"/>
-    <w:basedOn w:val="Heading2"/>
-    <w:next w:val="a1"/>
+    <w:basedOn w:val="3"/>
+    <w:next w:val="29"/>
     <w:qFormat/>
+    <w:uiPriority w:val="0"/>
     <w:pPr>
       <w:spacing w:line="360" w:lineRule="auto"/>
     </w:pPr>
     <w:rPr>
-      <w:rFonts w:ascii="Arial" w:eastAsia="宋体" w:hAnsi="Arial"/>
+      <w:rFonts w:ascii="Arial" w:hAnsi="Arial" w:eastAsia="宋体"/>
       <w:sz w:val="28"/>
     </w:rPr>
   </w:style>
-  <w:style w:type="paragraph" w:customStyle="1" w:styleId="3">
+  <w:style w:type="paragraph" w:customStyle="1" w:styleId="31">
     <w:name w:val="柴_标题3"/>
-    <w:basedOn w:val="Heading3"/>
-    <w:next w:val="a1"/>
+    <w:basedOn w:val="4"/>
+    <w:next w:val="29"/>
     <w:qFormat/>
+    <w:uiPriority w:val="0"/>
     <w:pPr>
       <w:spacing w:line="360" w:lineRule="auto"/>
       <w:ind w:left="0" w:firstLine="472" w:firstLineChars="200"/>
     </w:pPr>
     <w:rPr>
-      <w:rFonts w:ascii="宋体" w:eastAsia="宋体" w:hAnsi="宋体" w:cs="宋体"/>
+      <w:rFonts w:ascii="宋体" w:hAnsi="宋体" w:eastAsia="宋体" w:cs="宋体"/>
       <w:spacing w:val="-2"/>
       <w:sz w:val="24"/>
       <w:szCs w:val="24"/>
     </w:rPr>
   </w:style>
-  <w:style w:type="paragraph" w:customStyle="1" w:styleId="a2">
+  <w:style w:type="paragraph" w:customStyle="1" w:styleId="32">
     <w:name w:val="柴_目录"/>
-    <w:basedOn w:val="Normal"/>
-    <w:next w:val="BodyText"/>
+    <w:basedOn w:val="1"/>
+    <w:next w:val="12"/>
     <w:qFormat/>
+    <w:uiPriority w:val="0"/>
     <w:pPr>
       <w:tabs>
         <w:tab w:val="right" w:leader="dot" w:pos="8442"/>
@@ -6614,59 +6740,64 @@
       <w:ind w:left="0" w:leftChars="0"/>
     </w:pPr>
     <w:rPr>
-      <w:rFonts w:ascii="Arial" w:eastAsia="Microsoft JhengHei" w:hAnsi="Arial"/>
+      <w:rFonts w:ascii="Arial" w:hAnsi="Arial" w:eastAsia="Microsoft JhengHei"/>
       <w:sz w:val="24"/>
     </w:rPr>
   </w:style>
-  <w:style w:type="paragraph" w:customStyle="1" w:styleId="WPSOffice1">
+  <w:style w:type="paragraph" w:customStyle="1" w:styleId="33">
     <w:name w:val="WPSOffice手动目录 1"/>
     <w:qFormat/>
+    <w:uiPriority w:val="0"/>
     <w:pPr>
       <w:ind w:leftChars="0"/>
     </w:pPr>
     <w:rPr>
-      <w:rFonts w:ascii="Times New Roman" w:eastAsia="宋体" w:hAnsi="Times New Roman" w:cs="Times New Roman"/>
+      <w:rFonts w:ascii="Times New Roman" w:hAnsi="Times New Roman" w:eastAsia="宋体" w:cs="Times New Roman"/>
       <w:sz w:val="20"/>
       <w:szCs w:val="20"/>
     </w:rPr>
   </w:style>
-  <w:style w:type="paragraph" w:customStyle="1" w:styleId="WPSOffice2">
+  <w:style w:type="paragraph" w:customStyle="1" w:styleId="34">
     <w:name w:val="WPSOffice手动目录 2"/>
     <w:qFormat/>
+    <w:uiPriority w:val="0"/>
     <w:pPr>
       <w:ind w:leftChars="200"/>
     </w:pPr>
     <w:rPr>
-      <w:rFonts w:ascii="Times New Roman" w:eastAsia="宋体" w:hAnsi="Times New Roman" w:cs="Times New Roman"/>
+      <w:rFonts w:ascii="Times New Roman" w:hAnsi="Times New Roman" w:eastAsia="宋体" w:cs="Times New Roman"/>
       <w:sz w:val="20"/>
       <w:szCs w:val="20"/>
     </w:rPr>
   </w:style>
-  <w:style w:type="paragraph" w:customStyle="1" w:styleId="WPSOffice3">
+  <w:style w:type="paragraph" w:customStyle="1" w:styleId="35">
     <w:name w:val="WPSOffice手动目录 3"/>
     <w:qFormat/>
+    <w:uiPriority w:val="0"/>
     <w:pPr>
       <w:ind w:leftChars="400"/>
     </w:pPr>
     <w:rPr>
-      <w:rFonts w:ascii="Times New Roman" w:eastAsia="宋体" w:hAnsi="Times New Roman" w:cs="Times New Roman"/>
+      <w:rFonts w:ascii="Times New Roman" w:hAnsi="Times New Roman" w:eastAsia="宋体" w:cs="Times New Roman"/>
       <w:sz w:val="20"/>
       <w:szCs w:val="20"/>
     </w:rPr>
   </w:style>
-  <w:style w:type="paragraph" w:customStyle="1" w:styleId="Compact">
+  <w:style w:type="paragraph" w:customStyle="1" w:styleId="36">
     <w:name w:val="Compact"/>
-    <w:basedOn w:val="BodyText"/>
+    <w:basedOn w:val="12"/>
     <w:qFormat/>
+    <w:uiPriority w:val="0"/>
     <w:pPr>
       <w:spacing w:before="36" w:after="36"/>
     </w:pPr>
   </w:style>
-  <w:style w:type="table" w:customStyle="1" w:styleId="Table">
+  <w:style w:type="table" w:customStyle="1" w:styleId="37">
     <w:name w:val="Table"/>
     <w:semiHidden/>
     <w:unhideWhenUsed/>
     <w:qFormat/>
+    <w:uiPriority w:val="0"/>
     <w:tblPr>
       <w:tblCellMar>
         <w:top w:w="0" w:type="dxa"/>
@@ -6678,25 +6809,27 @@
     <w:tblStylePr w:type="firstRow">
       <w:tcPr>
         <w:tcBorders>
-          <w:bottom w:val="single" w:sz="0" w:space="0" w:color="auto"/>
+          <w:bottom w:val="single" w:color="auto" w:sz="0" w:space="0"/>
         </w:tcBorders>
         <w:vAlign w:val="bottom"/>
       </w:tcPr>
     </w:tblStylePr>
   </w:style>
-  <w:style w:type="character" w:customStyle="1" w:styleId="1Char">
+  <w:style w:type="character" w:customStyle="1" w:styleId="38">
     <w:name w:val="柴_标题1 Char"/>
-    <w:link w:val="1"/>
+    <w:link w:val="28"/>
     <w:qFormat/>
+    <w:uiPriority w:val="0"/>
     <w:rPr>
-      <w:rFonts w:ascii="Arial" w:eastAsia="宋体" w:hAnsi="Arial"/>
+      <w:rFonts w:ascii="Arial" w:hAnsi="Arial" w:eastAsia="宋体"/>
       <w:sz w:val="32"/>
     </w:rPr>
   </w:style>
-  <w:style w:type="paragraph" w:customStyle="1" w:styleId="a3">
+  <w:style w:type="paragraph" w:customStyle="1" w:styleId="39">
     <w:name w:val="柴_正文_无缩进"/>
-    <w:basedOn w:val="Normal"/>
+    <w:basedOn w:val="1"/>
     <w:qFormat/>
+    <w:uiPriority w:val="0"/>
     <w:pPr>
       <w:ind w:firstLine="0" w:firstLineChars="0"/>
     </w:pPr>
@@ -6706,29 +6839,31 @@
       <w:lang w:eastAsia="zh-CN"/>
     </w:rPr>
   </w:style>
-  <w:style w:type="paragraph" w:customStyle="1" w:styleId="4">
+  <w:style w:type="paragraph" w:customStyle="1" w:styleId="40">
     <w:name w:val="柴_标题4"/>
-    <w:basedOn w:val="Heading4"/>
-    <w:next w:val="Normal"/>
+    <w:basedOn w:val="5"/>
+    <w:next w:val="1"/>
     <w:qFormat/>
+    <w:uiPriority w:val="0"/>
     <w:pPr>
       <w:widowControl w:val="0"/>
       <w:spacing w:before="160" w:line="360" w:lineRule="auto"/>
-      <w:ind w:left="981" w:hanging="862" w:leftChars="300"/>
+      <w:ind w:left="981" w:leftChars="300" w:hanging="862"/>
     </w:pPr>
     <w:rPr>
-      <w:rFonts w:ascii="Calibri" w:eastAsia="宋体" w:hAnsi="Calibri" w:cs="宋体" w:hint="eastAsia"/>
+      <w:rFonts w:hint="eastAsia" w:ascii="Calibri" w:hAnsi="Calibri" w:eastAsia="宋体" w:cs="宋体"/>
       <w:sz w:val="24"/>
       <w:szCs w:val="24"/>
       <w:lang w:eastAsia="zh-CN" w:bidi="zh-CN"/>
     </w:rPr>
   </w:style>
-  <w:style w:type="character" w:customStyle="1" w:styleId="Char">
+  <w:style w:type="character" w:customStyle="1" w:styleId="41">
     <w:name w:val="柴_正文 Char"/>
-    <w:link w:val="a1"/>
+    <w:link w:val="29"/>
     <w:qFormat/>
+    <w:uiPriority w:val="0"/>
     <w:rPr>
-      <w:rFonts w:ascii="Arial" w:eastAsia="宋体" w:hAnsi="Arial"/>
+      <w:rFonts w:ascii="Arial" w:hAnsi="Arial" w:eastAsia="宋体"/>
       <w:sz w:val="24"/>
       <w:lang w:eastAsia="zh-CN"/>
     </w:rPr>
